--- a/docx/ru/BUFRCREX_TableB_ru_00.docx
+++ b/docx/ru/BUFRCREX_TableB_ru_00.docx
@@ -876,7 +876,7 @@
                 <w:b w:val="0"/>
                 <w:sz w:val="16"/>
               </w:rPr>
-              <w:t>(см. примечание 1)</w:t>
+              <w:t>Note 98: Эталонные таблицы описаны в примечании 2 к разделу 1 правил BUFR (см. «Спецификации содержания октетов»).</w:t>
             </w:r>
           </w:p>
         </w:tc>
@@ -1199,7 +1199,7 @@
                 <w:b w:val="0"/>
                 <w:sz w:val="16"/>
               </w:rPr>
-              <w:t>(см. примечание 2)</w:t>
+              <w:t>Note 33: Кодовые цифры 11-19: Период измерения течения (дрейфовый метод).</w:t>
             </w:r>
           </w:p>
         </w:tc>
@@ -1361,7 +1361,7 @@
                 <w:b w:val="0"/>
                 <w:sz w:val="16"/>
               </w:rPr>
-              <w:t>(см. примечание 3)</w:t>
+              <w:t>Note 40: Для использования кодовой цифры 15 см. правило 12.1.4.</w:t>
             </w:r>
           </w:p>
         </w:tc>
@@ -1523,7 +1523,7 @@
                 <w:b w:val="0"/>
                 <w:sz w:val="16"/>
               </w:rPr>
-              <w:t>(см. примечание 4)</w:t>
+              <w:t>Note 76: Эти величины относятся к хорошо сформированному ветровому волнению в открытом море. В то время как предпочтение следует отдавать описательным терминам, значения этих высот могут использоваться наблюдателем как руководство при передаче состояния поверхности моря, которое возникает в результате различных факторов, таких, как ветер, зыбь, течения, угол между направлением ветра и зыби и т. д.</w:t>
             </w:r>
           </w:p>
         </w:tc>

--- a/docx/ru/BUFRCREX_TableB_ru_00.docx
+++ b/docx/ru/BUFRCREX_TableB_ru_00.docx
@@ -8,19 +8,33 @@
       </w:pPr>
       <w:r>
         <w:rPr>
-          <w:rFonts w:ascii="Arial" w:hAnsi="Arial"/>
+          <w:rFonts w:ascii="Verdana" w:hAnsi="Verdana"/>
           <w:b/>
           <w:sz w:val="22"/>
         </w:rPr>
-        <w:t>BUFR/CREX Table B — Class 00: Элементы таблицы кодов BUFR/CREX</w:t>
+        <w:t>Класс 00: Элементы таблицы кодов BUFR/CREX</w:t>
       </w:r>
     </w:p>
     <w:tbl>
       <w:tblPr>
         <w:tblStyle w:val="TableGrid"/>
         <w:tblW w:type="auto" w:w="0"/>
-        <w:jc w:val="center"/>
+        <w:jc w:val="left"/>
         <w:tblLook w:firstColumn="1" w:firstRow="1" w:lastColumn="0" w:lastRow="0" w:noHBand="0" w:noVBand="1" w:val="04A0"/>
+        <w:tblBorders>
+          <w:top w:val="single" w:sz="4" w:space="0" w:color="595959"/>
+          <w:left w:val="single" w:sz="4" w:space="0" w:color="595959"/>
+          <w:bottom w:val="single" w:sz="4" w:space="0" w:color="595959"/>
+          <w:right w:val="single" w:sz="4" w:space="0" w:color="595959"/>
+          <w:insideH w:val="single" w:sz="4" w:space="0" w:color="595959"/>
+          <w:insideV w:val="single" w:sz="4" w:space="0" w:color="595959"/>
+        </w:tblBorders>
+        <w:tblCellMar>
+          <w:top w:w="85" w:type="dxa"/>
+          <w:left w:w="85" w:type="dxa"/>
+          <w:bottom w:w="85" w:type="dxa"/>
+          <w:right w:w="85" w:type="dxa"/>
+        </w:tblCellMar>
       </w:tblPr>
       <w:tblGrid>
         <w:gridCol w:w="1514"/>
@@ -35,20 +49,20 @@
         <w:gridCol w:w="1514"/>
       </w:tblGrid>
       <w:tr>
+        <w:trPr>
+          <w:tblHeader/>
+        </w:trPr>
         <w:tc>
           <w:tcPr>
             <w:tcW w:type="dxa" w:w="1514"/>
-            <w:shd w:val="clear" w:color="auto" w:fill="D9E2F3"/>
+            <w:shd w:val="clear" w:color="auto" w:fill="D9D9D9"/>
           </w:tcPr>
           <w:p>
-            <w:pPr>
-              <w:jc w:val="center"/>
-            </w:pPr>
             <w:r/>
             <w:r>
               <w:rPr>
-                <w:rFonts w:ascii="Arial" w:hAnsi="Arial"/>
-                <w:b/>
+                <w:rFonts w:ascii="Verdana" w:hAnsi="Verdana"/>
+                <w:b w:val="0"/>
                 <w:sz w:val="16"/>
               </w:rPr>
               <w:t>FXY</w:t>
@@ -58,185 +72,161 @@
         <w:tc>
           <w:tcPr>
             <w:tcW w:type="dxa" w:w="1514"/>
-            <w:shd w:val="clear" w:color="auto" w:fill="D9E2F3"/>
+            <w:shd w:val="clear" w:color="auto" w:fill="D9D9D9"/>
           </w:tcPr>
           <w:p>
-            <w:pPr>
-              <w:jc w:val="center"/>
-            </w:pPr>
             <w:r/>
             <w:r>
               <w:rPr>
-                <w:rFonts w:ascii="Arial" w:hAnsi="Arial"/>
-                <w:b/>
+                <w:rFonts w:ascii="Verdana" w:hAnsi="Verdana"/>
+                <w:b w:val="0"/>
                 <w:sz w:val="16"/>
               </w:rPr>
-              <w:t>ElementName</w:t>
+              <w:t>НАЗВАНИЕ ЭЛЕМЕНТА</w:t>
             </w:r>
           </w:p>
         </w:tc>
         <w:tc>
           <w:tcPr>
             <w:tcW w:type="dxa" w:w="1514"/>
-            <w:shd w:val="clear" w:color="auto" w:fill="D9E2F3"/>
+            <w:shd w:val="clear" w:color="auto" w:fill="D9D9D9"/>
           </w:tcPr>
           <w:p>
-            <w:pPr>
-              <w:jc w:val="center"/>
-            </w:pPr>
             <w:r/>
             <w:r>
               <w:rPr>
-                <w:rFonts w:ascii="Arial" w:hAnsi="Arial"/>
-                <w:b/>
+                <w:rFonts w:ascii="Verdana" w:hAnsi="Verdana"/>
+                <w:b w:val="0"/>
                 <w:sz w:val="16"/>
               </w:rPr>
-              <w:t>BUFR Unit</w:t>
+              <w:t>ЕД. ИЗМ. BUFR</w:t>
             </w:r>
           </w:p>
         </w:tc>
         <w:tc>
           <w:tcPr>
             <w:tcW w:type="dxa" w:w="1514"/>
-            <w:shd w:val="clear" w:color="auto" w:fill="D9E2F3"/>
+            <w:shd w:val="clear" w:color="auto" w:fill="D9D9D9"/>
           </w:tcPr>
           <w:p>
-            <w:pPr>
-              <w:jc w:val="center"/>
-            </w:pPr>
             <w:r/>
             <w:r>
               <w:rPr>
-                <w:rFonts w:ascii="Arial" w:hAnsi="Arial"/>
-                <w:b/>
+                <w:rFonts w:ascii="Verdana" w:hAnsi="Verdana"/>
+                <w:b w:val="0"/>
                 <w:sz w:val="16"/>
               </w:rPr>
-              <w:t>Scale</w:t>
+              <w:t>МАСШТАБ</w:t>
             </w:r>
           </w:p>
         </w:tc>
         <w:tc>
           <w:tcPr>
             <w:tcW w:type="dxa" w:w="1514"/>
-            <w:shd w:val="clear" w:color="auto" w:fill="D9E2F3"/>
+            <w:shd w:val="clear" w:color="auto" w:fill="D9D9D9"/>
           </w:tcPr>
           <w:p>
-            <w:pPr>
-              <w:jc w:val="center"/>
-            </w:pPr>
             <w:r/>
             <w:r>
               <w:rPr>
-                <w:rFonts w:ascii="Arial" w:hAnsi="Arial"/>
-                <w:b/>
+                <w:rFonts w:ascii="Verdana" w:hAnsi="Verdana"/>
+                <w:b w:val="0"/>
                 <w:sz w:val="16"/>
               </w:rPr>
-              <w:t>Ref Value</w:t>
+              <w:t>НАЧ. ОТСЧ.</w:t>
             </w:r>
           </w:p>
         </w:tc>
         <w:tc>
           <w:tcPr>
             <w:tcW w:type="dxa" w:w="1514"/>
-            <w:shd w:val="clear" w:color="auto" w:fill="D9E2F3"/>
+            <w:shd w:val="clear" w:color="auto" w:fill="D9D9D9"/>
           </w:tcPr>
           <w:p>
-            <w:pPr>
-              <w:jc w:val="center"/>
-            </w:pPr>
             <w:r/>
             <w:r>
               <w:rPr>
-                <w:rFonts w:ascii="Arial" w:hAnsi="Arial"/>
-                <w:b/>
+                <w:rFonts w:ascii="Verdana" w:hAnsi="Verdana"/>
+                <w:b w:val="0"/>
                 <w:sz w:val="16"/>
               </w:rPr>
-              <w:t>Bits</w:t>
+              <w:t>БИТЫ</w:t>
             </w:r>
           </w:p>
         </w:tc>
         <w:tc>
           <w:tcPr>
             <w:tcW w:type="dxa" w:w="1514"/>
-            <w:shd w:val="clear" w:color="auto" w:fill="D9E2F3"/>
+            <w:shd w:val="clear" w:color="auto" w:fill="D9D9D9"/>
           </w:tcPr>
           <w:p>
-            <w:pPr>
-              <w:jc w:val="center"/>
-            </w:pPr>
             <w:r/>
             <w:r>
               <w:rPr>
-                <w:rFonts w:ascii="Arial" w:hAnsi="Arial"/>
-                <w:b/>
+                <w:rFonts w:ascii="Verdana" w:hAnsi="Verdana"/>
+                <w:b w:val="0"/>
                 <w:sz w:val="16"/>
               </w:rPr>
-              <w:t>CREX Unit</w:t>
+              <w:t>ЕД. ИЗМ. CREX</w:t>
             </w:r>
           </w:p>
         </w:tc>
         <w:tc>
           <w:tcPr>
             <w:tcW w:type="dxa" w:w="1514"/>
-            <w:shd w:val="clear" w:color="auto" w:fill="D9E2F3"/>
+            <w:shd w:val="clear" w:color="auto" w:fill="D9D9D9"/>
           </w:tcPr>
           <w:p>
-            <w:pPr>
-              <w:jc w:val="center"/>
-            </w:pPr>
             <w:r/>
             <w:r>
               <w:rPr>
-                <w:rFonts w:ascii="Arial" w:hAnsi="Arial"/>
-                <w:b/>
+                <w:rFonts w:ascii="Verdana" w:hAnsi="Verdana"/>
+                <w:b w:val="0"/>
                 <w:sz w:val="16"/>
               </w:rPr>
-              <w:t>Scale</w:t>
+              <w:t>МАСШТАБ</w:t>
             </w:r>
           </w:p>
         </w:tc>
         <w:tc>
           <w:tcPr>
             <w:tcW w:type="dxa" w:w="1514"/>
-            <w:shd w:val="clear" w:color="auto" w:fill="D9E2F3"/>
+            <w:shd w:val="clear" w:color="auto" w:fill="D9D9D9"/>
           </w:tcPr>
           <w:p>
-            <w:pPr>
-              <w:jc w:val="center"/>
-            </w:pPr>
             <w:r/>
             <w:r>
               <w:rPr>
-                <w:rFonts w:ascii="Arial" w:hAnsi="Arial"/>
-                <w:b/>
+                <w:rFonts w:ascii="Verdana" w:hAnsi="Verdana"/>
+                <w:b w:val="0"/>
                 <w:sz w:val="16"/>
               </w:rPr>
-              <w:t>Chars</w:t>
+              <w:t>СИМВ.</w:t>
             </w:r>
           </w:p>
         </w:tc>
         <w:tc>
           <w:tcPr>
             <w:tcW w:type="dxa" w:w="1514"/>
-            <w:shd w:val="clear" w:color="auto" w:fill="D9E2F3"/>
+            <w:shd w:val="clear" w:color="auto" w:fill="D9D9D9"/>
           </w:tcPr>
           <w:p>
-            <w:pPr>
-              <w:jc w:val="center"/>
-            </w:pPr>
             <w:r/>
             <w:r>
               <w:rPr>
-                <w:rFonts w:ascii="Arial" w:hAnsi="Arial"/>
-                <w:b/>
+                <w:rFonts w:ascii="Verdana" w:hAnsi="Verdana"/>
+                <w:b w:val="0"/>
                 <w:sz w:val="16"/>
               </w:rPr>
-              <w:t>Note</w:t>
+              <w:t>ПРИМЕЧАНИЕ</w:t>
             </w:r>
           </w:p>
         </w:tc>
       </w:tr>
       <w:tr>
+        <w:trPr>
+          <w:cantSplit/>
+        </w:trPr>
         <w:tc>
           <w:tcPr>
             <w:tcW w:type="dxa" w:w="1514"/>
@@ -245,7 +235,7 @@
             <w:r/>
             <w:r>
               <w:rPr>
-                <w:rFonts w:ascii="Arial" w:hAnsi="Arial"/>
+                <w:rFonts w:ascii="Verdana" w:hAnsi="Verdana"/>
                 <w:b w:val="0"/>
                 <w:sz w:val="16"/>
               </w:rPr>
@@ -261,7 +251,7 @@
             <w:r/>
             <w:r>
               <w:rPr>
-                <w:rFonts w:ascii="Arial" w:hAnsi="Arial"/>
+                <w:rFonts w:ascii="Verdana" w:hAnsi="Verdana"/>
                 <w:b w:val="0"/>
                 <w:sz w:val="16"/>
               </w:rPr>
@@ -277,7 +267,7 @@
             <w:r/>
             <w:r>
               <w:rPr>
-                <w:rFonts w:ascii="Arial" w:hAnsi="Arial"/>
+                <w:rFonts w:ascii="Verdana" w:hAnsi="Verdana"/>
                 <w:b w:val="0"/>
                 <w:sz w:val="16"/>
               </w:rPr>
@@ -293,7 +283,7 @@
             <w:r/>
             <w:r>
               <w:rPr>
-                <w:rFonts w:ascii="Arial" w:hAnsi="Arial"/>
+                <w:rFonts w:ascii="Verdana" w:hAnsi="Verdana"/>
                 <w:b w:val="0"/>
                 <w:sz w:val="16"/>
               </w:rPr>
@@ -309,7 +299,7 @@
             <w:r/>
             <w:r>
               <w:rPr>
-                <w:rFonts w:ascii="Arial" w:hAnsi="Arial"/>
+                <w:rFonts w:ascii="Verdana" w:hAnsi="Verdana"/>
                 <w:b w:val="0"/>
                 <w:sz w:val="16"/>
               </w:rPr>
@@ -325,7 +315,7 @@
             <w:r/>
             <w:r>
               <w:rPr>
-                <w:rFonts w:ascii="Arial" w:hAnsi="Arial"/>
+                <w:rFonts w:ascii="Verdana" w:hAnsi="Verdana"/>
                 <w:b w:val="0"/>
                 <w:sz w:val="16"/>
               </w:rPr>
@@ -341,7 +331,7 @@
             <w:r/>
             <w:r>
               <w:rPr>
-                <w:rFonts w:ascii="Arial" w:hAnsi="Arial"/>
+                <w:rFonts w:ascii="Verdana" w:hAnsi="Verdana"/>
                 <w:b w:val="0"/>
                 <w:sz w:val="16"/>
               </w:rPr>
@@ -357,7 +347,7 @@
             <w:r/>
             <w:r>
               <w:rPr>
-                <w:rFonts w:ascii="Arial" w:hAnsi="Arial"/>
+                <w:rFonts w:ascii="Verdana" w:hAnsi="Verdana"/>
                 <w:b w:val="0"/>
                 <w:sz w:val="16"/>
               </w:rPr>
@@ -373,7 +363,7 @@
             <w:r/>
             <w:r>
               <w:rPr>
-                <w:rFonts w:ascii="Arial" w:hAnsi="Arial"/>
+                <w:rFonts w:ascii="Verdana" w:hAnsi="Verdana"/>
                 <w:b w:val="0"/>
                 <w:sz w:val="16"/>
               </w:rPr>
@@ -389,7 +379,7 @@
             <w:r/>
             <w:r>
               <w:rPr>
-                <w:rFonts w:ascii="Arial" w:hAnsi="Arial"/>
+                <w:rFonts w:ascii="Verdana" w:hAnsi="Verdana"/>
                 <w:b w:val="0"/>
                 <w:sz w:val="16"/>
               </w:rPr>
@@ -398,6 +388,9 @@
         </w:tc>
       </w:tr>
       <w:tr>
+        <w:trPr>
+          <w:cantSplit/>
+        </w:trPr>
         <w:tc>
           <w:tcPr>
             <w:tcW w:type="dxa" w:w="1514"/>
@@ -406,7 +399,7 @@
             <w:r/>
             <w:r>
               <w:rPr>
-                <w:rFonts w:ascii="Arial" w:hAnsi="Arial"/>
+                <w:rFonts w:ascii="Verdana" w:hAnsi="Verdana"/>
                 <w:b w:val="0"/>
                 <w:sz w:val="16"/>
               </w:rPr>
@@ -422,7 +415,7 @@
             <w:r/>
             <w:r>
               <w:rPr>
-                <w:rFonts w:ascii="Arial" w:hAnsi="Arial"/>
+                <w:rFonts w:ascii="Verdana" w:hAnsi="Verdana"/>
                 <w:b w:val="0"/>
                 <w:sz w:val="16"/>
               </w:rPr>
@@ -438,7 +431,7 @@
             <w:r/>
             <w:r>
               <w:rPr>
-                <w:rFonts w:ascii="Arial" w:hAnsi="Arial"/>
+                <w:rFonts w:ascii="Verdana" w:hAnsi="Verdana"/>
                 <w:b w:val="0"/>
                 <w:sz w:val="16"/>
               </w:rPr>
@@ -454,7 +447,7 @@
             <w:r/>
             <w:r>
               <w:rPr>
-                <w:rFonts w:ascii="Arial" w:hAnsi="Arial"/>
+                <w:rFonts w:ascii="Verdana" w:hAnsi="Verdana"/>
                 <w:b w:val="0"/>
                 <w:sz w:val="16"/>
               </w:rPr>
@@ -470,7 +463,7 @@
             <w:r/>
             <w:r>
               <w:rPr>
-                <w:rFonts w:ascii="Arial" w:hAnsi="Arial"/>
+                <w:rFonts w:ascii="Verdana" w:hAnsi="Verdana"/>
                 <w:b w:val="0"/>
                 <w:sz w:val="16"/>
               </w:rPr>
@@ -486,7 +479,7 @@
             <w:r/>
             <w:r>
               <w:rPr>
-                <w:rFonts w:ascii="Arial" w:hAnsi="Arial"/>
+                <w:rFonts w:ascii="Verdana" w:hAnsi="Verdana"/>
                 <w:b w:val="0"/>
                 <w:sz w:val="16"/>
               </w:rPr>
@@ -502,7 +495,7 @@
             <w:r/>
             <w:r>
               <w:rPr>
-                <w:rFonts w:ascii="Arial" w:hAnsi="Arial"/>
+                <w:rFonts w:ascii="Verdana" w:hAnsi="Verdana"/>
                 <w:b w:val="0"/>
                 <w:sz w:val="16"/>
               </w:rPr>
@@ -518,7 +511,7 @@
             <w:r/>
             <w:r>
               <w:rPr>
-                <w:rFonts w:ascii="Arial" w:hAnsi="Arial"/>
+                <w:rFonts w:ascii="Verdana" w:hAnsi="Verdana"/>
                 <w:b w:val="0"/>
                 <w:sz w:val="16"/>
               </w:rPr>
@@ -534,7 +527,7 @@
             <w:r/>
             <w:r>
               <w:rPr>
-                <w:rFonts w:ascii="Arial" w:hAnsi="Arial"/>
+                <w:rFonts w:ascii="Verdana" w:hAnsi="Verdana"/>
                 <w:b w:val="0"/>
                 <w:sz w:val="16"/>
               </w:rPr>
@@ -550,7 +543,7 @@
             <w:r/>
             <w:r>
               <w:rPr>
-                <w:rFonts w:ascii="Arial" w:hAnsi="Arial"/>
+                <w:rFonts w:ascii="Verdana" w:hAnsi="Verdana"/>
                 <w:b w:val="0"/>
                 <w:sz w:val="16"/>
               </w:rPr>
@@ -559,6 +552,9 @@
         </w:tc>
       </w:tr>
       <w:tr>
+        <w:trPr>
+          <w:cantSplit/>
+        </w:trPr>
         <w:tc>
           <w:tcPr>
             <w:tcW w:type="dxa" w:w="1514"/>
@@ -567,7 +563,7 @@
             <w:r/>
             <w:r>
               <w:rPr>
-                <w:rFonts w:ascii="Arial" w:hAnsi="Arial"/>
+                <w:rFonts w:ascii="Verdana" w:hAnsi="Verdana"/>
                 <w:b w:val="0"/>
                 <w:sz w:val="16"/>
               </w:rPr>
@@ -583,7 +579,7 @@
             <w:r/>
             <w:r>
               <w:rPr>
-                <w:rFonts w:ascii="Arial" w:hAnsi="Arial"/>
+                <w:rFonts w:ascii="Verdana" w:hAnsi="Verdana"/>
                 <w:b w:val="0"/>
                 <w:sz w:val="16"/>
               </w:rPr>
@@ -599,7 +595,7 @@
             <w:r/>
             <w:r>
               <w:rPr>
-                <w:rFonts w:ascii="Arial" w:hAnsi="Arial"/>
+                <w:rFonts w:ascii="Verdana" w:hAnsi="Verdana"/>
                 <w:b w:val="0"/>
                 <w:sz w:val="16"/>
               </w:rPr>
@@ -615,7 +611,7 @@
             <w:r/>
             <w:r>
               <w:rPr>
-                <w:rFonts w:ascii="Arial" w:hAnsi="Arial"/>
+                <w:rFonts w:ascii="Verdana" w:hAnsi="Verdana"/>
                 <w:b w:val="0"/>
                 <w:sz w:val="16"/>
               </w:rPr>
@@ -631,7 +627,7 @@
             <w:r/>
             <w:r>
               <w:rPr>
-                <w:rFonts w:ascii="Arial" w:hAnsi="Arial"/>
+                <w:rFonts w:ascii="Verdana" w:hAnsi="Verdana"/>
                 <w:b w:val="0"/>
                 <w:sz w:val="16"/>
               </w:rPr>
@@ -647,7 +643,7 @@
             <w:r/>
             <w:r>
               <w:rPr>
-                <w:rFonts w:ascii="Arial" w:hAnsi="Arial"/>
+                <w:rFonts w:ascii="Verdana" w:hAnsi="Verdana"/>
                 <w:b w:val="0"/>
                 <w:sz w:val="16"/>
               </w:rPr>
@@ -663,7 +659,7 @@
             <w:r/>
             <w:r>
               <w:rPr>
-                <w:rFonts w:ascii="Arial" w:hAnsi="Arial"/>
+                <w:rFonts w:ascii="Verdana" w:hAnsi="Verdana"/>
                 <w:b w:val="0"/>
                 <w:sz w:val="16"/>
               </w:rPr>
@@ -679,7 +675,7 @@
             <w:r/>
             <w:r>
               <w:rPr>
-                <w:rFonts w:ascii="Arial" w:hAnsi="Arial"/>
+                <w:rFonts w:ascii="Verdana" w:hAnsi="Verdana"/>
                 <w:b w:val="0"/>
                 <w:sz w:val="16"/>
               </w:rPr>
@@ -695,7 +691,7 @@
             <w:r/>
             <w:r>
               <w:rPr>
-                <w:rFonts w:ascii="Arial" w:hAnsi="Arial"/>
+                <w:rFonts w:ascii="Verdana" w:hAnsi="Verdana"/>
                 <w:b w:val="0"/>
                 <w:sz w:val="16"/>
               </w:rPr>
@@ -711,7 +707,7 @@
             <w:r/>
             <w:r>
               <w:rPr>
-                <w:rFonts w:ascii="Arial" w:hAnsi="Arial"/>
+                <w:rFonts w:ascii="Verdana" w:hAnsi="Verdana"/>
                 <w:b w:val="0"/>
                 <w:sz w:val="16"/>
               </w:rPr>
@@ -720,6 +716,9 @@
         </w:tc>
       </w:tr>
       <w:tr>
+        <w:trPr>
+          <w:cantSplit/>
+        </w:trPr>
         <w:tc>
           <w:tcPr>
             <w:tcW w:type="dxa" w:w="1514"/>
@@ -728,7 +727,7 @@
             <w:r/>
             <w:r>
               <w:rPr>
-                <w:rFonts w:ascii="Arial" w:hAnsi="Arial"/>
+                <w:rFonts w:ascii="Verdana" w:hAnsi="Verdana"/>
                 <w:b w:val="0"/>
                 <w:sz w:val="16"/>
               </w:rPr>
@@ -744,7 +743,7 @@
             <w:r/>
             <w:r>
               <w:rPr>
-                <w:rFonts w:ascii="Arial" w:hAnsi="Arial"/>
+                <w:rFonts w:ascii="Verdana" w:hAnsi="Verdana"/>
                 <w:b w:val="0"/>
                 <w:sz w:val="16"/>
               </w:rPr>
@@ -760,7 +759,7 @@
             <w:r/>
             <w:r>
               <w:rPr>
-                <w:rFonts w:ascii="Arial" w:hAnsi="Arial"/>
+                <w:rFonts w:ascii="Verdana" w:hAnsi="Verdana"/>
                 <w:b w:val="0"/>
                 <w:sz w:val="16"/>
               </w:rPr>
@@ -776,7 +775,7 @@
             <w:r/>
             <w:r>
               <w:rPr>
-                <w:rFonts w:ascii="Arial" w:hAnsi="Arial"/>
+                <w:rFonts w:ascii="Verdana" w:hAnsi="Verdana"/>
                 <w:b w:val="0"/>
                 <w:sz w:val="16"/>
               </w:rPr>
@@ -792,7 +791,7 @@
             <w:r/>
             <w:r>
               <w:rPr>
-                <w:rFonts w:ascii="Arial" w:hAnsi="Arial"/>
+                <w:rFonts w:ascii="Verdana" w:hAnsi="Verdana"/>
                 <w:b w:val="0"/>
                 <w:sz w:val="16"/>
               </w:rPr>
@@ -808,7 +807,7 @@
             <w:r/>
             <w:r>
               <w:rPr>
-                <w:rFonts w:ascii="Arial" w:hAnsi="Arial"/>
+                <w:rFonts w:ascii="Verdana" w:hAnsi="Verdana"/>
                 <w:b w:val="0"/>
                 <w:sz w:val="16"/>
               </w:rPr>
@@ -824,7 +823,7 @@
             <w:r/>
             <w:r>
               <w:rPr>
-                <w:rFonts w:ascii="Arial" w:hAnsi="Arial"/>
+                <w:rFonts w:ascii="Verdana" w:hAnsi="Verdana"/>
                 <w:b w:val="0"/>
                 <w:sz w:val="16"/>
               </w:rPr>
@@ -840,7 +839,7 @@
             <w:r/>
             <w:r>
               <w:rPr>
-                <w:rFonts w:ascii="Arial" w:hAnsi="Arial"/>
+                <w:rFonts w:ascii="Verdana" w:hAnsi="Verdana"/>
                 <w:b w:val="0"/>
                 <w:sz w:val="16"/>
               </w:rPr>
@@ -856,7 +855,7 @@
             <w:r/>
             <w:r>
               <w:rPr>
-                <w:rFonts w:ascii="Arial" w:hAnsi="Arial"/>
+                <w:rFonts w:ascii="Verdana" w:hAnsi="Verdana"/>
                 <w:b w:val="0"/>
                 <w:sz w:val="16"/>
               </w:rPr>
@@ -872,7 +871,7 @@
             <w:r/>
             <w:r>
               <w:rPr>
-                <w:rFonts w:ascii="Arial" w:hAnsi="Arial"/>
+                <w:rFonts w:ascii="Verdana" w:hAnsi="Verdana"/>
                 <w:b w:val="0"/>
                 <w:sz w:val="16"/>
               </w:rPr>
@@ -882,6 +881,9 @@
         </w:tc>
       </w:tr>
       <w:tr>
+        <w:trPr>
+          <w:cantSplit/>
+        </w:trPr>
         <w:tc>
           <w:tcPr>
             <w:tcW w:type="dxa" w:w="1514"/>
@@ -890,7 +892,7 @@
             <w:r/>
             <w:r>
               <w:rPr>
-                <w:rFonts w:ascii="Arial" w:hAnsi="Arial"/>
+                <w:rFonts w:ascii="Verdana" w:hAnsi="Verdana"/>
                 <w:b w:val="0"/>
                 <w:sz w:val="16"/>
               </w:rPr>
@@ -906,7 +908,7 @@
             <w:r/>
             <w:r>
               <w:rPr>
-                <w:rFonts w:ascii="Arial" w:hAnsi="Arial"/>
+                <w:rFonts w:ascii="Verdana" w:hAnsi="Verdana"/>
                 <w:b w:val="0"/>
                 <w:sz w:val="16"/>
               </w:rPr>
@@ -922,7 +924,7 @@
             <w:r/>
             <w:r>
               <w:rPr>
-                <w:rFonts w:ascii="Arial" w:hAnsi="Arial"/>
+                <w:rFonts w:ascii="Verdana" w:hAnsi="Verdana"/>
                 <w:b w:val="0"/>
                 <w:sz w:val="16"/>
               </w:rPr>
@@ -938,7 +940,7 @@
             <w:r/>
             <w:r>
               <w:rPr>
-                <w:rFonts w:ascii="Arial" w:hAnsi="Arial"/>
+                <w:rFonts w:ascii="Verdana" w:hAnsi="Verdana"/>
                 <w:b w:val="0"/>
                 <w:sz w:val="16"/>
               </w:rPr>
@@ -954,7 +956,7 @@
             <w:r/>
             <w:r>
               <w:rPr>
-                <w:rFonts w:ascii="Arial" w:hAnsi="Arial"/>
+                <w:rFonts w:ascii="Verdana" w:hAnsi="Verdana"/>
                 <w:b w:val="0"/>
                 <w:sz w:val="16"/>
               </w:rPr>
@@ -970,7 +972,7 @@
             <w:r/>
             <w:r>
               <w:rPr>
-                <w:rFonts w:ascii="Arial" w:hAnsi="Arial"/>
+                <w:rFonts w:ascii="Verdana" w:hAnsi="Verdana"/>
                 <w:b w:val="0"/>
                 <w:sz w:val="16"/>
               </w:rPr>
@@ -986,7 +988,7 @@
             <w:r/>
             <w:r>
               <w:rPr>
-                <w:rFonts w:ascii="Arial" w:hAnsi="Arial"/>
+                <w:rFonts w:ascii="Verdana" w:hAnsi="Verdana"/>
                 <w:b w:val="0"/>
                 <w:sz w:val="16"/>
               </w:rPr>
@@ -1002,7 +1004,7 @@
             <w:r/>
             <w:r>
               <w:rPr>
-                <w:rFonts w:ascii="Arial" w:hAnsi="Arial"/>
+                <w:rFonts w:ascii="Verdana" w:hAnsi="Verdana"/>
                 <w:b w:val="0"/>
                 <w:sz w:val="16"/>
               </w:rPr>
@@ -1018,7 +1020,7 @@
             <w:r/>
             <w:r>
               <w:rPr>
-                <w:rFonts w:ascii="Arial" w:hAnsi="Arial"/>
+                <w:rFonts w:ascii="Verdana" w:hAnsi="Verdana"/>
                 <w:b w:val="0"/>
                 <w:sz w:val="16"/>
               </w:rPr>
@@ -1034,7 +1036,7 @@
             <w:r/>
             <w:r>
               <w:rPr>
-                <w:rFonts w:ascii="Arial" w:hAnsi="Arial"/>
+                <w:rFonts w:ascii="Verdana" w:hAnsi="Verdana"/>
                 <w:b w:val="0"/>
                 <w:sz w:val="16"/>
               </w:rPr>
@@ -1043,6 +1045,9 @@
         </w:tc>
       </w:tr>
       <w:tr>
+        <w:trPr>
+          <w:cantSplit/>
+        </w:trPr>
         <w:tc>
           <w:tcPr>
             <w:tcW w:type="dxa" w:w="1514"/>
@@ -1051,7 +1056,7 @@
             <w:r/>
             <w:r>
               <w:rPr>
-                <w:rFonts w:ascii="Arial" w:hAnsi="Arial"/>
+                <w:rFonts w:ascii="Verdana" w:hAnsi="Verdana"/>
                 <w:b w:val="0"/>
                 <w:sz w:val="16"/>
               </w:rPr>
@@ -1067,7 +1072,7 @@
             <w:r/>
             <w:r>
               <w:rPr>
-                <w:rFonts w:ascii="Arial" w:hAnsi="Arial"/>
+                <w:rFonts w:ascii="Verdana" w:hAnsi="Verdana"/>
                 <w:b w:val="0"/>
                 <w:sz w:val="16"/>
               </w:rPr>
@@ -1083,7 +1088,7 @@
             <w:r/>
             <w:r>
               <w:rPr>
-                <w:rFonts w:ascii="Arial" w:hAnsi="Arial"/>
+                <w:rFonts w:ascii="Verdana" w:hAnsi="Verdana"/>
                 <w:b w:val="0"/>
                 <w:sz w:val="16"/>
               </w:rPr>
@@ -1099,7 +1104,7 @@
             <w:r/>
             <w:r>
               <w:rPr>
-                <w:rFonts w:ascii="Arial" w:hAnsi="Arial"/>
+                <w:rFonts w:ascii="Verdana" w:hAnsi="Verdana"/>
                 <w:b w:val="0"/>
                 <w:sz w:val="16"/>
               </w:rPr>
@@ -1115,7 +1120,7 @@
             <w:r/>
             <w:r>
               <w:rPr>
-                <w:rFonts w:ascii="Arial" w:hAnsi="Arial"/>
+                <w:rFonts w:ascii="Verdana" w:hAnsi="Verdana"/>
                 <w:b w:val="0"/>
                 <w:sz w:val="16"/>
               </w:rPr>
@@ -1131,7 +1136,7 @@
             <w:r/>
             <w:r>
               <w:rPr>
-                <w:rFonts w:ascii="Arial" w:hAnsi="Arial"/>
+                <w:rFonts w:ascii="Verdana" w:hAnsi="Verdana"/>
                 <w:b w:val="0"/>
                 <w:sz w:val="16"/>
               </w:rPr>
@@ -1147,7 +1152,7 @@
             <w:r/>
             <w:r>
               <w:rPr>
-                <w:rFonts w:ascii="Arial" w:hAnsi="Arial"/>
+                <w:rFonts w:ascii="Verdana" w:hAnsi="Verdana"/>
                 <w:b w:val="0"/>
                 <w:sz w:val="16"/>
               </w:rPr>
@@ -1163,7 +1168,7 @@
             <w:r/>
             <w:r>
               <w:rPr>
-                <w:rFonts w:ascii="Arial" w:hAnsi="Arial"/>
+                <w:rFonts w:ascii="Verdana" w:hAnsi="Verdana"/>
                 <w:b w:val="0"/>
                 <w:sz w:val="16"/>
               </w:rPr>
@@ -1179,7 +1184,7 @@
             <w:r/>
             <w:r>
               <w:rPr>
-                <w:rFonts w:ascii="Arial" w:hAnsi="Arial"/>
+                <w:rFonts w:ascii="Verdana" w:hAnsi="Verdana"/>
                 <w:b w:val="0"/>
                 <w:sz w:val="16"/>
               </w:rPr>
@@ -1195,16 +1200,19 @@
             <w:r/>
             <w:r>
               <w:rPr>
-                <w:rFonts w:ascii="Arial" w:hAnsi="Arial"/>
+                <w:rFonts w:ascii="Verdana" w:hAnsi="Verdana"/>
                 <w:b w:val="0"/>
                 <w:sz w:val="16"/>
               </w:rPr>
-              <w:t>Note 33: Кодовые цифры 11-19: Период измерения течения (дрейфовый метод).</w:t>
+              <w:t>Note 33: Лучше использовать различные дескрипторы класса 00 для определения и определенных элементов, таким же образом, как различные дескрипторы соответствуют давлению, рассматриваемому как координата, и давлению, измеренному в определенной точке. В противном случае будут необходимы специальные правила для интерпретации такого сообщения. Позиции 0 00 010 — 0 00 012 определяют F, X и Y для таблиц B и D; позиция 0 00 030 — дескриптор, используемый в качестве данных, и дает значения F, X и Y, определяющие последовательность для позиций таблицы D.</w:t>
             </w:r>
           </w:p>
         </w:tc>
       </w:tr>
       <w:tr>
+        <w:trPr>
+          <w:cantSplit/>
+        </w:trPr>
         <w:tc>
           <w:tcPr>
             <w:tcW w:type="dxa" w:w="1514"/>
@@ -1213,7 +1221,7 @@
             <w:r/>
             <w:r>
               <w:rPr>
-                <w:rFonts w:ascii="Arial" w:hAnsi="Arial"/>
+                <w:rFonts w:ascii="Verdana" w:hAnsi="Verdana"/>
                 <w:b w:val="0"/>
                 <w:sz w:val="16"/>
               </w:rPr>
@@ -1229,7 +1237,7 @@
             <w:r/>
             <w:r>
               <w:rPr>
-                <w:rFonts w:ascii="Arial" w:hAnsi="Arial"/>
+                <w:rFonts w:ascii="Verdana" w:hAnsi="Verdana"/>
                 <w:b w:val="0"/>
                 <w:sz w:val="16"/>
               </w:rPr>
@@ -1245,7 +1253,7 @@
             <w:r/>
             <w:r>
               <w:rPr>
-                <w:rFonts w:ascii="Arial" w:hAnsi="Arial"/>
+                <w:rFonts w:ascii="Verdana" w:hAnsi="Verdana"/>
                 <w:b w:val="0"/>
                 <w:sz w:val="16"/>
               </w:rPr>
@@ -1261,7 +1269,7 @@
             <w:r/>
             <w:r>
               <w:rPr>
-                <w:rFonts w:ascii="Arial" w:hAnsi="Arial"/>
+                <w:rFonts w:ascii="Verdana" w:hAnsi="Verdana"/>
                 <w:b w:val="0"/>
                 <w:sz w:val="16"/>
               </w:rPr>
@@ -1277,7 +1285,7 @@
             <w:r/>
             <w:r>
               <w:rPr>
-                <w:rFonts w:ascii="Arial" w:hAnsi="Arial"/>
+                <w:rFonts w:ascii="Verdana" w:hAnsi="Verdana"/>
                 <w:b w:val="0"/>
                 <w:sz w:val="16"/>
               </w:rPr>
@@ -1293,7 +1301,7 @@
             <w:r/>
             <w:r>
               <w:rPr>
-                <w:rFonts w:ascii="Arial" w:hAnsi="Arial"/>
+                <w:rFonts w:ascii="Verdana" w:hAnsi="Verdana"/>
                 <w:b w:val="0"/>
                 <w:sz w:val="16"/>
               </w:rPr>
@@ -1309,7 +1317,7 @@
             <w:r/>
             <w:r>
               <w:rPr>
-                <w:rFonts w:ascii="Arial" w:hAnsi="Arial"/>
+                <w:rFonts w:ascii="Verdana" w:hAnsi="Verdana"/>
                 <w:b w:val="0"/>
                 <w:sz w:val="16"/>
               </w:rPr>
@@ -1325,7 +1333,7 @@
             <w:r/>
             <w:r>
               <w:rPr>
-                <w:rFonts w:ascii="Arial" w:hAnsi="Arial"/>
+                <w:rFonts w:ascii="Verdana" w:hAnsi="Verdana"/>
                 <w:b w:val="0"/>
                 <w:sz w:val="16"/>
               </w:rPr>
@@ -1341,7 +1349,7 @@
             <w:r/>
             <w:r>
               <w:rPr>
-                <w:rFonts w:ascii="Arial" w:hAnsi="Arial"/>
+                <w:rFonts w:ascii="Verdana" w:hAnsi="Verdana"/>
                 <w:b w:val="0"/>
                 <w:sz w:val="16"/>
               </w:rPr>
@@ -1357,16 +1365,19 @@
             <w:r/>
             <w:r>
               <w:rPr>
-                <w:rFonts w:ascii="Arial" w:hAnsi="Arial"/>
+                <w:rFonts w:ascii="Verdana" w:hAnsi="Verdana"/>
                 <w:b w:val="0"/>
                 <w:sz w:val="16"/>
               </w:rPr>
-              <w:t>Note 40: Для использования кодовой цифры 15 см. правило 12.1.4.</w:t>
+              <w:t>Note 40: Уровни собственной вертикальной координаты модели, не находящиеся у поверхности, преобразуются в координату давления. Это делает уровни намного более понятными для интерпретации человеком и проще для использования общими демонстрационными приложениями. Эти уровни могут точно соответственно собственным уровням модели или могут быть интерполированы между уровнями модели и уровнями давления, выбранными центром-производителем.</w:t>
             </w:r>
           </w:p>
         </w:tc>
       </w:tr>
       <w:tr>
+        <w:trPr>
+          <w:cantSplit/>
+        </w:trPr>
         <w:tc>
           <w:tcPr>
             <w:tcW w:type="dxa" w:w="1514"/>
@@ -1375,7 +1386,7 @@
             <w:r/>
             <w:r>
               <w:rPr>
-                <w:rFonts w:ascii="Arial" w:hAnsi="Arial"/>
+                <w:rFonts w:ascii="Verdana" w:hAnsi="Verdana"/>
                 <w:b w:val="0"/>
                 <w:sz w:val="16"/>
               </w:rPr>
@@ -1391,7 +1402,7 @@
             <w:r/>
             <w:r>
               <w:rPr>
-                <w:rFonts w:ascii="Arial" w:hAnsi="Arial"/>
+                <w:rFonts w:ascii="Verdana" w:hAnsi="Verdana"/>
                 <w:b w:val="0"/>
                 <w:sz w:val="16"/>
               </w:rPr>
@@ -1407,7 +1418,7 @@
             <w:r/>
             <w:r>
               <w:rPr>
-                <w:rFonts w:ascii="Arial" w:hAnsi="Arial"/>
+                <w:rFonts w:ascii="Verdana" w:hAnsi="Verdana"/>
                 <w:b w:val="0"/>
                 <w:sz w:val="16"/>
               </w:rPr>
@@ -1423,7 +1434,7 @@
             <w:r/>
             <w:r>
               <w:rPr>
-                <w:rFonts w:ascii="Arial" w:hAnsi="Arial"/>
+                <w:rFonts w:ascii="Verdana" w:hAnsi="Verdana"/>
                 <w:b w:val="0"/>
                 <w:sz w:val="16"/>
               </w:rPr>
@@ -1439,7 +1450,7 @@
             <w:r/>
             <w:r>
               <w:rPr>
-                <w:rFonts w:ascii="Arial" w:hAnsi="Arial"/>
+                <w:rFonts w:ascii="Verdana" w:hAnsi="Verdana"/>
                 <w:b w:val="0"/>
                 <w:sz w:val="16"/>
               </w:rPr>
@@ -1455,7 +1466,7 @@
             <w:r/>
             <w:r>
               <w:rPr>
-                <w:rFonts w:ascii="Arial" w:hAnsi="Arial"/>
+                <w:rFonts w:ascii="Verdana" w:hAnsi="Verdana"/>
                 <w:b w:val="0"/>
                 <w:sz w:val="16"/>
               </w:rPr>
@@ -1471,7 +1482,7 @@
             <w:r/>
             <w:r>
               <w:rPr>
-                <w:rFonts w:ascii="Arial" w:hAnsi="Arial"/>
+                <w:rFonts w:ascii="Verdana" w:hAnsi="Verdana"/>
                 <w:b w:val="0"/>
                 <w:sz w:val="16"/>
               </w:rPr>
@@ -1487,7 +1498,7 @@
             <w:r/>
             <w:r>
               <w:rPr>
-                <w:rFonts w:ascii="Arial" w:hAnsi="Arial"/>
+                <w:rFonts w:ascii="Verdana" w:hAnsi="Verdana"/>
                 <w:b w:val="0"/>
                 <w:sz w:val="16"/>
               </w:rPr>
@@ -1503,7 +1514,7 @@
             <w:r/>
             <w:r>
               <w:rPr>
-                <w:rFonts w:ascii="Arial" w:hAnsi="Arial"/>
+                <w:rFonts w:ascii="Verdana" w:hAnsi="Verdana"/>
                 <w:b w:val="0"/>
                 <w:sz w:val="16"/>
               </w:rPr>
@@ -1519,16 +1530,19 @@
             <w:r/>
             <w:r>
               <w:rPr>
-                <w:rFonts w:ascii="Arial" w:hAnsi="Arial"/>
+                <w:rFonts w:ascii="Verdana" w:hAnsi="Verdana"/>
                 <w:b w:val="0"/>
                 <w:sz w:val="16"/>
               </w:rPr>
-              <w:t>Note 76: Эти величины относятся к хорошо сформированному ветровому волнению в открытом море. В то время как предпочтение следует отдавать описательным терминам, значения этих высот могут использоваться наблюдателем как руководство при передаче состояния поверхности моря, которое возникает в результате различных факторов, таких, как ветер, зыбь, течения, угол между направлением ветра и зыби и т. д.</w:t>
+              <w:t>Note 76: В последовательностях 3 07 045, 3 07 048 и 3 07 053 скорость ветра должна сообщаться в тех же единицах, как и в исходных данных ТАС и: дескриптор 0 11 083 должен быть установлен на отсутствие, если скорость ветра сообщается в узлах или м·с-1 в данных ТАС, дескриптор 0 11 084 должен быть установлен на отсутствие, если скорость ветра сообщается в км·ч-1 или м·с-1 в данных ТАС.</w:t>
             </w:r>
           </w:p>
         </w:tc>
       </w:tr>
       <w:tr>
+        <w:trPr>
+          <w:cantSplit/>
+        </w:trPr>
         <w:tc>
           <w:tcPr>
             <w:tcW w:type="dxa" w:w="1514"/>
@@ -1537,7 +1551,7 @@
             <w:r/>
             <w:r>
               <w:rPr>
-                <w:rFonts w:ascii="Arial" w:hAnsi="Arial"/>
+                <w:rFonts w:ascii="Verdana" w:hAnsi="Verdana"/>
                 <w:b w:val="0"/>
                 <w:sz w:val="16"/>
               </w:rPr>
@@ -1553,7 +1567,7 @@
             <w:r/>
             <w:r>
               <w:rPr>
-                <w:rFonts w:ascii="Arial" w:hAnsi="Arial"/>
+                <w:rFonts w:ascii="Verdana" w:hAnsi="Verdana"/>
                 <w:b w:val="0"/>
                 <w:sz w:val="16"/>
               </w:rPr>
@@ -1569,7 +1583,7 @@
             <w:r/>
             <w:r>
               <w:rPr>
-                <w:rFonts w:ascii="Arial" w:hAnsi="Arial"/>
+                <w:rFonts w:ascii="Verdana" w:hAnsi="Verdana"/>
                 <w:b w:val="0"/>
                 <w:sz w:val="16"/>
               </w:rPr>
@@ -1585,7 +1599,7 @@
             <w:r/>
             <w:r>
               <w:rPr>
-                <w:rFonts w:ascii="Arial" w:hAnsi="Arial"/>
+                <w:rFonts w:ascii="Verdana" w:hAnsi="Verdana"/>
                 <w:b w:val="0"/>
                 <w:sz w:val="16"/>
               </w:rPr>
@@ -1601,7 +1615,7 @@
             <w:r/>
             <w:r>
               <w:rPr>
-                <w:rFonts w:ascii="Arial" w:hAnsi="Arial"/>
+                <w:rFonts w:ascii="Verdana" w:hAnsi="Verdana"/>
                 <w:b w:val="0"/>
                 <w:sz w:val="16"/>
               </w:rPr>
@@ -1617,7 +1631,7 @@
             <w:r/>
             <w:r>
               <w:rPr>
-                <w:rFonts w:ascii="Arial" w:hAnsi="Arial"/>
+                <w:rFonts w:ascii="Verdana" w:hAnsi="Verdana"/>
                 <w:b w:val="0"/>
                 <w:sz w:val="16"/>
               </w:rPr>
@@ -1633,7 +1647,7 @@
             <w:r/>
             <w:r>
               <w:rPr>
-                <w:rFonts w:ascii="Arial" w:hAnsi="Arial"/>
+                <w:rFonts w:ascii="Verdana" w:hAnsi="Verdana"/>
                 <w:b w:val="0"/>
                 <w:sz w:val="16"/>
               </w:rPr>
@@ -1649,7 +1663,7 @@
             <w:r/>
             <w:r>
               <w:rPr>
-                <w:rFonts w:ascii="Arial" w:hAnsi="Arial"/>
+                <w:rFonts w:ascii="Verdana" w:hAnsi="Verdana"/>
                 <w:b w:val="0"/>
                 <w:sz w:val="16"/>
               </w:rPr>
@@ -1665,7 +1679,7 @@
             <w:r/>
             <w:r>
               <w:rPr>
-                <w:rFonts w:ascii="Arial" w:hAnsi="Arial"/>
+                <w:rFonts w:ascii="Verdana" w:hAnsi="Verdana"/>
                 <w:b w:val="0"/>
                 <w:sz w:val="16"/>
               </w:rPr>
@@ -1681,7 +1695,7 @@
             <w:r/>
             <w:r>
               <w:rPr>
-                <w:rFonts w:ascii="Arial" w:hAnsi="Arial"/>
+                <w:rFonts w:ascii="Verdana" w:hAnsi="Verdana"/>
                 <w:b w:val="0"/>
                 <w:sz w:val="16"/>
               </w:rPr>
@@ -1690,6 +1704,9 @@
         </w:tc>
       </w:tr>
       <w:tr>
+        <w:trPr>
+          <w:cantSplit/>
+        </w:trPr>
         <w:tc>
           <w:tcPr>
             <w:tcW w:type="dxa" w:w="1514"/>
@@ -1698,7 +1715,7 @@
             <w:r/>
             <w:r>
               <w:rPr>
-                <w:rFonts w:ascii="Arial" w:hAnsi="Arial"/>
+                <w:rFonts w:ascii="Verdana" w:hAnsi="Verdana"/>
                 <w:b w:val="0"/>
                 <w:sz w:val="16"/>
               </w:rPr>
@@ -1714,7 +1731,7 @@
             <w:r/>
             <w:r>
               <w:rPr>
-                <w:rFonts w:ascii="Arial" w:hAnsi="Arial"/>
+                <w:rFonts w:ascii="Verdana" w:hAnsi="Verdana"/>
                 <w:b w:val="0"/>
                 <w:sz w:val="16"/>
               </w:rPr>
@@ -1730,7 +1747,7 @@
             <w:r/>
             <w:r>
               <w:rPr>
-                <w:rFonts w:ascii="Arial" w:hAnsi="Arial"/>
+                <w:rFonts w:ascii="Verdana" w:hAnsi="Verdana"/>
                 <w:b w:val="0"/>
                 <w:sz w:val="16"/>
               </w:rPr>
@@ -1746,7 +1763,7 @@
             <w:r/>
             <w:r>
               <w:rPr>
-                <w:rFonts w:ascii="Arial" w:hAnsi="Arial"/>
+                <w:rFonts w:ascii="Verdana" w:hAnsi="Verdana"/>
                 <w:b w:val="0"/>
                 <w:sz w:val="16"/>
               </w:rPr>
@@ -1762,7 +1779,7 @@
             <w:r/>
             <w:r>
               <w:rPr>
-                <w:rFonts w:ascii="Arial" w:hAnsi="Arial"/>
+                <w:rFonts w:ascii="Verdana" w:hAnsi="Verdana"/>
                 <w:b w:val="0"/>
                 <w:sz w:val="16"/>
               </w:rPr>
@@ -1778,7 +1795,7 @@
             <w:r/>
             <w:r>
               <w:rPr>
-                <w:rFonts w:ascii="Arial" w:hAnsi="Arial"/>
+                <w:rFonts w:ascii="Verdana" w:hAnsi="Verdana"/>
                 <w:b w:val="0"/>
                 <w:sz w:val="16"/>
               </w:rPr>
@@ -1794,7 +1811,7 @@
             <w:r/>
             <w:r>
               <w:rPr>
-                <w:rFonts w:ascii="Arial" w:hAnsi="Arial"/>
+                <w:rFonts w:ascii="Verdana" w:hAnsi="Verdana"/>
                 <w:b w:val="0"/>
                 <w:sz w:val="16"/>
               </w:rPr>
@@ -1810,7 +1827,7 @@
             <w:r/>
             <w:r>
               <w:rPr>
-                <w:rFonts w:ascii="Arial" w:hAnsi="Arial"/>
+                <w:rFonts w:ascii="Verdana" w:hAnsi="Verdana"/>
                 <w:b w:val="0"/>
                 <w:sz w:val="16"/>
               </w:rPr>
@@ -1826,7 +1843,7 @@
             <w:r/>
             <w:r>
               <w:rPr>
-                <w:rFonts w:ascii="Arial" w:hAnsi="Arial"/>
+                <w:rFonts w:ascii="Verdana" w:hAnsi="Verdana"/>
                 <w:b w:val="0"/>
                 <w:sz w:val="16"/>
               </w:rPr>
@@ -1842,7 +1859,7 @@
             <w:r/>
             <w:r>
               <w:rPr>
-                <w:rFonts w:ascii="Arial" w:hAnsi="Arial"/>
+                <w:rFonts w:ascii="Verdana" w:hAnsi="Verdana"/>
                 <w:b w:val="0"/>
                 <w:sz w:val="16"/>
               </w:rPr>
@@ -1851,6 +1868,9 @@
         </w:tc>
       </w:tr>
       <w:tr>
+        <w:trPr>
+          <w:cantSplit/>
+        </w:trPr>
         <w:tc>
           <w:tcPr>
             <w:tcW w:type="dxa" w:w="1514"/>
@@ -1859,7 +1879,7 @@
             <w:r/>
             <w:r>
               <w:rPr>
-                <w:rFonts w:ascii="Arial" w:hAnsi="Arial"/>
+                <w:rFonts w:ascii="Verdana" w:hAnsi="Verdana"/>
                 <w:b w:val="0"/>
                 <w:sz w:val="16"/>
               </w:rPr>
@@ -1875,7 +1895,7 @@
             <w:r/>
             <w:r>
               <w:rPr>
-                <w:rFonts w:ascii="Arial" w:hAnsi="Arial"/>
+                <w:rFonts w:ascii="Verdana" w:hAnsi="Verdana"/>
                 <w:b w:val="0"/>
                 <w:sz w:val="16"/>
               </w:rPr>
@@ -1891,7 +1911,7 @@
             <w:r/>
             <w:r>
               <w:rPr>
-                <w:rFonts w:ascii="Arial" w:hAnsi="Arial"/>
+                <w:rFonts w:ascii="Verdana" w:hAnsi="Verdana"/>
                 <w:b w:val="0"/>
                 <w:sz w:val="16"/>
               </w:rPr>
@@ -1907,7 +1927,7 @@
             <w:r/>
             <w:r>
               <w:rPr>
-                <w:rFonts w:ascii="Arial" w:hAnsi="Arial"/>
+                <w:rFonts w:ascii="Verdana" w:hAnsi="Verdana"/>
                 <w:b w:val="0"/>
                 <w:sz w:val="16"/>
               </w:rPr>
@@ -1923,7 +1943,7 @@
             <w:r/>
             <w:r>
               <w:rPr>
-                <w:rFonts w:ascii="Arial" w:hAnsi="Arial"/>
+                <w:rFonts w:ascii="Verdana" w:hAnsi="Verdana"/>
                 <w:b w:val="0"/>
                 <w:sz w:val="16"/>
               </w:rPr>
@@ -1939,7 +1959,7 @@
             <w:r/>
             <w:r>
               <w:rPr>
-                <w:rFonts w:ascii="Arial" w:hAnsi="Arial"/>
+                <w:rFonts w:ascii="Verdana" w:hAnsi="Verdana"/>
                 <w:b w:val="0"/>
                 <w:sz w:val="16"/>
               </w:rPr>
@@ -1955,7 +1975,7 @@
             <w:r/>
             <w:r>
               <w:rPr>
-                <w:rFonts w:ascii="Arial" w:hAnsi="Arial"/>
+                <w:rFonts w:ascii="Verdana" w:hAnsi="Verdana"/>
                 <w:b w:val="0"/>
                 <w:sz w:val="16"/>
               </w:rPr>
@@ -1971,7 +1991,7 @@
             <w:r/>
             <w:r>
               <w:rPr>
-                <w:rFonts w:ascii="Arial" w:hAnsi="Arial"/>
+                <w:rFonts w:ascii="Verdana" w:hAnsi="Verdana"/>
                 <w:b w:val="0"/>
                 <w:sz w:val="16"/>
               </w:rPr>
@@ -1987,7 +2007,7 @@
             <w:r/>
             <w:r>
               <w:rPr>
-                <w:rFonts w:ascii="Arial" w:hAnsi="Arial"/>
+                <w:rFonts w:ascii="Verdana" w:hAnsi="Verdana"/>
                 <w:b w:val="0"/>
                 <w:sz w:val="16"/>
               </w:rPr>
@@ -2003,7 +2023,7 @@
             <w:r/>
             <w:r>
               <w:rPr>
-                <w:rFonts w:ascii="Arial" w:hAnsi="Arial"/>
+                <w:rFonts w:ascii="Verdana" w:hAnsi="Verdana"/>
                 <w:b w:val="0"/>
                 <w:sz w:val="16"/>
               </w:rPr>
@@ -2012,6 +2032,9 @@
         </w:tc>
       </w:tr>
       <w:tr>
+        <w:trPr>
+          <w:cantSplit/>
+        </w:trPr>
         <w:tc>
           <w:tcPr>
             <w:tcW w:type="dxa" w:w="1514"/>
@@ -2020,7 +2043,7 @@
             <w:r/>
             <w:r>
               <w:rPr>
-                <w:rFonts w:ascii="Arial" w:hAnsi="Arial"/>
+                <w:rFonts w:ascii="Verdana" w:hAnsi="Verdana"/>
                 <w:b w:val="0"/>
                 <w:sz w:val="16"/>
               </w:rPr>
@@ -2036,7 +2059,7 @@
             <w:r/>
             <w:r>
               <w:rPr>
-                <w:rFonts w:ascii="Arial" w:hAnsi="Arial"/>
+                <w:rFonts w:ascii="Verdana" w:hAnsi="Verdana"/>
                 <w:b w:val="0"/>
                 <w:sz w:val="16"/>
               </w:rPr>
@@ -2052,7 +2075,7 @@
             <w:r/>
             <w:r>
               <w:rPr>
-                <w:rFonts w:ascii="Arial" w:hAnsi="Arial"/>
+                <w:rFonts w:ascii="Verdana" w:hAnsi="Verdana"/>
                 <w:b w:val="0"/>
                 <w:sz w:val="16"/>
               </w:rPr>
@@ -2068,7 +2091,7 @@
             <w:r/>
             <w:r>
               <w:rPr>
-                <w:rFonts w:ascii="Arial" w:hAnsi="Arial"/>
+                <w:rFonts w:ascii="Verdana" w:hAnsi="Verdana"/>
                 <w:b w:val="0"/>
                 <w:sz w:val="16"/>
               </w:rPr>
@@ -2084,7 +2107,7 @@
             <w:r/>
             <w:r>
               <w:rPr>
-                <w:rFonts w:ascii="Arial" w:hAnsi="Arial"/>
+                <w:rFonts w:ascii="Verdana" w:hAnsi="Verdana"/>
                 <w:b w:val="0"/>
                 <w:sz w:val="16"/>
               </w:rPr>
@@ -2100,7 +2123,7 @@
             <w:r/>
             <w:r>
               <w:rPr>
-                <w:rFonts w:ascii="Arial" w:hAnsi="Arial"/>
+                <w:rFonts w:ascii="Verdana" w:hAnsi="Verdana"/>
                 <w:b w:val="0"/>
                 <w:sz w:val="16"/>
               </w:rPr>
@@ -2116,7 +2139,7 @@
             <w:r/>
             <w:r>
               <w:rPr>
-                <w:rFonts w:ascii="Arial" w:hAnsi="Arial"/>
+                <w:rFonts w:ascii="Verdana" w:hAnsi="Verdana"/>
                 <w:b w:val="0"/>
                 <w:sz w:val="16"/>
               </w:rPr>
@@ -2132,7 +2155,7 @@
             <w:r/>
             <w:r>
               <w:rPr>
-                <w:rFonts w:ascii="Arial" w:hAnsi="Arial"/>
+                <w:rFonts w:ascii="Verdana" w:hAnsi="Verdana"/>
                 <w:b w:val="0"/>
                 <w:sz w:val="16"/>
               </w:rPr>
@@ -2148,7 +2171,7 @@
             <w:r/>
             <w:r>
               <w:rPr>
-                <w:rFonts w:ascii="Arial" w:hAnsi="Arial"/>
+                <w:rFonts w:ascii="Verdana" w:hAnsi="Verdana"/>
                 <w:b w:val="0"/>
                 <w:sz w:val="16"/>
               </w:rPr>
@@ -2164,7 +2187,7 @@
             <w:r/>
             <w:r>
               <w:rPr>
-                <w:rFonts w:ascii="Arial" w:hAnsi="Arial"/>
+                <w:rFonts w:ascii="Verdana" w:hAnsi="Verdana"/>
                 <w:b w:val="0"/>
                 <w:sz w:val="16"/>
               </w:rPr>
@@ -2173,6 +2196,9 @@
         </w:tc>
       </w:tr>
       <w:tr>
+        <w:trPr>
+          <w:cantSplit/>
+        </w:trPr>
         <w:tc>
           <w:tcPr>
             <w:tcW w:type="dxa" w:w="1514"/>
@@ -2181,7 +2207,7 @@
             <w:r/>
             <w:r>
               <w:rPr>
-                <w:rFonts w:ascii="Arial" w:hAnsi="Arial"/>
+                <w:rFonts w:ascii="Verdana" w:hAnsi="Verdana"/>
                 <w:b w:val="0"/>
                 <w:sz w:val="16"/>
               </w:rPr>
@@ -2197,7 +2223,7 @@
             <w:r/>
             <w:r>
               <w:rPr>
-                <w:rFonts w:ascii="Arial" w:hAnsi="Arial"/>
+                <w:rFonts w:ascii="Verdana" w:hAnsi="Verdana"/>
                 <w:b w:val="0"/>
                 <w:sz w:val="16"/>
               </w:rPr>
@@ -2213,7 +2239,7 @@
             <w:r/>
             <w:r>
               <w:rPr>
-                <w:rFonts w:ascii="Arial" w:hAnsi="Arial"/>
+                <w:rFonts w:ascii="Verdana" w:hAnsi="Verdana"/>
                 <w:b w:val="0"/>
                 <w:sz w:val="16"/>
               </w:rPr>
@@ -2229,7 +2255,7 @@
             <w:r/>
             <w:r>
               <w:rPr>
-                <w:rFonts w:ascii="Arial" w:hAnsi="Arial"/>
+                <w:rFonts w:ascii="Verdana" w:hAnsi="Verdana"/>
                 <w:b w:val="0"/>
                 <w:sz w:val="16"/>
               </w:rPr>
@@ -2245,7 +2271,7 @@
             <w:r/>
             <w:r>
               <w:rPr>
-                <w:rFonts w:ascii="Arial" w:hAnsi="Arial"/>
+                <w:rFonts w:ascii="Verdana" w:hAnsi="Verdana"/>
                 <w:b w:val="0"/>
                 <w:sz w:val="16"/>
               </w:rPr>
@@ -2261,7 +2287,7 @@
             <w:r/>
             <w:r>
               <w:rPr>
-                <w:rFonts w:ascii="Arial" w:hAnsi="Arial"/>
+                <w:rFonts w:ascii="Verdana" w:hAnsi="Verdana"/>
                 <w:b w:val="0"/>
                 <w:sz w:val="16"/>
               </w:rPr>
@@ -2277,7 +2303,7 @@
             <w:r/>
             <w:r>
               <w:rPr>
-                <w:rFonts w:ascii="Arial" w:hAnsi="Arial"/>
+                <w:rFonts w:ascii="Verdana" w:hAnsi="Verdana"/>
                 <w:b w:val="0"/>
                 <w:sz w:val="16"/>
               </w:rPr>
@@ -2293,7 +2319,7 @@
             <w:r/>
             <w:r>
               <w:rPr>
-                <w:rFonts w:ascii="Arial" w:hAnsi="Arial"/>
+                <w:rFonts w:ascii="Verdana" w:hAnsi="Verdana"/>
                 <w:b w:val="0"/>
                 <w:sz w:val="16"/>
               </w:rPr>
@@ -2309,7 +2335,7 @@
             <w:r/>
             <w:r>
               <w:rPr>
-                <w:rFonts w:ascii="Arial" w:hAnsi="Arial"/>
+                <w:rFonts w:ascii="Verdana" w:hAnsi="Verdana"/>
                 <w:b w:val="0"/>
                 <w:sz w:val="16"/>
               </w:rPr>
@@ -2325,7 +2351,7 @@
             <w:r/>
             <w:r>
               <w:rPr>
-                <w:rFonts w:ascii="Arial" w:hAnsi="Arial"/>
+                <w:rFonts w:ascii="Verdana" w:hAnsi="Verdana"/>
                 <w:b w:val="0"/>
                 <w:sz w:val="16"/>
               </w:rPr>
@@ -2334,6 +2360,9 @@
         </w:tc>
       </w:tr>
       <w:tr>
+        <w:trPr>
+          <w:cantSplit/>
+        </w:trPr>
         <w:tc>
           <w:tcPr>
             <w:tcW w:type="dxa" w:w="1514"/>
@@ -2342,7 +2371,7 @@
             <w:r/>
             <w:r>
               <w:rPr>
-                <w:rFonts w:ascii="Arial" w:hAnsi="Arial"/>
+                <w:rFonts w:ascii="Verdana" w:hAnsi="Verdana"/>
                 <w:b w:val="0"/>
                 <w:sz w:val="16"/>
               </w:rPr>
@@ -2358,7 +2387,7 @@
             <w:r/>
             <w:r>
               <w:rPr>
-                <w:rFonts w:ascii="Arial" w:hAnsi="Arial"/>
+                <w:rFonts w:ascii="Verdana" w:hAnsi="Verdana"/>
                 <w:b w:val="0"/>
                 <w:sz w:val="16"/>
               </w:rPr>
@@ -2374,7 +2403,7 @@
             <w:r/>
             <w:r>
               <w:rPr>
-                <w:rFonts w:ascii="Arial" w:hAnsi="Arial"/>
+                <w:rFonts w:ascii="Verdana" w:hAnsi="Verdana"/>
                 <w:b w:val="0"/>
                 <w:sz w:val="16"/>
               </w:rPr>
@@ -2390,7 +2419,7 @@
             <w:r/>
             <w:r>
               <w:rPr>
-                <w:rFonts w:ascii="Arial" w:hAnsi="Arial"/>
+                <w:rFonts w:ascii="Verdana" w:hAnsi="Verdana"/>
                 <w:b w:val="0"/>
                 <w:sz w:val="16"/>
               </w:rPr>
@@ -2406,7 +2435,7 @@
             <w:r/>
             <w:r>
               <w:rPr>
-                <w:rFonts w:ascii="Arial" w:hAnsi="Arial"/>
+                <w:rFonts w:ascii="Verdana" w:hAnsi="Verdana"/>
                 <w:b w:val="0"/>
                 <w:sz w:val="16"/>
               </w:rPr>
@@ -2422,7 +2451,7 @@
             <w:r/>
             <w:r>
               <w:rPr>
-                <w:rFonts w:ascii="Arial" w:hAnsi="Arial"/>
+                <w:rFonts w:ascii="Verdana" w:hAnsi="Verdana"/>
                 <w:b w:val="0"/>
                 <w:sz w:val="16"/>
               </w:rPr>
@@ -2438,7 +2467,7 @@
             <w:r/>
             <w:r>
               <w:rPr>
-                <w:rFonts w:ascii="Arial" w:hAnsi="Arial"/>
+                <w:rFonts w:ascii="Verdana" w:hAnsi="Verdana"/>
                 <w:b w:val="0"/>
                 <w:sz w:val="16"/>
               </w:rPr>
@@ -2454,7 +2483,7 @@
             <w:r/>
             <w:r>
               <w:rPr>
-                <w:rFonts w:ascii="Arial" w:hAnsi="Arial"/>
+                <w:rFonts w:ascii="Verdana" w:hAnsi="Verdana"/>
                 <w:b w:val="0"/>
                 <w:sz w:val="16"/>
               </w:rPr>
@@ -2470,7 +2499,7 @@
             <w:r/>
             <w:r>
               <w:rPr>
-                <w:rFonts w:ascii="Arial" w:hAnsi="Arial"/>
+                <w:rFonts w:ascii="Verdana" w:hAnsi="Verdana"/>
                 <w:b w:val="0"/>
                 <w:sz w:val="16"/>
               </w:rPr>
@@ -2486,7 +2515,7 @@
             <w:r/>
             <w:r>
               <w:rPr>
-                <w:rFonts w:ascii="Arial" w:hAnsi="Arial"/>
+                <w:rFonts w:ascii="Verdana" w:hAnsi="Verdana"/>
                 <w:b w:val="0"/>
                 <w:sz w:val="16"/>
               </w:rPr>
@@ -2495,6 +2524,9 @@
         </w:tc>
       </w:tr>
       <w:tr>
+        <w:trPr>
+          <w:cantSplit/>
+        </w:trPr>
         <w:tc>
           <w:tcPr>
             <w:tcW w:type="dxa" w:w="1514"/>
@@ -2503,7 +2535,7 @@
             <w:r/>
             <w:r>
               <w:rPr>
-                <w:rFonts w:ascii="Arial" w:hAnsi="Arial"/>
+                <w:rFonts w:ascii="Verdana" w:hAnsi="Verdana"/>
                 <w:b w:val="0"/>
                 <w:sz w:val="16"/>
               </w:rPr>
@@ -2519,7 +2551,7 @@
             <w:r/>
             <w:r>
               <w:rPr>
-                <w:rFonts w:ascii="Arial" w:hAnsi="Arial"/>
+                <w:rFonts w:ascii="Verdana" w:hAnsi="Verdana"/>
                 <w:b w:val="0"/>
                 <w:sz w:val="16"/>
               </w:rPr>
@@ -2535,7 +2567,7 @@
             <w:r/>
             <w:r>
               <w:rPr>
-                <w:rFonts w:ascii="Arial" w:hAnsi="Arial"/>
+                <w:rFonts w:ascii="Verdana" w:hAnsi="Verdana"/>
                 <w:b w:val="0"/>
                 <w:sz w:val="16"/>
               </w:rPr>
@@ -2551,7 +2583,7 @@
             <w:r/>
             <w:r>
               <w:rPr>
-                <w:rFonts w:ascii="Arial" w:hAnsi="Arial"/>
+                <w:rFonts w:ascii="Verdana" w:hAnsi="Verdana"/>
                 <w:b w:val="0"/>
                 <w:sz w:val="16"/>
               </w:rPr>
@@ -2567,7 +2599,7 @@
             <w:r/>
             <w:r>
               <w:rPr>
-                <w:rFonts w:ascii="Arial" w:hAnsi="Arial"/>
+                <w:rFonts w:ascii="Verdana" w:hAnsi="Verdana"/>
                 <w:b w:val="0"/>
                 <w:sz w:val="16"/>
               </w:rPr>
@@ -2583,7 +2615,7 @@
             <w:r/>
             <w:r>
               <w:rPr>
-                <w:rFonts w:ascii="Arial" w:hAnsi="Arial"/>
+                <w:rFonts w:ascii="Verdana" w:hAnsi="Verdana"/>
                 <w:b w:val="0"/>
                 <w:sz w:val="16"/>
               </w:rPr>
@@ -2599,7 +2631,7 @@
             <w:r/>
             <w:r>
               <w:rPr>
-                <w:rFonts w:ascii="Arial" w:hAnsi="Arial"/>
+                <w:rFonts w:ascii="Verdana" w:hAnsi="Verdana"/>
                 <w:b w:val="0"/>
                 <w:sz w:val="16"/>
               </w:rPr>
@@ -2615,7 +2647,7 @@
             <w:r/>
             <w:r>
               <w:rPr>
-                <w:rFonts w:ascii="Arial" w:hAnsi="Arial"/>
+                <w:rFonts w:ascii="Verdana" w:hAnsi="Verdana"/>
                 <w:b w:val="0"/>
                 <w:sz w:val="16"/>
               </w:rPr>
@@ -2631,7 +2663,7 @@
             <w:r/>
             <w:r>
               <w:rPr>
-                <w:rFonts w:ascii="Arial" w:hAnsi="Arial"/>
+                <w:rFonts w:ascii="Verdana" w:hAnsi="Verdana"/>
                 <w:b w:val="0"/>
                 <w:sz w:val="16"/>
               </w:rPr>
@@ -2647,7 +2679,7 @@
             <w:r/>
             <w:r>
               <w:rPr>
-                <w:rFonts w:ascii="Arial" w:hAnsi="Arial"/>
+                <w:rFonts w:ascii="Verdana" w:hAnsi="Verdana"/>
                 <w:b w:val="0"/>
                 <w:sz w:val="16"/>
               </w:rPr>
@@ -2656,6 +2688,9 @@
         </w:tc>
       </w:tr>
       <w:tr>
+        <w:trPr>
+          <w:cantSplit/>
+        </w:trPr>
         <w:tc>
           <w:tcPr>
             <w:tcW w:type="dxa" w:w="1514"/>
@@ -2664,7 +2699,7 @@
             <w:r/>
             <w:r>
               <w:rPr>
-                <w:rFonts w:ascii="Arial" w:hAnsi="Arial"/>
+                <w:rFonts w:ascii="Verdana" w:hAnsi="Verdana"/>
                 <w:b w:val="0"/>
                 <w:sz w:val="16"/>
               </w:rPr>
@@ -2680,7 +2715,7 @@
             <w:r/>
             <w:r>
               <w:rPr>
-                <w:rFonts w:ascii="Arial" w:hAnsi="Arial"/>
+                <w:rFonts w:ascii="Verdana" w:hAnsi="Verdana"/>
                 <w:b w:val="0"/>
                 <w:sz w:val="16"/>
               </w:rPr>
@@ -2696,7 +2731,7 @@
             <w:r/>
             <w:r>
               <w:rPr>
-                <w:rFonts w:ascii="Arial" w:hAnsi="Arial"/>
+                <w:rFonts w:ascii="Verdana" w:hAnsi="Verdana"/>
                 <w:b w:val="0"/>
                 <w:sz w:val="16"/>
               </w:rPr>
@@ -2712,7 +2747,7 @@
             <w:r/>
             <w:r>
               <w:rPr>
-                <w:rFonts w:ascii="Arial" w:hAnsi="Arial"/>
+                <w:rFonts w:ascii="Verdana" w:hAnsi="Verdana"/>
                 <w:b w:val="0"/>
                 <w:sz w:val="16"/>
               </w:rPr>
@@ -2728,7 +2763,7 @@
             <w:r/>
             <w:r>
               <w:rPr>
-                <w:rFonts w:ascii="Arial" w:hAnsi="Arial"/>
+                <w:rFonts w:ascii="Verdana" w:hAnsi="Verdana"/>
                 <w:b w:val="0"/>
                 <w:sz w:val="16"/>
               </w:rPr>
@@ -2744,7 +2779,7 @@
             <w:r/>
             <w:r>
               <w:rPr>
-                <w:rFonts w:ascii="Arial" w:hAnsi="Arial"/>
+                <w:rFonts w:ascii="Verdana" w:hAnsi="Verdana"/>
                 <w:b w:val="0"/>
                 <w:sz w:val="16"/>
               </w:rPr>
@@ -2760,7 +2795,7 @@
             <w:r/>
             <w:r>
               <w:rPr>
-                <w:rFonts w:ascii="Arial" w:hAnsi="Arial"/>
+                <w:rFonts w:ascii="Verdana" w:hAnsi="Verdana"/>
                 <w:b w:val="0"/>
                 <w:sz w:val="16"/>
               </w:rPr>
@@ -2776,7 +2811,7 @@
             <w:r/>
             <w:r>
               <w:rPr>
-                <w:rFonts w:ascii="Arial" w:hAnsi="Arial"/>
+                <w:rFonts w:ascii="Verdana" w:hAnsi="Verdana"/>
                 <w:b w:val="0"/>
                 <w:sz w:val="16"/>
               </w:rPr>
@@ -2792,7 +2827,7 @@
             <w:r/>
             <w:r>
               <w:rPr>
-                <w:rFonts w:ascii="Arial" w:hAnsi="Arial"/>
+                <w:rFonts w:ascii="Verdana" w:hAnsi="Verdana"/>
                 <w:b w:val="0"/>
                 <w:sz w:val="16"/>
               </w:rPr>
@@ -2808,7 +2843,7 @@
             <w:r/>
             <w:r>
               <w:rPr>
-                <w:rFonts w:ascii="Arial" w:hAnsi="Arial"/>
+                <w:rFonts w:ascii="Verdana" w:hAnsi="Verdana"/>
                 <w:b w:val="0"/>
                 <w:sz w:val="16"/>
               </w:rPr>
@@ -2817,6 +2852,9 @@
         </w:tc>
       </w:tr>
       <w:tr>
+        <w:trPr>
+          <w:cantSplit/>
+        </w:trPr>
         <w:tc>
           <w:tcPr>
             <w:tcW w:type="dxa" w:w="1514"/>
@@ -2825,7 +2863,7 @@
             <w:r/>
             <w:r>
               <w:rPr>
-                <w:rFonts w:ascii="Arial" w:hAnsi="Arial"/>
+                <w:rFonts w:ascii="Verdana" w:hAnsi="Verdana"/>
                 <w:b w:val="0"/>
                 <w:sz w:val="16"/>
               </w:rPr>
@@ -2841,7 +2879,7 @@
             <w:r/>
             <w:r>
               <w:rPr>
-                <w:rFonts w:ascii="Arial" w:hAnsi="Arial"/>
+                <w:rFonts w:ascii="Verdana" w:hAnsi="Verdana"/>
                 <w:b w:val="0"/>
                 <w:sz w:val="16"/>
               </w:rPr>
@@ -2857,7 +2895,7 @@
             <w:r/>
             <w:r>
               <w:rPr>
-                <w:rFonts w:ascii="Arial" w:hAnsi="Arial"/>
+                <w:rFonts w:ascii="Verdana" w:hAnsi="Verdana"/>
                 <w:b w:val="0"/>
                 <w:sz w:val="16"/>
               </w:rPr>
@@ -2873,7 +2911,7 @@
             <w:r/>
             <w:r>
               <w:rPr>
-                <w:rFonts w:ascii="Arial" w:hAnsi="Arial"/>
+                <w:rFonts w:ascii="Verdana" w:hAnsi="Verdana"/>
                 <w:b w:val="0"/>
                 <w:sz w:val="16"/>
               </w:rPr>
@@ -2889,7 +2927,7 @@
             <w:r/>
             <w:r>
               <w:rPr>
-                <w:rFonts w:ascii="Arial" w:hAnsi="Arial"/>
+                <w:rFonts w:ascii="Verdana" w:hAnsi="Verdana"/>
                 <w:b w:val="0"/>
                 <w:sz w:val="16"/>
               </w:rPr>
@@ -2905,7 +2943,7 @@
             <w:r/>
             <w:r>
               <w:rPr>
-                <w:rFonts w:ascii="Arial" w:hAnsi="Arial"/>
+                <w:rFonts w:ascii="Verdana" w:hAnsi="Verdana"/>
                 <w:b w:val="0"/>
                 <w:sz w:val="16"/>
               </w:rPr>
@@ -2921,7 +2959,7 @@
             <w:r/>
             <w:r>
               <w:rPr>
-                <w:rFonts w:ascii="Arial" w:hAnsi="Arial"/>
+                <w:rFonts w:ascii="Verdana" w:hAnsi="Verdana"/>
                 <w:b w:val="0"/>
                 <w:sz w:val="16"/>
               </w:rPr>
@@ -2937,7 +2975,7 @@
             <w:r/>
             <w:r>
               <w:rPr>
-                <w:rFonts w:ascii="Arial" w:hAnsi="Arial"/>
+                <w:rFonts w:ascii="Verdana" w:hAnsi="Verdana"/>
                 <w:b w:val="0"/>
                 <w:sz w:val="16"/>
               </w:rPr>
@@ -2953,7 +2991,7 @@
             <w:r/>
             <w:r>
               <w:rPr>
-                <w:rFonts w:ascii="Arial" w:hAnsi="Arial"/>
+                <w:rFonts w:ascii="Verdana" w:hAnsi="Verdana"/>
                 <w:b w:val="0"/>
                 <w:sz w:val="16"/>
               </w:rPr>
@@ -2969,7 +3007,7 @@
             <w:r/>
             <w:r>
               <w:rPr>
-                <w:rFonts w:ascii="Arial" w:hAnsi="Arial"/>
+                <w:rFonts w:ascii="Verdana" w:hAnsi="Verdana"/>
                 <w:b w:val="0"/>
                 <w:sz w:val="16"/>
               </w:rPr>
@@ -2978,6 +3016,9 @@
         </w:tc>
       </w:tr>
       <w:tr>
+        <w:trPr>
+          <w:cantSplit/>
+        </w:trPr>
         <w:tc>
           <w:tcPr>
             <w:tcW w:type="dxa" w:w="1514"/>
@@ -2986,7 +3027,7 @@
             <w:r/>
             <w:r>
               <w:rPr>
-                <w:rFonts w:ascii="Arial" w:hAnsi="Arial"/>
+                <w:rFonts w:ascii="Verdana" w:hAnsi="Verdana"/>
                 <w:b w:val="0"/>
                 <w:sz w:val="16"/>
               </w:rPr>
@@ -3002,7 +3043,7 @@
             <w:r/>
             <w:r>
               <w:rPr>
-                <w:rFonts w:ascii="Arial" w:hAnsi="Arial"/>
+                <w:rFonts w:ascii="Verdana" w:hAnsi="Verdana"/>
                 <w:b w:val="0"/>
                 <w:sz w:val="16"/>
               </w:rPr>
@@ -3018,7 +3059,7 @@
             <w:r/>
             <w:r>
               <w:rPr>
-                <w:rFonts w:ascii="Arial" w:hAnsi="Arial"/>
+                <w:rFonts w:ascii="Verdana" w:hAnsi="Verdana"/>
                 <w:b w:val="0"/>
                 <w:sz w:val="16"/>
               </w:rPr>
@@ -3034,7 +3075,7 @@
             <w:r/>
             <w:r>
               <w:rPr>
-                <w:rFonts w:ascii="Arial" w:hAnsi="Arial"/>
+                <w:rFonts w:ascii="Verdana" w:hAnsi="Verdana"/>
                 <w:b w:val="0"/>
                 <w:sz w:val="16"/>
               </w:rPr>
@@ -3050,7 +3091,7 @@
             <w:r/>
             <w:r>
               <w:rPr>
-                <w:rFonts w:ascii="Arial" w:hAnsi="Arial"/>
+                <w:rFonts w:ascii="Verdana" w:hAnsi="Verdana"/>
                 <w:b w:val="0"/>
                 <w:sz w:val="16"/>
               </w:rPr>
@@ -3066,7 +3107,7 @@
             <w:r/>
             <w:r>
               <w:rPr>
-                <w:rFonts w:ascii="Arial" w:hAnsi="Arial"/>
+                <w:rFonts w:ascii="Verdana" w:hAnsi="Verdana"/>
                 <w:b w:val="0"/>
                 <w:sz w:val="16"/>
               </w:rPr>
@@ -3082,7 +3123,7 @@
             <w:r/>
             <w:r>
               <w:rPr>
-                <w:rFonts w:ascii="Arial" w:hAnsi="Arial"/>
+                <w:rFonts w:ascii="Verdana" w:hAnsi="Verdana"/>
                 <w:b w:val="0"/>
                 <w:sz w:val="16"/>
               </w:rPr>
@@ -3098,7 +3139,7 @@
             <w:r/>
             <w:r>
               <w:rPr>
-                <w:rFonts w:ascii="Arial" w:hAnsi="Arial"/>
+                <w:rFonts w:ascii="Verdana" w:hAnsi="Verdana"/>
                 <w:b w:val="0"/>
                 <w:sz w:val="16"/>
               </w:rPr>
@@ -3114,7 +3155,7 @@
             <w:r/>
             <w:r>
               <w:rPr>
-                <w:rFonts w:ascii="Arial" w:hAnsi="Arial"/>
+                <w:rFonts w:ascii="Verdana" w:hAnsi="Verdana"/>
                 <w:b w:val="0"/>
                 <w:sz w:val="16"/>
               </w:rPr>
@@ -3130,7 +3171,7 @@
             <w:r/>
             <w:r>
               <w:rPr>
-                <w:rFonts w:ascii="Arial" w:hAnsi="Arial"/>
+                <w:rFonts w:ascii="Verdana" w:hAnsi="Verdana"/>
                 <w:b w:val="0"/>
                 <w:sz w:val="16"/>
               </w:rPr>
@@ -3139,6 +3180,9 @@
         </w:tc>
       </w:tr>
       <w:tr>
+        <w:trPr>
+          <w:cantSplit/>
+        </w:trPr>
         <w:tc>
           <w:tcPr>
             <w:tcW w:type="dxa" w:w="1514"/>
@@ -3147,7 +3191,7 @@
             <w:r/>
             <w:r>
               <w:rPr>
-                <w:rFonts w:ascii="Arial" w:hAnsi="Arial"/>
+                <w:rFonts w:ascii="Verdana" w:hAnsi="Verdana"/>
                 <w:b w:val="0"/>
                 <w:sz w:val="16"/>
               </w:rPr>
@@ -3163,7 +3207,7 @@
             <w:r/>
             <w:r>
               <w:rPr>
-                <w:rFonts w:ascii="Arial" w:hAnsi="Arial"/>
+                <w:rFonts w:ascii="Verdana" w:hAnsi="Verdana"/>
                 <w:b w:val="0"/>
                 <w:sz w:val="16"/>
               </w:rPr>
@@ -3179,7 +3223,7 @@
             <w:r/>
             <w:r>
               <w:rPr>
-                <w:rFonts w:ascii="Arial" w:hAnsi="Arial"/>
+                <w:rFonts w:ascii="Verdana" w:hAnsi="Verdana"/>
                 <w:b w:val="0"/>
                 <w:sz w:val="16"/>
               </w:rPr>
@@ -3195,7 +3239,7 @@
             <w:r/>
             <w:r>
               <w:rPr>
-                <w:rFonts w:ascii="Arial" w:hAnsi="Arial"/>
+                <w:rFonts w:ascii="Verdana" w:hAnsi="Verdana"/>
                 <w:b w:val="0"/>
                 <w:sz w:val="16"/>
               </w:rPr>
@@ -3211,7 +3255,7 @@
             <w:r/>
             <w:r>
               <w:rPr>
-                <w:rFonts w:ascii="Arial" w:hAnsi="Arial"/>
+                <w:rFonts w:ascii="Verdana" w:hAnsi="Verdana"/>
                 <w:b w:val="0"/>
                 <w:sz w:val="16"/>
               </w:rPr>
@@ -3227,7 +3271,7 @@
             <w:r/>
             <w:r>
               <w:rPr>
-                <w:rFonts w:ascii="Arial" w:hAnsi="Arial"/>
+                <w:rFonts w:ascii="Verdana" w:hAnsi="Verdana"/>
                 <w:b w:val="0"/>
                 <w:sz w:val="16"/>
               </w:rPr>
@@ -3243,7 +3287,7 @@
             <w:r/>
             <w:r>
               <w:rPr>
-                <w:rFonts w:ascii="Arial" w:hAnsi="Arial"/>
+                <w:rFonts w:ascii="Verdana" w:hAnsi="Verdana"/>
                 <w:b w:val="0"/>
                 <w:sz w:val="16"/>
               </w:rPr>
@@ -3259,7 +3303,7 @@
             <w:r/>
             <w:r>
               <w:rPr>
-                <w:rFonts w:ascii="Arial" w:hAnsi="Arial"/>
+                <w:rFonts w:ascii="Verdana" w:hAnsi="Verdana"/>
                 <w:b w:val="0"/>
                 <w:sz w:val="16"/>
               </w:rPr>
@@ -3275,7 +3319,7 @@
             <w:r/>
             <w:r>
               <w:rPr>
-                <w:rFonts w:ascii="Arial" w:hAnsi="Arial"/>
+                <w:rFonts w:ascii="Verdana" w:hAnsi="Verdana"/>
                 <w:b w:val="0"/>
                 <w:sz w:val="16"/>
               </w:rPr>
@@ -3291,7 +3335,7 @@
             <w:r/>
             <w:r>
               <w:rPr>
-                <w:rFonts w:ascii="Arial" w:hAnsi="Arial"/>
+                <w:rFonts w:ascii="Verdana" w:hAnsi="Verdana"/>
                 <w:b w:val="0"/>
                 <w:sz w:val="16"/>
               </w:rPr>
@@ -3300,6 +3344,9 @@
         </w:tc>
       </w:tr>
       <w:tr>
+        <w:trPr>
+          <w:cantSplit/>
+        </w:trPr>
         <w:tc>
           <w:tcPr>
             <w:tcW w:type="dxa" w:w="1514"/>
@@ -3308,7 +3355,7 @@
             <w:r/>
             <w:r>
               <w:rPr>
-                <w:rFonts w:ascii="Arial" w:hAnsi="Arial"/>
+                <w:rFonts w:ascii="Verdana" w:hAnsi="Verdana"/>
                 <w:b w:val="0"/>
                 <w:sz w:val="16"/>
               </w:rPr>
@@ -3324,7 +3371,7 @@
             <w:r/>
             <w:r>
               <w:rPr>
-                <w:rFonts w:ascii="Arial" w:hAnsi="Arial"/>
+                <w:rFonts w:ascii="Verdana" w:hAnsi="Verdana"/>
                 <w:b w:val="0"/>
                 <w:sz w:val="16"/>
               </w:rPr>
@@ -3340,7 +3387,7 @@
             <w:r/>
             <w:r>
               <w:rPr>
-                <w:rFonts w:ascii="Arial" w:hAnsi="Arial"/>
+                <w:rFonts w:ascii="Verdana" w:hAnsi="Verdana"/>
                 <w:b w:val="0"/>
                 <w:sz w:val="16"/>
               </w:rPr>
@@ -3356,7 +3403,7 @@
             <w:r/>
             <w:r>
               <w:rPr>
-                <w:rFonts w:ascii="Arial" w:hAnsi="Arial"/>
+                <w:rFonts w:ascii="Verdana" w:hAnsi="Verdana"/>
                 <w:b w:val="0"/>
                 <w:sz w:val="16"/>
               </w:rPr>
@@ -3372,7 +3419,7 @@
             <w:r/>
             <w:r>
               <w:rPr>
-                <w:rFonts w:ascii="Arial" w:hAnsi="Arial"/>
+                <w:rFonts w:ascii="Verdana" w:hAnsi="Verdana"/>
                 <w:b w:val="0"/>
                 <w:sz w:val="16"/>
               </w:rPr>
@@ -3388,7 +3435,7 @@
             <w:r/>
             <w:r>
               <w:rPr>
-                <w:rFonts w:ascii="Arial" w:hAnsi="Arial"/>
+                <w:rFonts w:ascii="Verdana" w:hAnsi="Verdana"/>
                 <w:b w:val="0"/>
                 <w:sz w:val="16"/>
               </w:rPr>
@@ -3404,7 +3451,7 @@
             <w:r/>
             <w:r>
               <w:rPr>
-                <w:rFonts w:ascii="Arial" w:hAnsi="Arial"/>
+                <w:rFonts w:ascii="Verdana" w:hAnsi="Verdana"/>
                 <w:b w:val="0"/>
                 <w:sz w:val="16"/>
               </w:rPr>
@@ -3420,7 +3467,7 @@
             <w:r/>
             <w:r>
               <w:rPr>
-                <w:rFonts w:ascii="Arial" w:hAnsi="Arial"/>
+                <w:rFonts w:ascii="Verdana" w:hAnsi="Verdana"/>
                 <w:b w:val="0"/>
                 <w:sz w:val="16"/>
               </w:rPr>
@@ -3436,7 +3483,7 @@
             <w:r/>
             <w:r>
               <w:rPr>
-                <w:rFonts w:ascii="Arial" w:hAnsi="Arial"/>
+                <w:rFonts w:ascii="Verdana" w:hAnsi="Verdana"/>
                 <w:b w:val="0"/>
                 <w:sz w:val="16"/>
               </w:rPr>
@@ -3452,7 +3499,7 @@
             <w:r/>
             <w:r>
               <w:rPr>
-                <w:rFonts w:ascii="Arial" w:hAnsi="Arial"/>
+                <w:rFonts w:ascii="Verdana" w:hAnsi="Verdana"/>
                 <w:b w:val="0"/>
                 <w:sz w:val="16"/>
               </w:rPr>
@@ -3461,6 +3508,9 @@
         </w:tc>
       </w:tr>
       <w:tr>
+        <w:trPr>
+          <w:cantSplit/>
+        </w:trPr>
         <w:tc>
           <w:tcPr>
             <w:tcW w:type="dxa" w:w="1514"/>
@@ -3469,7 +3519,7 @@
             <w:r/>
             <w:r>
               <w:rPr>
-                <w:rFonts w:ascii="Arial" w:hAnsi="Arial"/>
+                <w:rFonts w:ascii="Verdana" w:hAnsi="Verdana"/>
                 <w:b w:val="0"/>
                 <w:sz w:val="16"/>
               </w:rPr>
@@ -3485,7 +3535,7 @@
             <w:r/>
             <w:r>
               <w:rPr>
-                <w:rFonts w:ascii="Arial" w:hAnsi="Arial"/>
+                <w:rFonts w:ascii="Verdana" w:hAnsi="Verdana"/>
                 <w:b w:val="0"/>
                 <w:sz w:val="16"/>
               </w:rPr>
@@ -3501,7 +3551,7 @@
             <w:r/>
             <w:r>
               <w:rPr>
-                <w:rFonts w:ascii="Arial" w:hAnsi="Arial"/>
+                <w:rFonts w:ascii="Verdana" w:hAnsi="Verdana"/>
                 <w:b w:val="0"/>
                 <w:sz w:val="16"/>
               </w:rPr>
@@ -3517,7 +3567,7 @@
             <w:r/>
             <w:r>
               <w:rPr>
-                <w:rFonts w:ascii="Arial" w:hAnsi="Arial"/>
+                <w:rFonts w:ascii="Verdana" w:hAnsi="Verdana"/>
                 <w:b w:val="0"/>
                 <w:sz w:val="16"/>
               </w:rPr>
@@ -3533,7 +3583,7 @@
             <w:r/>
             <w:r>
               <w:rPr>
-                <w:rFonts w:ascii="Arial" w:hAnsi="Arial"/>
+                <w:rFonts w:ascii="Verdana" w:hAnsi="Verdana"/>
                 <w:b w:val="0"/>
                 <w:sz w:val="16"/>
               </w:rPr>
@@ -3549,7 +3599,7 @@
             <w:r/>
             <w:r>
               <w:rPr>
-                <w:rFonts w:ascii="Arial" w:hAnsi="Arial"/>
+                <w:rFonts w:ascii="Verdana" w:hAnsi="Verdana"/>
                 <w:b w:val="0"/>
                 <w:sz w:val="16"/>
               </w:rPr>
@@ -3565,7 +3615,7 @@
             <w:r/>
             <w:r>
               <w:rPr>
-                <w:rFonts w:ascii="Arial" w:hAnsi="Arial"/>
+                <w:rFonts w:ascii="Verdana" w:hAnsi="Verdana"/>
                 <w:b w:val="0"/>
                 <w:sz w:val="16"/>
               </w:rPr>
@@ -3581,7 +3631,7 @@
             <w:r/>
             <w:r>
               <w:rPr>
-                <w:rFonts w:ascii="Arial" w:hAnsi="Arial"/>
+                <w:rFonts w:ascii="Verdana" w:hAnsi="Verdana"/>
                 <w:b w:val="0"/>
                 <w:sz w:val="16"/>
               </w:rPr>
@@ -3597,7 +3647,7 @@
             <w:r/>
             <w:r>
               <w:rPr>
-                <w:rFonts w:ascii="Arial" w:hAnsi="Arial"/>
+                <w:rFonts w:ascii="Verdana" w:hAnsi="Verdana"/>
                 <w:b w:val="0"/>
                 <w:sz w:val="16"/>
               </w:rPr>
@@ -3613,7 +3663,7 @@
             <w:r/>
             <w:r>
               <w:rPr>
-                <w:rFonts w:ascii="Arial" w:hAnsi="Arial"/>
+                <w:rFonts w:ascii="Verdana" w:hAnsi="Verdana"/>
                 <w:b w:val="0"/>
                 <w:sz w:val="16"/>
               </w:rPr>
@@ -3622,6 +3672,9 @@
         </w:tc>
       </w:tr>
       <w:tr>
+        <w:trPr>
+          <w:cantSplit/>
+        </w:trPr>
         <w:tc>
           <w:tcPr>
             <w:tcW w:type="dxa" w:w="1514"/>
@@ -3630,7 +3683,7 @@
             <w:r/>
             <w:r>
               <w:rPr>
-                <w:rFonts w:ascii="Arial" w:hAnsi="Arial"/>
+                <w:rFonts w:ascii="Verdana" w:hAnsi="Verdana"/>
                 <w:b w:val="0"/>
                 <w:sz w:val="16"/>
               </w:rPr>
@@ -3646,7 +3699,7 @@
             <w:r/>
             <w:r>
               <w:rPr>
-                <w:rFonts w:ascii="Arial" w:hAnsi="Arial"/>
+                <w:rFonts w:ascii="Verdana" w:hAnsi="Verdana"/>
                 <w:b w:val="0"/>
                 <w:sz w:val="16"/>
               </w:rPr>
@@ -3662,7 +3715,7 @@
             <w:r/>
             <w:r>
               <w:rPr>
-                <w:rFonts w:ascii="Arial" w:hAnsi="Arial"/>
+                <w:rFonts w:ascii="Verdana" w:hAnsi="Verdana"/>
                 <w:b w:val="0"/>
                 <w:sz w:val="16"/>
               </w:rPr>
@@ -3678,7 +3731,7 @@
             <w:r/>
             <w:r>
               <w:rPr>
-                <w:rFonts w:ascii="Arial" w:hAnsi="Arial"/>
+                <w:rFonts w:ascii="Verdana" w:hAnsi="Verdana"/>
                 <w:b w:val="0"/>
                 <w:sz w:val="16"/>
               </w:rPr>
@@ -3694,7 +3747,7 @@
             <w:r/>
             <w:r>
               <w:rPr>
-                <w:rFonts w:ascii="Arial" w:hAnsi="Arial"/>
+                <w:rFonts w:ascii="Verdana" w:hAnsi="Verdana"/>
                 <w:b w:val="0"/>
                 <w:sz w:val="16"/>
               </w:rPr>
@@ -3710,7 +3763,7 @@
             <w:r/>
             <w:r>
               <w:rPr>
-                <w:rFonts w:ascii="Arial" w:hAnsi="Arial"/>
+                <w:rFonts w:ascii="Verdana" w:hAnsi="Verdana"/>
                 <w:b w:val="0"/>
                 <w:sz w:val="16"/>
               </w:rPr>
@@ -3726,7 +3779,7 @@
             <w:r/>
             <w:r>
               <w:rPr>
-                <w:rFonts w:ascii="Arial" w:hAnsi="Arial"/>
+                <w:rFonts w:ascii="Verdana" w:hAnsi="Verdana"/>
                 <w:b w:val="0"/>
                 <w:sz w:val="16"/>
               </w:rPr>
@@ -3742,7 +3795,7 @@
             <w:r/>
             <w:r>
               <w:rPr>
-                <w:rFonts w:ascii="Arial" w:hAnsi="Arial"/>
+                <w:rFonts w:ascii="Verdana" w:hAnsi="Verdana"/>
                 <w:b w:val="0"/>
                 <w:sz w:val="16"/>
               </w:rPr>
@@ -3758,7 +3811,7 @@
             <w:r/>
             <w:r>
               <w:rPr>
-                <w:rFonts w:ascii="Arial" w:hAnsi="Arial"/>
+                <w:rFonts w:ascii="Verdana" w:hAnsi="Verdana"/>
                 <w:b w:val="0"/>
                 <w:sz w:val="16"/>
               </w:rPr>
@@ -3774,7 +3827,7 @@
             <w:r/>
             <w:r>
               <w:rPr>
-                <w:rFonts w:ascii="Arial" w:hAnsi="Arial"/>
+                <w:rFonts w:ascii="Verdana" w:hAnsi="Verdana"/>
                 <w:b w:val="0"/>
                 <w:sz w:val="16"/>
               </w:rPr>
@@ -3783,6 +3836,9 @@
         </w:tc>
       </w:tr>
       <w:tr>
+        <w:trPr>
+          <w:cantSplit/>
+        </w:trPr>
         <w:tc>
           <w:tcPr>
             <w:tcW w:type="dxa" w:w="1514"/>
@@ -3791,7 +3847,7 @@
             <w:r/>
             <w:r>
               <w:rPr>
-                <w:rFonts w:ascii="Arial" w:hAnsi="Arial"/>
+                <w:rFonts w:ascii="Verdana" w:hAnsi="Verdana"/>
                 <w:b w:val="0"/>
                 <w:sz w:val="16"/>
               </w:rPr>
@@ -3807,7 +3863,7 @@
             <w:r/>
             <w:r>
               <w:rPr>
-                <w:rFonts w:ascii="Arial" w:hAnsi="Arial"/>
+                <w:rFonts w:ascii="Verdana" w:hAnsi="Verdana"/>
                 <w:b w:val="0"/>
                 <w:sz w:val="16"/>
               </w:rPr>
@@ -3823,7 +3879,7 @@
             <w:r/>
             <w:r>
               <w:rPr>
-                <w:rFonts w:ascii="Arial" w:hAnsi="Arial"/>
+                <w:rFonts w:ascii="Verdana" w:hAnsi="Verdana"/>
                 <w:b w:val="0"/>
                 <w:sz w:val="16"/>
               </w:rPr>
@@ -3839,7 +3895,7 @@
             <w:r/>
             <w:r>
               <w:rPr>
-                <w:rFonts w:ascii="Arial" w:hAnsi="Arial"/>
+                <w:rFonts w:ascii="Verdana" w:hAnsi="Verdana"/>
                 <w:b w:val="0"/>
                 <w:sz w:val="16"/>
               </w:rPr>
@@ -3855,7 +3911,7 @@
             <w:r/>
             <w:r>
               <w:rPr>
-                <w:rFonts w:ascii="Arial" w:hAnsi="Arial"/>
+                <w:rFonts w:ascii="Verdana" w:hAnsi="Verdana"/>
                 <w:b w:val="0"/>
                 <w:sz w:val="16"/>
               </w:rPr>
@@ -3871,7 +3927,7 @@
             <w:r/>
             <w:r>
               <w:rPr>
-                <w:rFonts w:ascii="Arial" w:hAnsi="Arial"/>
+                <w:rFonts w:ascii="Verdana" w:hAnsi="Verdana"/>
                 <w:b w:val="0"/>
                 <w:sz w:val="16"/>
               </w:rPr>
@@ -3887,7 +3943,7 @@
             <w:r/>
             <w:r>
               <w:rPr>
-                <w:rFonts w:ascii="Arial" w:hAnsi="Arial"/>
+                <w:rFonts w:ascii="Verdana" w:hAnsi="Verdana"/>
                 <w:b w:val="0"/>
                 <w:sz w:val="16"/>
               </w:rPr>
@@ -3903,7 +3959,7 @@
             <w:r/>
             <w:r>
               <w:rPr>
-                <w:rFonts w:ascii="Arial" w:hAnsi="Arial"/>
+                <w:rFonts w:ascii="Verdana" w:hAnsi="Verdana"/>
                 <w:b w:val="0"/>
                 <w:sz w:val="16"/>
               </w:rPr>
@@ -3919,7 +3975,7 @@
             <w:r/>
             <w:r>
               <w:rPr>
-                <w:rFonts w:ascii="Arial" w:hAnsi="Arial"/>
+                <w:rFonts w:ascii="Verdana" w:hAnsi="Verdana"/>
                 <w:b w:val="0"/>
                 <w:sz w:val="16"/>
               </w:rPr>
@@ -3935,7 +3991,7 @@
             <w:r/>
             <w:r>
               <w:rPr>
-                <w:rFonts w:ascii="Arial" w:hAnsi="Arial"/>
+                <w:rFonts w:ascii="Verdana" w:hAnsi="Verdana"/>
                 <w:b w:val="0"/>
                 <w:sz w:val="16"/>
               </w:rPr>
@@ -3944,6 +4000,9 @@
         </w:tc>
       </w:tr>
       <w:tr>
+        <w:trPr>
+          <w:cantSplit/>
+        </w:trPr>
         <w:tc>
           <w:tcPr>
             <w:tcW w:type="dxa" w:w="1514"/>
@@ -3952,7 +4011,7 @@
             <w:r/>
             <w:r>
               <w:rPr>
-                <w:rFonts w:ascii="Arial" w:hAnsi="Arial"/>
+                <w:rFonts w:ascii="Verdana" w:hAnsi="Verdana"/>
                 <w:b w:val="0"/>
                 <w:sz w:val="16"/>
               </w:rPr>
@@ -3968,7 +4027,7 @@
             <w:r/>
             <w:r>
               <w:rPr>
-                <w:rFonts w:ascii="Arial" w:hAnsi="Arial"/>
+                <w:rFonts w:ascii="Verdana" w:hAnsi="Verdana"/>
                 <w:b w:val="0"/>
                 <w:sz w:val="16"/>
               </w:rPr>
@@ -3984,7 +4043,7 @@
             <w:r/>
             <w:r>
               <w:rPr>
-                <w:rFonts w:ascii="Arial" w:hAnsi="Arial"/>
+                <w:rFonts w:ascii="Verdana" w:hAnsi="Verdana"/>
                 <w:b w:val="0"/>
                 <w:sz w:val="16"/>
               </w:rPr>
@@ -4000,7 +4059,7 @@
             <w:r/>
             <w:r>
               <w:rPr>
-                <w:rFonts w:ascii="Arial" w:hAnsi="Arial"/>
+                <w:rFonts w:ascii="Verdana" w:hAnsi="Verdana"/>
                 <w:b w:val="0"/>
                 <w:sz w:val="16"/>
               </w:rPr>
@@ -4016,7 +4075,7 @@
             <w:r/>
             <w:r>
               <w:rPr>
-                <w:rFonts w:ascii="Arial" w:hAnsi="Arial"/>
+                <w:rFonts w:ascii="Verdana" w:hAnsi="Verdana"/>
                 <w:b w:val="0"/>
                 <w:sz w:val="16"/>
               </w:rPr>
@@ -4032,7 +4091,7 @@
             <w:r/>
             <w:r>
               <w:rPr>
-                <w:rFonts w:ascii="Arial" w:hAnsi="Arial"/>
+                <w:rFonts w:ascii="Verdana" w:hAnsi="Verdana"/>
                 <w:b w:val="0"/>
                 <w:sz w:val="16"/>
               </w:rPr>
@@ -4048,7 +4107,7 @@
             <w:r/>
             <w:r>
               <w:rPr>
-                <w:rFonts w:ascii="Arial" w:hAnsi="Arial"/>
+                <w:rFonts w:ascii="Verdana" w:hAnsi="Verdana"/>
                 <w:b w:val="0"/>
                 <w:sz w:val="16"/>
               </w:rPr>
@@ -4064,7 +4123,7 @@
             <w:r/>
             <w:r>
               <w:rPr>
-                <w:rFonts w:ascii="Arial" w:hAnsi="Arial"/>
+                <w:rFonts w:ascii="Verdana" w:hAnsi="Verdana"/>
                 <w:b w:val="0"/>
                 <w:sz w:val="16"/>
               </w:rPr>
@@ -4080,7 +4139,7 @@
             <w:r/>
             <w:r>
               <w:rPr>
-                <w:rFonts w:ascii="Arial" w:hAnsi="Arial"/>
+                <w:rFonts w:ascii="Verdana" w:hAnsi="Verdana"/>
                 <w:b w:val="0"/>
                 <w:sz w:val="16"/>
               </w:rPr>
@@ -4096,7 +4155,7 @@
             <w:r/>
             <w:r>
               <w:rPr>
-                <w:rFonts w:ascii="Arial" w:hAnsi="Arial"/>
+                <w:rFonts w:ascii="Verdana" w:hAnsi="Verdana"/>
                 <w:b w:val="0"/>
                 <w:sz w:val="16"/>
               </w:rPr>

--- a/docx/ru/BUFRCREX_TableB_ru_00.docx
+++ b/docx/ru/BUFRCREX_TableB_ru_00.docx
@@ -239,7 +239,7 @@
                 <w:b w:val="0"/>
                 <w:sz w:val="16"/>
               </w:rPr>
-              <w:t>000001</w:t>
+              <w:t>0 00 001</w:t>
             </w:r>
           </w:p>
         </w:tc>
@@ -403,7 +403,7 @@
                 <w:b w:val="0"/>
                 <w:sz w:val="16"/>
               </w:rPr>
-              <w:t>000002</w:t>
+              <w:t>0 00 002</w:t>
             </w:r>
           </w:p>
         </w:tc>
@@ -567,7 +567,7 @@
                 <w:b w:val="0"/>
                 <w:sz w:val="16"/>
               </w:rPr>
-              <w:t>000003</w:t>
+              <w:t>0 00 003</w:t>
             </w:r>
           </w:p>
         </w:tc>
@@ -731,7 +731,7 @@
                 <w:b w:val="0"/>
                 <w:sz w:val="16"/>
               </w:rPr>
-              <w:t>000004</w:t>
+              <w:t>0 00 004</w:t>
             </w:r>
           </w:p>
         </w:tc>
@@ -896,7 +896,7 @@
                 <w:b w:val="0"/>
                 <w:sz w:val="16"/>
               </w:rPr>
-              <w:t>000005</w:t>
+              <w:t>0 00 005</w:t>
             </w:r>
           </w:p>
         </w:tc>
@@ -1060,7 +1060,7 @@
                 <w:b w:val="0"/>
                 <w:sz w:val="16"/>
               </w:rPr>
-              <w:t>000006</w:t>
+              <w:t>0 00 006</w:t>
             </w:r>
           </w:p>
         </w:tc>
@@ -1225,7 +1225,7 @@
                 <w:b w:val="0"/>
                 <w:sz w:val="16"/>
               </w:rPr>
-              <w:t>000007</w:t>
+              <w:t>0 00 007</w:t>
             </w:r>
           </w:p>
         </w:tc>
@@ -1390,7 +1390,7 @@
                 <w:b w:val="0"/>
                 <w:sz w:val="16"/>
               </w:rPr>
-              <w:t>000008</w:t>
+              <w:t>0 00 008</w:t>
             </w:r>
           </w:p>
         </w:tc>
@@ -1555,7 +1555,7 @@
                 <w:b w:val="0"/>
                 <w:sz w:val="16"/>
               </w:rPr>
-              <w:t>000010</w:t>
+              <w:t>0 00 010</w:t>
             </w:r>
           </w:p>
         </w:tc>
@@ -1719,7 +1719,7 @@
                 <w:b w:val="0"/>
                 <w:sz w:val="16"/>
               </w:rPr>
-              <w:t>000011</w:t>
+              <w:t>0 00 011</w:t>
             </w:r>
           </w:p>
         </w:tc>
@@ -1883,7 +1883,7 @@
                 <w:b w:val="0"/>
                 <w:sz w:val="16"/>
               </w:rPr>
-              <w:t>000012</w:t>
+              <w:t>0 00 012</w:t>
             </w:r>
           </w:p>
         </w:tc>
@@ -2047,7 +2047,7 @@
                 <w:b w:val="0"/>
                 <w:sz w:val="16"/>
               </w:rPr>
-              <w:t>000013</w:t>
+              <w:t>0 00 013</w:t>
             </w:r>
           </w:p>
         </w:tc>
@@ -2211,7 +2211,7 @@
                 <w:b w:val="0"/>
                 <w:sz w:val="16"/>
               </w:rPr>
-              <w:t>000014</w:t>
+              <w:t>0 00 014</w:t>
             </w:r>
           </w:p>
         </w:tc>
@@ -2375,7 +2375,7 @@
                 <w:b w:val="0"/>
                 <w:sz w:val="16"/>
               </w:rPr>
-              <w:t>000015</w:t>
+              <w:t>0 00 015</w:t>
             </w:r>
           </w:p>
         </w:tc>
@@ -2539,7 +2539,7 @@
                 <w:b w:val="0"/>
                 <w:sz w:val="16"/>
               </w:rPr>
-              <w:t>000016</w:t>
+              <w:t>0 00 016</w:t>
             </w:r>
           </w:p>
         </w:tc>
@@ -2703,7 +2703,7 @@
                 <w:b w:val="0"/>
                 <w:sz w:val="16"/>
               </w:rPr>
-              <w:t>000017</w:t>
+              <w:t>0 00 017</w:t>
             </w:r>
           </w:p>
         </w:tc>
@@ -2867,7 +2867,7 @@
                 <w:b w:val="0"/>
                 <w:sz w:val="16"/>
               </w:rPr>
-              <w:t>000018</w:t>
+              <w:t>0 00 018</w:t>
             </w:r>
           </w:p>
         </w:tc>
@@ -3031,7 +3031,7 @@
                 <w:b w:val="0"/>
                 <w:sz w:val="16"/>
               </w:rPr>
-              <w:t>000019</w:t>
+              <w:t>0 00 019</w:t>
             </w:r>
           </w:p>
         </w:tc>
@@ -3195,7 +3195,7 @@
                 <w:b w:val="0"/>
                 <w:sz w:val="16"/>
               </w:rPr>
-              <w:t>000020</w:t>
+              <w:t>0 00 020</w:t>
             </w:r>
           </w:p>
         </w:tc>
@@ -3359,7 +3359,7 @@
                 <w:b w:val="0"/>
                 <w:sz w:val="16"/>
               </w:rPr>
-              <w:t>000024</w:t>
+              <w:t>0 00 024</w:t>
             </w:r>
           </w:p>
         </w:tc>
@@ -3523,7 +3523,7 @@
                 <w:b w:val="0"/>
                 <w:sz w:val="16"/>
               </w:rPr>
-              <w:t>000025</w:t>
+              <w:t>0 00 025</w:t>
             </w:r>
           </w:p>
         </w:tc>
@@ -3687,7 +3687,7 @@
                 <w:b w:val="0"/>
                 <w:sz w:val="16"/>
               </w:rPr>
-              <w:t>000026</w:t>
+              <w:t>0 00 026</w:t>
             </w:r>
           </w:p>
         </w:tc>
@@ -3851,7 +3851,7 @@
                 <w:b w:val="0"/>
                 <w:sz w:val="16"/>
               </w:rPr>
-              <w:t>000027</w:t>
+              <w:t>0 00 027</w:t>
             </w:r>
           </w:p>
         </w:tc>
@@ -4015,7 +4015,7 @@
                 <w:b w:val="0"/>
                 <w:sz w:val="16"/>
               </w:rPr>
-              <w:t>000030</w:t>
+              <w:t>0 00 030</w:t>
             </w:r>
           </w:p>
         </w:tc>

--- a/docx/ru/BUFRCREX_TableB_ru_00.docx
+++ b/docx/ru/BUFRCREX_TableB_ru_00.docx
@@ -12,7 +12,367 @@
           <w:b/>
           <w:sz w:val="22"/>
         </w:rPr>
-        <w:t>Класс 00: Элементы таблицы кодов BUFR/CREX</w:t>
+        <w:t>Класс 00: Элементы таблицы кодов</w:t>
+      </w:r>
+    </w:p>
+    <w:p>
+      <w:r>
+        <w:rPr>
+          <w:rFonts w:ascii="Verdana" w:hAnsi="Verdana"/>
+          <w:i/>
+          <w:sz w:val="14"/>
+        </w:rPr>
+        <w:t>Note 23: Значение осадков –0,1 кг·м-2 до масштабирования (–1 после масштабирования или в коде CREX) должно указывать на «следы» осадков (не поддающиеся измерению, менее 0,05 кг·м-2).</w:t>
+      </w:r>
+    </w:p>
+    <w:p>
+      <w:r>
+        <w:rPr>
+          <w:rFonts w:ascii="Verdana" w:hAnsi="Verdana"/>
+          <w:i/>
+          <w:sz w:val="14"/>
+        </w:rPr>
+        <w:t>Note 25: Ранее определенное значение может быть отменено путем передачи «отсутствующего значения» из соответствующей кодовой таблицы или таблицы флагов.</w:t>
+      </w:r>
+    </w:p>
+    <w:p>
+      <w:r>
+        <w:rPr>
+          <w:rFonts w:ascii="Verdana" w:hAnsi="Verdana"/>
+          <w:i/>
+          <w:sz w:val="14"/>
+        </w:rPr>
+        <w:t>Note 27: Все время дается во Всемирном скоординированном времени (ВСВ), если не предусмотрено иного.</w:t>
+      </w:r>
+    </w:p>
+    <w:p>
+      <w:r>
+        <w:rPr>
+          <w:rFonts w:ascii="Verdana" w:hAnsi="Verdana"/>
+          <w:i/>
+          <w:sz w:val="14"/>
+        </w:rPr>
+        <w:t>Note 32: Пеленг или азимут следует использовать только для установленного местоположения и не должен переопределять это местоположение.</w:t>
+      </w:r>
+    </w:p>
+    <w:p>
+      <w:r>
+        <w:rPr>
+          <w:rFonts w:ascii="Verdana" w:hAnsi="Verdana"/>
+          <w:i/>
+          <w:sz w:val="14"/>
+        </w:rPr>
+        <w:t>Note 62: Расстояние следует использовать только для установленного местоположения, а также пеленга, азимута или превышения; оно не должно переопределять это местоположение.</w:t>
+      </w:r>
+    </w:p>
+    <w:p>
+      <w:r>
+        <w:rPr>
+          <w:rFonts w:ascii="Verdana" w:hAnsi="Verdana"/>
+          <w:i/>
+          <w:sz w:val="14"/>
+        </w:rPr>
+        <w:t>Note 63: Приходящей радиации следует присваивать положительные значения.</w:t>
+      </w:r>
+    </w:p>
+    <w:p>
+      <w:r>
+        <w:rPr>
+          <w:rFonts w:ascii="Verdana" w:hAnsi="Verdana"/>
+          <w:i/>
+          <w:sz w:val="14"/>
+        </w:rPr>
+        <w:t>Note 64: Для компонент w, направленных вниз, следует выделять положительные значения с единицами измерения в Па·с-1.</w:t>
+      </w:r>
+    </w:p>
+    <w:p>
+      <w:r>
+        <w:rPr>
+          <w:rFonts w:ascii="Verdana" w:hAnsi="Verdana"/>
+          <w:i/>
+          <w:sz w:val="14"/>
+        </w:rPr>
+        <w:t>Note 66: Увеличение широты с востока на запад следует выражать отрицательным значением.</w:t>
+      </w:r>
+    </w:p>
+    <w:p>
+      <w:r>
+        <w:rPr>
+          <w:rFonts w:ascii="Verdana" w:hAnsi="Verdana"/>
+          <w:i/>
+          <w:sz w:val="14"/>
+        </w:rPr>
+        <w:t>Note 75: Для дескрипторов кода CREX F = B, а не 0.</w:t>
+      </w:r>
+    </w:p>
+    <w:p>
+      <w:r>
+        <w:rPr>
+          <w:rFonts w:ascii="Verdana" w:hAnsi="Verdana"/>
+          <w:i/>
+          <w:sz w:val="14"/>
+        </w:rPr>
+        <w:t>Note 92: Для однозначного различения случаев отсутствия данных и насыщенных пикселей, n-битовые данные об изображении следует кодировать, используя длину данных n+1. Когда такого дескриптора еще нет в классе 30, дескриптор оператора 2 01 YYY следует использовать для изменения длины данных существующей позиции, по мере необходимости.</w:t>
+      </w:r>
+    </w:p>
+    <w:p>
+      <w:r>
+        <w:rPr>
+          <w:rFonts w:ascii="Verdana" w:hAnsi="Verdana"/>
+          <w:i/>
+          <w:sz w:val="14"/>
+        </w:rPr>
+        <w:t>Note 105: Негативные временные периоды или отклонения следует использовать для указания временных периодов или отклонений, предшествующих определенному текущему времени.</w:t>
+      </w:r>
+    </w:p>
+    <w:p>
+      <w:r>
+        <w:rPr>
+          <w:rFonts w:ascii="Verdana" w:hAnsi="Verdana"/>
+          <w:i/>
+          <w:sz w:val="14"/>
+        </w:rPr>
+        <w:t>Note 110: Увеличение широты с севера на юг следует выражать отрицательными значениями.</w:t>
+      </w:r>
+    </w:p>
+    <w:p>
+      <w:r>
+        <w:rPr>
+          <w:rFonts w:ascii="Verdana" w:hAnsi="Verdana"/>
+          <w:i/>
+          <w:sz w:val="14"/>
+        </w:rPr>
+        <w:t>Note 115: Длина данных пикселя может быть изменена с помощью дескриптора 2 01 YYY.</w:t>
+      </w:r>
+    </w:p>
+    <w:p>
+      <w:r>
+        <w:rPr>
+          <w:rFonts w:ascii="Verdana" w:hAnsi="Verdana"/>
+          <w:i/>
+          <w:sz w:val="14"/>
+        </w:rPr>
+        <w:t>Note 121: Некоторые указания ожидаемой точности могут в неявной форме содержаться в ряде элементов данного класса.</w:t>
+      </w:r>
+    </w:p>
+    <w:p>
+      <w:r>
+        <w:rPr>
+          <w:rFonts w:ascii="Verdana" w:hAnsi="Verdana"/>
+          <w:i/>
+          <w:sz w:val="14"/>
+        </w:rPr>
+        <w:t>Note 122: Южную широту следует выражать отрицательными значениями.</w:t>
+      </w:r>
+    </w:p>
+    <w:p>
+      <w:r>
+        <w:rPr>
+          <w:rFonts w:ascii="Verdana" w:hAnsi="Verdana"/>
+          <w:i/>
+          <w:sz w:val="14"/>
+        </w:rPr>
+        <w:t>Note 123: Для компонент v, направленных с юга на север, следует выделять положительные значения.</w:t>
+      </w:r>
+    </w:p>
+    <w:p>
+      <w:r>
+        <w:rPr>
+          <w:rFonts w:ascii="Verdana" w:hAnsi="Verdana"/>
+          <w:i/>
+          <w:sz w:val="14"/>
+        </w:rPr>
+        <w:t>Note 126: Направление приземного ветра, измеренное на станции в пределах 1° от Северного полюса или в пределах 1° от Южного полюса, следует сообщать таким образом, чтобы азимутальный круг был выровнен с нулем прибора, соответствуя 0° по Гринвичскому меридиану.</w:t>
+      </w:r>
+    </w:p>
+    <w:p>
+      <w:r>
+        <w:rPr>
+          <w:rFonts w:ascii="Verdana" w:hAnsi="Verdana"/>
+          <w:i/>
+          <w:sz w:val="14"/>
+        </w:rPr>
+        <w:t>Note 140: Размер элемента изображения на горизонтали — 1 приводится в положении, где масштабный коэффициент карты равен единице.</w:t>
+      </w:r>
+    </w:p>
+    <w:p>
+      <w:r>
+        <w:rPr>
+          <w:rFonts w:ascii="Verdana" w:hAnsi="Verdana"/>
+          <w:i/>
+          <w:sz w:val="14"/>
+        </w:rPr>
+        <w:t>Note 141: Размер элемента изображения на горизонтали — 2 указывается в положении, где масштабный коэффициент карты равен единице.</w:t>
+      </w:r>
+    </w:p>
+    <w:p>
+      <w:r>
+        <w:rPr>
+          <w:rFonts w:ascii="Verdana" w:hAnsi="Verdana"/>
+          <w:i/>
+          <w:sz w:val="14"/>
+        </w:rPr>
+        <w:t>Note 145: Значение временных периодов или отклонений может быть указано с использованием значений времени в коде, соответствующем табличной ссылке 0 08 021.</w:t>
+      </w:r>
+    </w:p>
+    <w:p>
+      <w:r>
+        <w:rPr>
+          <w:rFonts w:ascii="Verdana" w:hAnsi="Verdana"/>
+          <w:i/>
+          <w:sz w:val="14"/>
+        </w:rPr>
+        <w:t>Note 149: При использовании с прогнозируемыми величинами временное местоположение должно указывать время исходного состояния или начала для прогностического периода; при использовании с множеством средних прогностических значений временное местоположение должно указывать исходное состояние или начало первого прогноза, по которому получены множественные средние.</w:t>
+      </w:r>
+    </w:p>
+    <w:p>
+      <w:r>
+        <w:rPr>
+          <w:rFonts w:ascii="Verdana" w:hAnsi="Verdana"/>
+          <w:i/>
+          <w:sz w:val="14"/>
+        </w:rPr>
+        <w:t>Note 155: В данный класс могут также войти элементы, относящиеся к процедурам наблюдений.</w:t>
+      </w:r>
+    </w:p>
+    <w:p>
+      <w:r>
+        <w:rPr>
+          <w:rFonts w:ascii="Verdana" w:hAnsi="Verdana"/>
+          <w:i/>
+          <w:sz w:val="14"/>
+        </w:rPr>
+        <w:t>Note 156: Данный класс должен содержать элементы описания приборов, используемых для получения сообщаемых метеорологических элементов.</w:t>
+      </w:r>
+    </w:p>
+    <w:p>
+      <w:r>
+        <w:rPr>
+          <w:rFonts w:ascii="Verdana" w:hAnsi="Verdana"/>
+          <w:i/>
+          <w:sz w:val="14"/>
+        </w:rPr>
+        <w:t>Note 158: Прежде чем использовать временные периоды или отклонения и временные инкременты, необходимо определить исходное временное местоположение, за которым, по мере необходимости, следует определение значимости времени.</w:t>
+      </w:r>
+    </w:p>
+    <w:p>
+      <w:r>
+        <w:rPr>
+          <w:rFonts w:ascii="Verdana" w:hAnsi="Verdana"/>
+          <w:i/>
+          <w:sz w:val="14"/>
+        </w:rPr>
+        <w:t>Note 160: Уходящей радиации следует присваивать отрицательные значения.</w:t>
+      </w:r>
+    </w:p>
+    <w:p>
+      <w:r>
+        <w:rPr>
+          <w:rFonts w:ascii="Verdana" w:hAnsi="Verdana"/>
+          <w:i/>
+          <w:sz w:val="14"/>
+        </w:rPr>
+        <w:t>Note 161: Для компонент w, направленных вверх, следует выделять положительные значения с единицами измерения в м·с-1.</w:t>
+      </w:r>
+    </w:p>
+    <w:p>
+      <w:r>
+        <w:rPr>
+          <w:rFonts w:ascii="Verdana" w:hAnsi="Verdana"/>
+          <w:i/>
+          <w:sz w:val="14"/>
+        </w:rPr>
+        <w:t>Note 162: Пригодные диапазоны, использованные выше: 1011–1019 Бк для выбросов; 10-2–107 Бк и 10-2–107 мЗв для концентраций и доз.</w:t>
+      </w:r>
+    </w:p>
+    <w:p>
+      <w:r>
+        <w:rPr>
+          <w:rFonts w:ascii="Verdana" w:hAnsi="Verdana"/>
+          <w:i/>
+          <w:sz w:val="14"/>
+        </w:rPr>
+        <w:t>Note 163: Величины широты и приращений широты ограничены диапазоном от –90 до +90 градусов.</w:t>
+      </w:r>
+    </w:p>
+    <w:p>
+      <w:r>
+        <w:rPr>
+          <w:rFonts w:ascii="Verdana" w:hAnsi="Verdana"/>
+          <w:i/>
+          <w:sz w:val="14"/>
+        </w:rPr>
+        <w:t>Note 164: Величины долготы ограничены диапазоном от –180 до +180 градусов.</w:t>
+      </w:r>
+    </w:p>
+    <w:p>
+      <w:r>
+        <w:rPr>
+          <w:rFonts w:ascii="Verdana" w:hAnsi="Verdana"/>
+          <w:i/>
+          <w:sz w:val="14"/>
+        </w:rPr>
+        <w:t>Note 165: Вертикальные элементы и давление следует использовать для определения значений этих элементов независимо от элемента или переменной, означающей вертикальную координату.</w:t>
+      </w:r>
+    </w:p>
+    <w:p>
+      <w:r>
+        <w:rPr>
+          <w:rFonts w:ascii="Verdana" w:hAnsi="Verdana"/>
+          <w:i/>
+          <w:sz w:val="14"/>
+        </w:rPr>
+        <w:t>Note 166: Западная долгота выражается отрицательными величинами.</w:t>
+      </w:r>
+    </w:p>
+    <w:p>
+      <w:r>
+        <w:rPr>
+          <w:rFonts w:ascii="Verdana" w:hAnsi="Verdana"/>
+          <w:i/>
+          <w:sz w:val="14"/>
+        </w:rPr>
+        <w:t>Note 167: Для компонент u, направленных с запада на восток, следует выделять положительные значения.</w:t>
+      </w:r>
+    </w:p>
+    <w:p>
+      <w:r>
+        <w:rPr>
+          <w:rFonts w:ascii="Verdana" w:hAnsi="Verdana"/>
+          <w:i/>
+          <w:sz w:val="14"/>
+        </w:rPr>
+        <w:t>Note 176: Там, где в колонку «НАЗВАНИЕ ЭЛЕМЕНТА» вводится выражение «на указанной высоте и за указанный период», соответствующее вертикальное местоположение должно быть определено с использованием дескрипторов из класса 07 совместно с соответствующим периодом с использованием дескрипторов из класса 04.</w:t>
+      </w:r>
+    </w:p>
+    <w:p>
+      <w:r>
+        <w:rPr>
+          <w:rFonts w:ascii="Verdana" w:hAnsi="Verdana"/>
+          <w:i/>
+          <w:sz w:val="14"/>
+        </w:rPr>
+        <w:t>Note 178: Там, где величины суммируются или усредняются (например, за временной период), общее число значений, из которых получается сумма или среднее значение, может быть представлено с использованием ссылки 0 08 022.</w:t>
+      </w:r>
+    </w:p>
+    <w:p>
+      <w:r>
+        <w:rPr>
+          <w:rFonts w:ascii="Verdana" w:hAnsi="Verdana"/>
+          <w:i/>
+          <w:sz w:val="14"/>
+        </w:rPr>
+        <w:t>Note 179: Стандарты ветровых данных: Скорость Направление; Наблюдение отсутствует Отсутствует Отсутствует; Штиль 0 0; Обычное наблюдение &gt;0 1°–360°; Только скорость &gt;0 Отсутствует; Только направление Отсутствует 1°–360°; «Слабый и переменный» &gt;0 0</w:t>
+      </w:r>
+    </w:p>
+    <w:p>
+      <w:r>
+        <w:rPr>
+          <w:rFonts w:ascii="Verdana" w:hAnsi="Verdana"/>
+          <w:i/>
+          <w:sz w:val="14"/>
+        </w:rPr>
+        <w:t>Note 180: Стандарты сообщения о ветровых волнах и волнении: Наблюдения Скорость Направление; Нет наблюдений Отсутствует Отсутствует; Штиль 0 0; Обычное наблюдение &gt;0 1–360; Только скорость &gt;0 Отсутствует; Только направление Отсутствует 1–360; «Легкий и переменный» &gt;0 0</w:t>
       </w:r>
     </w:p>
     <w:tbl>
@@ -58,6 +418,9 @@
             <w:shd w:val="clear" w:color="auto" w:fill="D9D9D9"/>
           </w:tcPr>
           <w:p>
+            <w:pPr>
+              <w:spacing w:before="20" w:after="20"/>
+            </w:pPr>
             <w:r/>
             <w:r>
               <w:rPr>
@@ -75,6 +438,9 @@
             <w:shd w:val="clear" w:color="auto" w:fill="D9D9D9"/>
           </w:tcPr>
           <w:p>
+            <w:pPr>
+              <w:spacing w:before="20" w:after="20"/>
+            </w:pPr>
             <w:r/>
             <w:r>
               <w:rPr>
@@ -92,6 +458,9 @@
             <w:shd w:val="clear" w:color="auto" w:fill="D9D9D9"/>
           </w:tcPr>
           <w:p>
+            <w:pPr>
+              <w:spacing w:before="20" w:after="20"/>
+            </w:pPr>
             <w:r/>
             <w:r>
               <w:rPr>
@@ -109,6 +478,9 @@
             <w:shd w:val="clear" w:color="auto" w:fill="D9D9D9"/>
           </w:tcPr>
           <w:p>
+            <w:pPr>
+              <w:spacing w:before="20" w:after="20"/>
+            </w:pPr>
             <w:r/>
             <w:r>
               <w:rPr>
@@ -126,6 +498,9 @@
             <w:shd w:val="clear" w:color="auto" w:fill="D9D9D9"/>
           </w:tcPr>
           <w:p>
+            <w:pPr>
+              <w:spacing w:before="20" w:after="20"/>
+            </w:pPr>
             <w:r/>
             <w:r>
               <w:rPr>
@@ -143,6 +518,9 @@
             <w:shd w:val="clear" w:color="auto" w:fill="D9D9D9"/>
           </w:tcPr>
           <w:p>
+            <w:pPr>
+              <w:spacing w:before="20" w:after="20"/>
+            </w:pPr>
             <w:r/>
             <w:r>
               <w:rPr>
@@ -160,6 +538,9 @@
             <w:shd w:val="clear" w:color="auto" w:fill="D9D9D9"/>
           </w:tcPr>
           <w:p>
+            <w:pPr>
+              <w:spacing w:before="20" w:after="20"/>
+            </w:pPr>
             <w:r/>
             <w:r>
               <w:rPr>
@@ -177,6 +558,9 @@
             <w:shd w:val="clear" w:color="auto" w:fill="D9D9D9"/>
           </w:tcPr>
           <w:p>
+            <w:pPr>
+              <w:spacing w:before="20" w:after="20"/>
+            </w:pPr>
             <w:r/>
             <w:r>
               <w:rPr>
@@ -194,6 +578,9 @@
             <w:shd w:val="clear" w:color="auto" w:fill="D9D9D9"/>
           </w:tcPr>
           <w:p>
+            <w:pPr>
+              <w:spacing w:before="20" w:after="20"/>
+            </w:pPr>
             <w:r/>
             <w:r>
               <w:rPr>
@@ -211,6 +598,9 @@
             <w:shd w:val="clear" w:color="auto" w:fill="D9D9D9"/>
           </w:tcPr>
           <w:p>
+            <w:pPr>
+              <w:spacing w:before="20" w:after="20"/>
+            </w:pPr>
             <w:r/>
             <w:r>
               <w:rPr>
@@ -232,6 +622,9 @@
             <w:tcW w:type="dxa" w:w="1514"/>
           </w:tcPr>
           <w:p>
+            <w:pPr>
+              <w:spacing w:before="20" w:after="20"/>
+            </w:pPr>
             <w:r/>
             <w:r>
               <w:rPr>
@@ -248,6 +641,9 @@
             <w:tcW w:type="dxa" w:w="1514"/>
           </w:tcPr>
           <w:p>
+            <w:pPr>
+              <w:spacing w:before="20" w:after="20"/>
+            </w:pPr>
             <w:r/>
             <w:r>
               <w:rPr>
@@ -264,11 +660,13 @@
             <w:tcW w:type="dxa" w:w="1514"/>
           </w:tcPr>
           <w:p>
+            <w:pPr>
+              <w:spacing w:before="20" w:after="20"/>
+            </w:pPr>
             <w:r/>
             <w:r>
               <w:rPr>
                 <w:rFonts w:ascii="Verdana" w:hAnsi="Verdana"/>
-                <w:b w:val="0"/>
                 <w:sz w:val="16"/>
               </w:rPr>
               <w:t>CCITT IA5</w:t>
@@ -280,6 +678,9 @@
             <w:tcW w:type="dxa" w:w="1514"/>
           </w:tcPr>
           <w:p>
+            <w:pPr>
+              <w:spacing w:before="20" w:after="20"/>
+            </w:pPr>
             <w:r/>
             <w:r>
               <w:rPr>
@@ -296,6 +697,9 @@
             <w:tcW w:type="dxa" w:w="1514"/>
           </w:tcPr>
           <w:p>
+            <w:pPr>
+              <w:spacing w:before="20" w:after="20"/>
+            </w:pPr>
             <w:r/>
             <w:r>
               <w:rPr>
@@ -312,6 +716,9 @@
             <w:tcW w:type="dxa" w:w="1514"/>
           </w:tcPr>
           <w:p>
+            <w:pPr>
+              <w:spacing w:before="20" w:after="20"/>
+            </w:pPr>
             <w:r/>
             <w:r>
               <w:rPr>
@@ -328,11 +735,13 @@
             <w:tcW w:type="dxa" w:w="1514"/>
           </w:tcPr>
           <w:p>
+            <w:pPr>
+              <w:spacing w:before="20" w:after="20"/>
+            </w:pPr>
             <w:r/>
             <w:r>
               <w:rPr>
                 <w:rFonts w:ascii="Verdana" w:hAnsi="Verdana"/>
-                <w:b w:val="0"/>
                 <w:sz w:val="16"/>
               </w:rPr>
               <w:t>Символ</w:t>
@@ -344,6 +753,9 @@
             <w:tcW w:type="dxa" w:w="1514"/>
           </w:tcPr>
           <w:p>
+            <w:pPr>
+              <w:spacing w:before="20" w:after="20"/>
+            </w:pPr>
             <w:r/>
             <w:r>
               <w:rPr>
@@ -360,6 +772,9 @@
             <w:tcW w:type="dxa" w:w="1514"/>
           </w:tcPr>
           <w:p>
+            <w:pPr>
+              <w:spacing w:before="20" w:after="20"/>
+            </w:pPr>
             <w:r/>
             <w:r>
               <w:rPr>
@@ -376,6 +791,9 @@
             <w:tcW w:type="dxa" w:w="1514"/>
           </w:tcPr>
           <w:p>
+            <w:pPr>
+              <w:spacing w:before="20" w:after="20"/>
+            </w:pPr>
             <w:r/>
             <w:r>
               <w:rPr>
@@ -396,6 +814,9 @@
             <w:tcW w:type="dxa" w:w="1514"/>
           </w:tcPr>
           <w:p>
+            <w:pPr>
+              <w:spacing w:before="20" w:after="20"/>
+            </w:pPr>
             <w:r/>
             <w:r>
               <w:rPr>
@@ -412,6 +833,9 @@
             <w:tcW w:type="dxa" w:w="1514"/>
           </w:tcPr>
           <w:p>
+            <w:pPr>
+              <w:spacing w:before="20" w:after="20"/>
+            </w:pPr>
             <w:r/>
             <w:r>
               <w:rPr>
@@ -428,11 +852,13 @@
             <w:tcW w:type="dxa" w:w="1514"/>
           </w:tcPr>
           <w:p>
+            <w:pPr>
+              <w:spacing w:before="20" w:after="20"/>
+            </w:pPr>
             <w:r/>
             <w:r>
               <w:rPr>
                 <w:rFonts w:ascii="Verdana" w:hAnsi="Verdana"/>
-                <w:b w:val="0"/>
                 <w:sz w:val="16"/>
               </w:rPr>
               <w:t>CCITT IA5</w:t>
@@ -444,6 +870,9 @@
             <w:tcW w:type="dxa" w:w="1514"/>
           </w:tcPr>
           <w:p>
+            <w:pPr>
+              <w:spacing w:before="20" w:after="20"/>
+            </w:pPr>
             <w:r/>
             <w:r>
               <w:rPr>
@@ -460,6 +889,9 @@
             <w:tcW w:type="dxa" w:w="1514"/>
           </w:tcPr>
           <w:p>
+            <w:pPr>
+              <w:spacing w:before="20" w:after="20"/>
+            </w:pPr>
             <w:r/>
             <w:r>
               <w:rPr>
@@ -476,6 +908,9 @@
             <w:tcW w:type="dxa" w:w="1514"/>
           </w:tcPr>
           <w:p>
+            <w:pPr>
+              <w:spacing w:before="20" w:after="20"/>
+            </w:pPr>
             <w:r/>
             <w:r>
               <w:rPr>
@@ -492,11 +927,13 @@
             <w:tcW w:type="dxa" w:w="1514"/>
           </w:tcPr>
           <w:p>
+            <w:pPr>
+              <w:spacing w:before="20" w:after="20"/>
+            </w:pPr>
             <w:r/>
             <w:r>
               <w:rPr>
                 <w:rFonts w:ascii="Verdana" w:hAnsi="Verdana"/>
-                <w:b w:val="0"/>
                 <w:sz w:val="16"/>
               </w:rPr>
               <w:t>Символ</w:t>
@@ -508,6 +945,9 @@
             <w:tcW w:type="dxa" w:w="1514"/>
           </w:tcPr>
           <w:p>
+            <w:pPr>
+              <w:spacing w:before="20" w:after="20"/>
+            </w:pPr>
             <w:r/>
             <w:r>
               <w:rPr>
@@ -524,6 +964,9 @@
             <w:tcW w:type="dxa" w:w="1514"/>
           </w:tcPr>
           <w:p>
+            <w:pPr>
+              <w:spacing w:before="20" w:after="20"/>
+            </w:pPr>
             <w:r/>
             <w:r>
               <w:rPr>
@@ -540,6 +983,9 @@
             <w:tcW w:type="dxa" w:w="1514"/>
           </w:tcPr>
           <w:p>
+            <w:pPr>
+              <w:spacing w:before="20" w:after="20"/>
+            </w:pPr>
             <w:r/>
             <w:r>
               <w:rPr>
@@ -560,6 +1006,9 @@
             <w:tcW w:type="dxa" w:w="1514"/>
           </w:tcPr>
           <w:p>
+            <w:pPr>
+              <w:spacing w:before="20" w:after="20"/>
+            </w:pPr>
             <w:r/>
             <w:r>
               <w:rPr>
@@ -576,6 +1025,9 @@
             <w:tcW w:type="dxa" w:w="1514"/>
           </w:tcPr>
           <w:p>
+            <w:pPr>
+              <w:spacing w:before="20" w:after="20"/>
+            </w:pPr>
             <w:r/>
             <w:r>
               <w:rPr>
@@ -592,11 +1044,13 @@
             <w:tcW w:type="dxa" w:w="1514"/>
           </w:tcPr>
           <w:p>
+            <w:pPr>
+              <w:spacing w:before="20" w:after="20"/>
+            </w:pPr>
             <w:r/>
             <w:r>
               <w:rPr>
                 <w:rFonts w:ascii="Verdana" w:hAnsi="Verdana"/>
-                <w:b w:val="0"/>
                 <w:sz w:val="16"/>
               </w:rPr>
               <w:t>CCITT IA5</w:t>
@@ -608,6 +1062,9 @@
             <w:tcW w:type="dxa" w:w="1514"/>
           </w:tcPr>
           <w:p>
+            <w:pPr>
+              <w:spacing w:before="20" w:after="20"/>
+            </w:pPr>
             <w:r/>
             <w:r>
               <w:rPr>
@@ -624,6 +1081,9 @@
             <w:tcW w:type="dxa" w:w="1514"/>
           </w:tcPr>
           <w:p>
+            <w:pPr>
+              <w:spacing w:before="20" w:after="20"/>
+            </w:pPr>
             <w:r/>
             <w:r>
               <w:rPr>
@@ -640,6 +1100,9 @@
             <w:tcW w:type="dxa" w:w="1514"/>
           </w:tcPr>
           <w:p>
+            <w:pPr>
+              <w:spacing w:before="20" w:after="20"/>
+            </w:pPr>
             <w:r/>
             <w:r>
               <w:rPr>
@@ -656,11 +1119,13 @@
             <w:tcW w:type="dxa" w:w="1514"/>
           </w:tcPr>
           <w:p>
+            <w:pPr>
+              <w:spacing w:before="20" w:after="20"/>
+            </w:pPr>
             <w:r/>
             <w:r>
               <w:rPr>
                 <w:rFonts w:ascii="Verdana" w:hAnsi="Verdana"/>
-                <w:b w:val="0"/>
                 <w:sz w:val="16"/>
               </w:rPr>
               <w:t>Символ</w:t>
@@ -672,6 +1137,9 @@
             <w:tcW w:type="dxa" w:w="1514"/>
           </w:tcPr>
           <w:p>
+            <w:pPr>
+              <w:spacing w:before="20" w:after="20"/>
+            </w:pPr>
             <w:r/>
             <w:r>
               <w:rPr>
@@ -688,6 +1156,9 @@
             <w:tcW w:type="dxa" w:w="1514"/>
           </w:tcPr>
           <w:p>
+            <w:pPr>
+              <w:spacing w:before="20" w:after="20"/>
+            </w:pPr>
             <w:r/>
             <w:r>
               <w:rPr>
@@ -704,6 +1175,9 @@
             <w:tcW w:type="dxa" w:w="1514"/>
           </w:tcPr>
           <w:p>
+            <w:pPr>
+              <w:spacing w:before="20" w:after="20"/>
+            </w:pPr>
             <w:r/>
             <w:r>
               <w:rPr>
@@ -724,6 +1198,9 @@
             <w:tcW w:type="dxa" w:w="1514"/>
           </w:tcPr>
           <w:p>
+            <w:pPr>
+              <w:spacing w:before="20" w:after="20"/>
+            </w:pPr>
             <w:r/>
             <w:r>
               <w:rPr>
@@ -740,6 +1217,9 @@
             <w:tcW w:type="dxa" w:w="1514"/>
           </w:tcPr>
           <w:p>
+            <w:pPr>
+              <w:spacing w:before="20" w:after="20"/>
+            </w:pPr>
             <w:r/>
             <w:r>
               <w:rPr>
@@ -756,11 +1236,13 @@
             <w:tcW w:type="dxa" w:w="1514"/>
           </w:tcPr>
           <w:p>
+            <w:pPr>
+              <w:spacing w:before="20" w:after="20"/>
+            </w:pPr>
             <w:r/>
             <w:r>
               <w:rPr>
                 <w:rFonts w:ascii="Verdana" w:hAnsi="Verdana"/>
-                <w:b w:val="0"/>
                 <w:sz w:val="16"/>
               </w:rPr>
               <w:t>CCITT IA5</w:t>
@@ -772,6 +1254,9 @@
             <w:tcW w:type="dxa" w:w="1514"/>
           </w:tcPr>
           <w:p>
+            <w:pPr>
+              <w:spacing w:before="20" w:after="20"/>
+            </w:pPr>
             <w:r/>
             <w:r>
               <w:rPr>
@@ -788,6 +1273,9 @@
             <w:tcW w:type="dxa" w:w="1514"/>
           </w:tcPr>
           <w:p>
+            <w:pPr>
+              <w:spacing w:before="20" w:after="20"/>
+            </w:pPr>
             <w:r/>
             <w:r>
               <w:rPr>
@@ -804,6 +1292,9 @@
             <w:tcW w:type="dxa" w:w="1514"/>
           </w:tcPr>
           <w:p>
+            <w:pPr>
+              <w:spacing w:before="20" w:after="20"/>
+            </w:pPr>
             <w:r/>
             <w:r>
               <w:rPr>
@@ -820,11 +1311,13 @@
             <w:tcW w:type="dxa" w:w="1514"/>
           </w:tcPr>
           <w:p>
+            <w:pPr>
+              <w:spacing w:before="20" w:after="20"/>
+            </w:pPr>
             <w:r/>
             <w:r>
               <w:rPr>
                 <w:rFonts w:ascii="Verdana" w:hAnsi="Verdana"/>
-                <w:b w:val="0"/>
                 <w:sz w:val="16"/>
               </w:rPr>
               <w:t>Символ</w:t>
@@ -836,6 +1329,9 @@
             <w:tcW w:type="dxa" w:w="1514"/>
           </w:tcPr>
           <w:p>
+            <w:pPr>
+              <w:spacing w:before="20" w:after="20"/>
+            </w:pPr>
             <w:r/>
             <w:r>
               <w:rPr>
@@ -852,6 +1348,9 @@
             <w:tcW w:type="dxa" w:w="1514"/>
           </w:tcPr>
           <w:p>
+            <w:pPr>
+              <w:spacing w:before="20" w:after="20"/>
+            </w:pPr>
             <w:r/>
             <w:r>
               <w:rPr>
@@ -868,6 +1367,9 @@
             <w:tcW w:type="dxa" w:w="1514"/>
           </w:tcPr>
           <w:p>
+            <w:pPr>
+              <w:spacing w:before="20" w:after="20"/>
+            </w:pPr>
             <w:r/>
             <w:r>
               <w:rPr>
@@ -889,6 +1391,9 @@
             <w:tcW w:type="dxa" w:w="1514"/>
           </w:tcPr>
           <w:p>
+            <w:pPr>
+              <w:spacing w:before="20" w:after="20"/>
+            </w:pPr>
             <w:r/>
             <w:r>
               <w:rPr>
@@ -905,6 +1410,9 @@
             <w:tcW w:type="dxa" w:w="1514"/>
           </w:tcPr>
           <w:p>
+            <w:pPr>
+              <w:spacing w:before="20" w:after="20"/>
+            </w:pPr>
             <w:r/>
             <w:r>
               <w:rPr>
@@ -921,11 +1429,13 @@
             <w:tcW w:type="dxa" w:w="1514"/>
           </w:tcPr>
           <w:p>
+            <w:pPr>
+              <w:spacing w:before="20" w:after="20"/>
+            </w:pPr>
             <w:r/>
             <w:r>
               <w:rPr>
                 <w:rFonts w:ascii="Verdana" w:hAnsi="Verdana"/>
-                <w:b w:val="0"/>
                 <w:sz w:val="16"/>
               </w:rPr>
               <w:t>CCITT IA5</w:t>
@@ -937,6 +1447,9 @@
             <w:tcW w:type="dxa" w:w="1514"/>
           </w:tcPr>
           <w:p>
+            <w:pPr>
+              <w:spacing w:before="20" w:after="20"/>
+            </w:pPr>
             <w:r/>
             <w:r>
               <w:rPr>
@@ -953,6 +1466,9 @@
             <w:tcW w:type="dxa" w:w="1514"/>
           </w:tcPr>
           <w:p>
+            <w:pPr>
+              <w:spacing w:before="20" w:after="20"/>
+            </w:pPr>
             <w:r/>
             <w:r>
               <w:rPr>
@@ -969,6 +1485,9 @@
             <w:tcW w:type="dxa" w:w="1514"/>
           </w:tcPr>
           <w:p>
+            <w:pPr>
+              <w:spacing w:before="20" w:after="20"/>
+            </w:pPr>
             <w:r/>
             <w:r>
               <w:rPr>
@@ -985,11 +1504,13 @@
             <w:tcW w:type="dxa" w:w="1514"/>
           </w:tcPr>
           <w:p>
+            <w:pPr>
+              <w:spacing w:before="20" w:after="20"/>
+            </w:pPr>
             <w:r/>
             <w:r>
               <w:rPr>
                 <w:rFonts w:ascii="Verdana" w:hAnsi="Verdana"/>
-                <w:b w:val="0"/>
                 <w:sz w:val="16"/>
               </w:rPr>
               <w:t>Символ</w:t>
@@ -1001,6 +1522,9 @@
             <w:tcW w:type="dxa" w:w="1514"/>
           </w:tcPr>
           <w:p>
+            <w:pPr>
+              <w:spacing w:before="20" w:after="20"/>
+            </w:pPr>
             <w:r/>
             <w:r>
               <w:rPr>
@@ -1017,6 +1541,9 @@
             <w:tcW w:type="dxa" w:w="1514"/>
           </w:tcPr>
           <w:p>
+            <w:pPr>
+              <w:spacing w:before="20" w:after="20"/>
+            </w:pPr>
             <w:r/>
             <w:r>
               <w:rPr>
@@ -1033,6 +1560,9 @@
             <w:tcW w:type="dxa" w:w="1514"/>
           </w:tcPr>
           <w:p>
+            <w:pPr>
+              <w:spacing w:before="20" w:after="20"/>
+            </w:pPr>
             <w:r/>
             <w:r>
               <w:rPr>
@@ -1053,6 +1583,9 @@
             <w:tcW w:type="dxa" w:w="1514"/>
           </w:tcPr>
           <w:p>
+            <w:pPr>
+              <w:spacing w:before="20" w:after="20"/>
+            </w:pPr>
             <w:r/>
             <w:r>
               <w:rPr>
@@ -1069,6 +1602,9 @@
             <w:tcW w:type="dxa" w:w="1514"/>
           </w:tcPr>
           <w:p>
+            <w:pPr>
+              <w:spacing w:before="20" w:after="20"/>
+            </w:pPr>
             <w:r/>
             <w:r>
               <w:rPr>
@@ -1085,11 +1621,13 @@
             <w:tcW w:type="dxa" w:w="1514"/>
           </w:tcPr>
           <w:p>
+            <w:pPr>
+              <w:spacing w:before="20" w:after="20"/>
+            </w:pPr>
             <w:r/>
             <w:r>
               <w:rPr>
                 <w:rFonts w:ascii="Verdana" w:hAnsi="Verdana"/>
-                <w:b w:val="0"/>
                 <w:sz w:val="16"/>
               </w:rPr>
               <w:t>CCITT IA5</w:t>
@@ -1101,6 +1639,9 @@
             <w:tcW w:type="dxa" w:w="1514"/>
           </w:tcPr>
           <w:p>
+            <w:pPr>
+              <w:spacing w:before="20" w:after="20"/>
+            </w:pPr>
             <w:r/>
             <w:r>
               <w:rPr>
@@ -1117,6 +1658,9 @@
             <w:tcW w:type="dxa" w:w="1514"/>
           </w:tcPr>
           <w:p>
+            <w:pPr>
+              <w:spacing w:before="20" w:after="20"/>
+            </w:pPr>
             <w:r/>
             <w:r>
               <w:rPr>
@@ -1133,6 +1677,9 @@
             <w:tcW w:type="dxa" w:w="1514"/>
           </w:tcPr>
           <w:p>
+            <w:pPr>
+              <w:spacing w:before="20" w:after="20"/>
+            </w:pPr>
             <w:r/>
             <w:r>
               <w:rPr>
@@ -1149,11 +1696,13 @@
             <w:tcW w:type="dxa" w:w="1514"/>
           </w:tcPr>
           <w:p>
+            <w:pPr>
+              <w:spacing w:before="20" w:after="20"/>
+            </w:pPr>
             <w:r/>
             <w:r>
               <w:rPr>
                 <w:rFonts w:ascii="Verdana" w:hAnsi="Verdana"/>
-                <w:b w:val="0"/>
                 <w:sz w:val="16"/>
               </w:rPr>
               <w:t>Символ</w:t>
@@ -1165,6 +1714,9 @@
             <w:tcW w:type="dxa" w:w="1514"/>
           </w:tcPr>
           <w:p>
+            <w:pPr>
+              <w:spacing w:before="20" w:after="20"/>
+            </w:pPr>
             <w:r/>
             <w:r>
               <w:rPr>
@@ -1181,6 +1733,9 @@
             <w:tcW w:type="dxa" w:w="1514"/>
           </w:tcPr>
           <w:p>
+            <w:pPr>
+              <w:spacing w:before="20" w:after="20"/>
+            </w:pPr>
             <w:r/>
             <w:r>
               <w:rPr>
@@ -1197,6 +1752,9 @@
             <w:tcW w:type="dxa" w:w="1514"/>
           </w:tcPr>
           <w:p>
+            <w:pPr>
+              <w:spacing w:before="20" w:after="20"/>
+            </w:pPr>
             <w:r/>
             <w:r>
               <w:rPr>
@@ -1218,6 +1776,9 @@
             <w:tcW w:type="dxa" w:w="1514"/>
           </w:tcPr>
           <w:p>
+            <w:pPr>
+              <w:spacing w:before="20" w:after="20"/>
+            </w:pPr>
             <w:r/>
             <w:r>
               <w:rPr>
@@ -1234,6 +1795,9 @@
             <w:tcW w:type="dxa" w:w="1514"/>
           </w:tcPr>
           <w:p>
+            <w:pPr>
+              <w:spacing w:before="20" w:after="20"/>
+            </w:pPr>
             <w:r/>
             <w:r>
               <w:rPr>
@@ -1250,11 +1814,13 @@
             <w:tcW w:type="dxa" w:w="1514"/>
           </w:tcPr>
           <w:p>
+            <w:pPr>
+              <w:spacing w:before="20" w:after="20"/>
+            </w:pPr>
             <w:r/>
             <w:r>
               <w:rPr>
                 <w:rFonts w:ascii="Verdana" w:hAnsi="Verdana"/>
-                <w:b w:val="0"/>
                 <w:sz w:val="16"/>
               </w:rPr>
               <w:t>CCITT IA5</w:t>
@@ -1266,6 +1832,9 @@
             <w:tcW w:type="dxa" w:w="1514"/>
           </w:tcPr>
           <w:p>
+            <w:pPr>
+              <w:spacing w:before="20" w:after="20"/>
+            </w:pPr>
             <w:r/>
             <w:r>
               <w:rPr>
@@ -1282,6 +1851,9 @@
             <w:tcW w:type="dxa" w:w="1514"/>
           </w:tcPr>
           <w:p>
+            <w:pPr>
+              <w:spacing w:before="20" w:after="20"/>
+            </w:pPr>
             <w:r/>
             <w:r>
               <w:rPr>
@@ -1298,6 +1870,9 @@
             <w:tcW w:type="dxa" w:w="1514"/>
           </w:tcPr>
           <w:p>
+            <w:pPr>
+              <w:spacing w:before="20" w:after="20"/>
+            </w:pPr>
             <w:r/>
             <w:r>
               <w:rPr>
@@ -1314,11 +1889,13 @@
             <w:tcW w:type="dxa" w:w="1514"/>
           </w:tcPr>
           <w:p>
+            <w:pPr>
+              <w:spacing w:before="20" w:after="20"/>
+            </w:pPr>
             <w:r/>
             <w:r>
               <w:rPr>
                 <w:rFonts w:ascii="Verdana" w:hAnsi="Verdana"/>
-                <w:b w:val="0"/>
                 <w:sz w:val="16"/>
               </w:rPr>
               <w:t>Символ</w:t>
@@ -1330,6 +1907,9 @@
             <w:tcW w:type="dxa" w:w="1514"/>
           </w:tcPr>
           <w:p>
+            <w:pPr>
+              <w:spacing w:before="20" w:after="20"/>
+            </w:pPr>
             <w:r/>
             <w:r>
               <w:rPr>
@@ -1346,6 +1926,9 @@
             <w:tcW w:type="dxa" w:w="1514"/>
           </w:tcPr>
           <w:p>
+            <w:pPr>
+              <w:spacing w:before="20" w:after="20"/>
+            </w:pPr>
             <w:r/>
             <w:r>
               <w:rPr>
@@ -1362,6 +1945,9 @@
             <w:tcW w:type="dxa" w:w="1514"/>
           </w:tcPr>
           <w:p>
+            <w:pPr>
+              <w:spacing w:before="20" w:after="20"/>
+            </w:pPr>
             <w:r/>
             <w:r>
               <w:rPr>
@@ -1383,6 +1969,9 @@
             <w:tcW w:type="dxa" w:w="1514"/>
           </w:tcPr>
           <w:p>
+            <w:pPr>
+              <w:spacing w:before="20" w:after="20"/>
+            </w:pPr>
             <w:r/>
             <w:r>
               <w:rPr>
@@ -1399,6 +1988,9 @@
             <w:tcW w:type="dxa" w:w="1514"/>
           </w:tcPr>
           <w:p>
+            <w:pPr>
+              <w:spacing w:before="20" w:after="20"/>
+            </w:pPr>
             <w:r/>
             <w:r>
               <w:rPr>
@@ -1415,11 +2007,13 @@
             <w:tcW w:type="dxa" w:w="1514"/>
           </w:tcPr>
           <w:p>
+            <w:pPr>
+              <w:spacing w:before="20" w:after="20"/>
+            </w:pPr>
             <w:r/>
             <w:r>
               <w:rPr>
                 <w:rFonts w:ascii="Verdana" w:hAnsi="Verdana"/>
-                <w:b w:val="0"/>
                 <w:sz w:val="16"/>
               </w:rPr>
               <w:t>CCITT IA5</w:t>
@@ -1431,6 +2025,9 @@
             <w:tcW w:type="dxa" w:w="1514"/>
           </w:tcPr>
           <w:p>
+            <w:pPr>
+              <w:spacing w:before="20" w:after="20"/>
+            </w:pPr>
             <w:r/>
             <w:r>
               <w:rPr>
@@ -1447,6 +2044,9 @@
             <w:tcW w:type="dxa" w:w="1514"/>
           </w:tcPr>
           <w:p>
+            <w:pPr>
+              <w:spacing w:before="20" w:after="20"/>
+            </w:pPr>
             <w:r/>
             <w:r>
               <w:rPr>
@@ -1463,6 +2063,9 @@
             <w:tcW w:type="dxa" w:w="1514"/>
           </w:tcPr>
           <w:p>
+            <w:pPr>
+              <w:spacing w:before="20" w:after="20"/>
+            </w:pPr>
             <w:r/>
             <w:r>
               <w:rPr>
@@ -1479,11 +2082,13 @@
             <w:tcW w:type="dxa" w:w="1514"/>
           </w:tcPr>
           <w:p>
+            <w:pPr>
+              <w:spacing w:before="20" w:after="20"/>
+            </w:pPr>
             <w:r/>
             <w:r>
               <w:rPr>
                 <w:rFonts w:ascii="Verdana" w:hAnsi="Verdana"/>
-                <w:b w:val="0"/>
                 <w:sz w:val="16"/>
               </w:rPr>
               <w:t>Символ</w:t>
@@ -1495,6 +2100,9 @@
             <w:tcW w:type="dxa" w:w="1514"/>
           </w:tcPr>
           <w:p>
+            <w:pPr>
+              <w:spacing w:before="20" w:after="20"/>
+            </w:pPr>
             <w:r/>
             <w:r>
               <w:rPr>
@@ -1511,6 +2119,9 @@
             <w:tcW w:type="dxa" w:w="1514"/>
           </w:tcPr>
           <w:p>
+            <w:pPr>
+              <w:spacing w:before="20" w:after="20"/>
+            </w:pPr>
             <w:r/>
             <w:r>
               <w:rPr>
@@ -1527,6 +2138,9 @@
             <w:tcW w:type="dxa" w:w="1514"/>
           </w:tcPr>
           <w:p>
+            <w:pPr>
+              <w:spacing w:before="20" w:after="20"/>
+            </w:pPr>
             <w:r/>
             <w:r>
               <w:rPr>
@@ -1548,6 +2162,9 @@
             <w:tcW w:type="dxa" w:w="1514"/>
           </w:tcPr>
           <w:p>
+            <w:pPr>
+              <w:spacing w:before="20" w:after="20"/>
+            </w:pPr>
             <w:r/>
             <w:r>
               <w:rPr>
@@ -1564,6 +2181,9 @@
             <w:tcW w:type="dxa" w:w="1514"/>
           </w:tcPr>
           <w:p>
+            <w:pPr>
+              <w:spacing w:before="20" w:after="20"/>
+            </w:pPr>
             <w:r/>
             <w:r>
               <w:rPr>
@@ -1580,11 +2200,13 @@
             <w:tcW w:type="dxa" w:w="1514"/>
           </w:tcPr>
           <w:p>
+            <w:pPr>
+              <w:spacing w:before="20" w:after="20"/>
+            </w:pPr>
             <w:r/>
             <w:r>
               <w:rPr>
                 <w:rFonts w:ascii="Verdana" w:hAnsi="Verdana"/>
-                <w:b w:val="0"/>
                 <w:sz w:val="16"/>
               </w:rPr>
               <w:t>CCITT IA5</w:t>
@@ -1596,6 +2218,9 @@
             <w:tcW w:type="dxa" w:w="1514"/>
           </w:tcPr>
           <w:p>
+            <w:pPr>
+              <w:spacing w:before="20" w:after="20"/>
+            </w:pPr>
             <w:r/>
             <w:r>
               <w:rPr>
@@ -1612,6 +2237,9 @@
             <w:tcW w:type="dxa" w:w="1514"/>
           </w:tcPr>
           <w:p>
+            <w:pPr>
+              <w:spacing w:before="20" w:after="20"/>
+            </w:pPr>
             <w:r/>
             <w:r>
               <w:rPr>
@@ -1628,6 +2256,9 @@
             <w:tcW w:type="dxa" w:w="1514"/>
           </w:tcPr>
           <w:p>
+            <w:pPr>
+              <w:spacing w:before="20" w:after="20"/>
+            </w:pPr>
             <w:r/>
             <w:r>
               <w:rPr>
@@ -1644,11 +2275,13 @@
             <w:tcW w:type="dxa" w:w="1514"/>
           </w:tcPr>
           <w:p>
+            <w:pPr>
+              <w:spacing w:before="20" w:after="20"/>
+            </w:pPr>
             <w:r/>
             <w:r>
               <w:rPr>
                 <w:rFonts w:ascii="Verdana" w:hAnsi="Verdana"/>
-                <w:b w:val="0"/>
                 <w:sz w:val="16"/>
               </w:rPr>
               <w:t>Символ</w:t>
@@ -1660,6 +2293,9 @@
             <w:tcW w:type="dxa" w:w="1514"/>
           </w:tcPr>
           <w:p>
+            <w:pPr>
+              <w:spacing w:before="20" w:after="20"/>
+            </w:pPr>
             <w:r/>
             <w:r>
               <w:rPr>
@@ -1676,6 +2312,9 @@
             <w:tcW w:type="dxa" w:w="1514"/>
           </w:tcPr>
           <w:p>
+            <w:pPr>
+              <w:spacing w:before="20" w:after="20"/>
+            </w:pPr>
             <w:r/>
             <w:r>
               <w:rPr>
@@ -1692,6 +2331,9 @@
             <w:tcW w:type="dxa" w:w="1514"/>
           </w:tcPr>
           <w:p>
+            <w:pPr>
+              <w:spacing w:before="20" w:after="20"/>
+            </w:pPr>
             <w:r/>
             <w:r>
               <w:rPr>
@@ -1712,6 +2354,9 @@
             <w:tcW w:type="dxa" w:w="1514"/>
           </w:tcPr>
           <w:p>
+            <w:pPr>
+              <w:spacing w:before="20" w:after="20"/>
+            </w:pPr>
             <w:r/>
             <w:r>
               <w:rPr>
@@ -1728,6 +2373,9 @@
             <w:tcW w:type="dxa" w:w="1514"/>
           </w:tcPr>
           <w:p>
+            <w:pPr>
+              <w:spacing w:before="20" w:after="20"/>
+            </w:pPr>
             <w:r/>
             <w:r>
               <w:rPr>
@@ -1744,11 +2392,13 @@
             <w:tcW w:type="dxa" w:w="1514"/>
           </w:tcPr>
           <w:p>
+            <w:pPr>
+              <w:spacing w:before="20" w:after="20"/>
+            </w:pPr>
             <w:r/>
             <w:r>
               <w:rPr>
                 <w:rFonts w:ascii="Verdana" w:hAnsi="Verdana"/>
-                <w:b w:val="0"/>
                 <w:sz w:val="16"/>
               </w:rPr>
               <w:t>CCITT IA5</w:t>
@@ -1760,6 +2410,9 @@
             <w:tcW w:type="dxa" w:w="1514"/>
           </w:tcPr>
           <w:p>
+            <w:pPr>
+              <w:spacing w:before="20" w:after="20"/>
+            </w:pPr>
             <w:r/>
             <w:r>
               <w:rPr>
@@ -1776,6 +2429,9 @@
             <w:tcW w:type="dxa" w:w="1514"/>
           </w:tcPr>
           <w:p>
+            <w:pPr>
+              <w:spacing w:before="20" w:after="20"/>
+            </w:pPr>
             <w:r/>
             <w:r>
               <w:rPr>
@@ -1792,6 +2448,9 @@
             <w:tcW w:type="dxa" w:w="1514"/>
           </w:tcPr>
           <w:p>
+            <w:pPr>
+              <w:spacing w:before="20" w:after="20"/>
+            </w:pPr>
             <w:r/>
             <w:r>
               <w:rPr>
@@ -1808,11 +2467,13 @@
             <w:tcW w:type="dxa" w:w="1514"/>
           </w:tcPr>
           <w:p>
+            <w:pPr>
+              <w:spacing w:before="20" w:after="20"/>
+            </w:pPr>
             <w:r/>
             <w:r>
               <w:rPr>
                 <w:rFonts w:ascii="Verdana" w:hAnsi="Verdana"/>
-                <w:b w:val="0"/>
                 <w:sz w:val="16"/>
               </w:rPr>
               <w:t>Символ</w:t>
@@ -1824,6 +2485,9 @@
             <w:tcW w:type="dxa" w:w="1514"/>
           </w:tcPr>
           <w:p>
+            <w:pPr>
+              <w:spacing w:before="20" w:after="20"/>
+            </w:pPr>
             <w:r/>
             <w:r>
               <w:rPr>
@@ -1840,6 +2504,9 @@
             <w:tcW w:type="dxa" w:w="1514"/>
           </w:tcPr>
           <w:p>
+            <w:pPr>
+              <w:spacing w:before="20" w:after="20"/>
+            </w:pPr>
             <w:r/>
             <w:r>
               <w:rPr>
@@ -1856,6 +2523,9 @@
             <w:tcW w:type="dxa" w:w="1514"/>
           </w:tcPr>
           <w:p>
+            <w:pPr>
+              <w:spacing w:before="20" w:after="20"/>
+            </w:pPr>
             <w:r/>
             <w:r>
               <w:rPr>
@@ -1876,6 +2546,9 @@
             <w:tcW w:type="dxa" w:w="1514"/>
           </w:tcPr>
           <w:p>
+            <w:pPr>
+              <w:spacing w:before="20" w:after="20"/>
+            </w:pPr>
             <w:r/>
             <w:r>
               <w:rPr>
@@ -1892,6 +2565,9 @@
             <w:tcW w:type="dxa" w:w="1514"/>
           </w:tcPr>
           <w:p>
+            <w:pPr>
+              <w:spacing w:before="20" w:after="20"/>
+            </w:pPr>
             <w:r/>
             <w:r>
               <w:rPr>
@@ -1908,11 +2584,13 @@
             <w:tcW w:type="dxa" w:w="1514"/>
           </w:tcPr>
           <w:p>
+            <w:pPr>
+              <w:spacing w:before="20" w:after="20"/>
+            </w:pPr>
             <w:r/>
             <w:r>
               <w:rPr>
                 <w:rFonts w:ascii="Verdana" w:hAnsi="Verdana"/>
-                <w:b w:val="0"/>
                 <w:sz w:val="16"/>
               </w:rPr>
               <w:t>CCITT IA5</w:t>
@@ -1924,6 +2602,9 @@
             <w:tcW w:type="dxa" w:w="1514"/>
           </w:tcPr>
           <w:p>
+            <w:pPr>
+              <w:spacing w:before="20" w:after="20"/>
+            </w:pPr>
             <w:r/>
             <w:r>
               <w:rPr>
@@ -1940,6 +2621,9 @@
             <w:tcW w:type="dxa" w:w="1514"/>
           </w:tcPr>
           <w:p>
+            <w:pPr>
+              <w:spacing w:before="20" w:after="20"/>
+            </w:pPr>
             <w:r/>
             <w:r>
               <w:rPr>
@@ -1956,6 +2640,9 @@
             <w:tcW w:type="dxa" w:w="1514"/>
           </w:tcPr>
           <w:p>
+            <w:pPr>
+              <w:spacing w:before="20" w:after="20"/>
+            </w:pPr>
             <w:r/>
             <w:r>
               <w:rPr>
@@ -1972,11 +2659,13 @@
             <w:tcW w:type="dxa" w:w="1514"/>
           </w:tcPr>
           <w:p>
+            <w:pPr>
+              <w:spacing w:before="20" w:after="20"/>
+            </w:pPr>
             <w:r/>
             <w:r>
               <w:rPr>
                 <w:rFonts w:ascii="Verdana" w:hAnsi="Verdana"/>
-                <w:b w:val="0"/>
                 <w:sz w:val="16"/>
               </w:rPr>
               <w:t>Символ</w:t>
@@ -1988,6 +2677,9 @@
             <w:tcW w:type="dxa" w:w="1514"/>
           </w:tcPr>
           <w:p>
+            <w:pPr>
+              <w:spacing w:before="20" w:after="20"/>
+            </w:pPr>
             <w:r/>
             <w:r>
               <w:rPr>
@@ -2004,6 +2696,9 @@
             <w:tcW w:type="dxa" w:w="1514"/>
           </w:tcPr>
           <w:p>
+            <w:pPr>
+              <w:spacing w:before="20" w:after="20"/>
+            </w:pPr>
             <w:r/>
             <w:r>
               <w:rPr>
@@ -2020,6 +2715,9 @@
             <w:tcW w:type="dxa" w:w="1514"/>
           </w:tcPr>
           <w:p>
+            <w:pPr>
+              <w:spacing w:before="20" w:after="20"/>
+            </w:pPr>
             <w:r/>
             <w:r>
               <w:rPr>
@@ -2040,6 +2738,9 @@
             <w:tcW w:type="dxa" w:w="1514"/>
           </w:tcPr>
           <w:p>
+            <w:pPr>
+              <w:spacing w:before="20" w:after="20"/>
+            </w:pPr>
             <w:r/>
             <w:r>
               <w:rPr>
@@ -2056,6 +2757,9 @@
             <w:tcW w:type="dxa" w:w="1514"/>
           </w:tcPr>
           <w:p>
+            <w:pPr>
+              <w:spacing w:before="20" w:after="20"/>
+            </w:pPr>
             <w:r/>
             <w:r>
               <w:rPr>
@@ -2072,11 +2776,13 @@
             <w:tcW w:type="dxa" w:w="1514"/>
           </w:tcPr>
           <w:p>
+            <w:pPr>
+              <w:spacing w:before="20" w:after="20"/>
+            </w:pPr>
             <w:r/>
             <w:r>
               <w:rPr>
                 <w:rFonts w:ascii="Verdana" w:hAnsi="Verdana"/>
-                <w:b w:val="0"/>
                 <w:sz w:val="16"/>
               </w:rPr>
               <w:t>CCITT IA5</w:t>
@@ -2088,6 +2794,9 @@
             <w:tcW w:type="dxa" w:w="1514"/>
           </w:tcPr>
           <w:p>
+            <w:pPr>
+              <w:spacing w:before="20" w:after="20"/>
+            </w:pPr>
             <w:r/>
             <w:r>
               <w:rPr>
@@ -2104,6 +2813,9 @@
             <w:tcW w:type="dxa" w:w="1514"/>
           </w:tcPr>
           <w:p>
+            <w:pPr>
+              <w:spacing w:before="20" w:after="20"/>
+            </w:pPr>
             <w:r/>
             <w:r>
               <w:rPr>
@@ -2120,6 +2832,9 @@
             <w:tcW w:type="dxa" w:w="1514"/>
           </w:tcPr>
           <w:p>
+            <w:pPr>
+              <w:spacing w:before="20" w:after="20"/>
+            </w:pPr>
             <w:r/>
             <w:r>
               <w:rPr>
@@ -2136,11 +2851,13 @@
             <w:tcW w:type="dxa" w:w="1514"/>
           </w:tcPr>
           <w:p>
+            <w:pPr>
+              <w:spacing w:before="20" w:after="20"/>
+            </w:pPr>
             <w:r/>
             <w:r>
               <w:rPr>
                 <w:rFonts w:ascii="Verdana" w:hAnsi="Verdana"/>
-                <w:b w:val="0"/>
                 <w:sz w:val="16"/>
               </w:rPr>
               <w:t>Символ</w:t>
@@ -2152,6 +2869,9 @@
             <w:tcW w:type="dxa" w:w="1514"/>
           </w:tcPr>
           <w:p>
+            <w:pPr>
+              <w:spacing w:before="20" w:after="20"/>
+            </w:pPr>
             <w:r/>
             <w:r>
               <w:rPr>
@@ -2168,6 +2888,9 @@
             <w:tcW w:type="dxa" w:w="1514"/>
           </w:tcPr>
           <w:p>
+            <w:pPr>
+              <w:spacing w:before="20" w:after="20"/>
+            </w:pPr>
             <w:r/>
             <w:r>
               <w:rPr>
@@ -2184,6 +2907,9 @@
             <w:tcW w:type="dxa" w:w="1514"/>
           </w:tcPr>
           <w:p>
+            <w:pPr>
+              <w:spacing w:before="20" w:after="20"/>
+            </w:pPr>
             <w:r/>
             <w:r>
               <w:rPr>
@@ -2204,6 +2930,9 @@
             <w:tcW w:type="dxa" w:w="1514"/>
           </w:tcPr>
           <w:p>
+            <w:pPr>
+              <w:spacing w:before="20" w:after="20"/>
+            </w:pPr>
             <w:r/>
             <w:r>
               <w:rPr>
@@ -2220,6 +2949,9 @@
             <w:tcW w:type="dxa" w:w="1514"/>
           </w:tcPr>
           <w:p>
+            <w:pPr>
+              <w:spacing w:before="20" w:after="20"/>
+            </w:pPr>
             <w:r/>
             <w:r>
               <w:rPr>
@@ -2236,11 +2968,13 @@
             <w:tcW w:type="dxa" w:w="1514"/>
           </w:tcPr>
           <w:p>
+            <w:pPr>
+              <w:spacing w:before="20" w:after="20"/>
+            </w:pPr>
             <w:r/>
             <w:r>
               <w:rPr>
                 <w:rFonts w:ascii="Verdana" w:hAnsi="Verdana"/>
-                <w:b w:val="0"/>
                 <w:sz w:val="16"/>
               </w:rPr>
               <w:t>CCITT IA5</w:t>
@@ -2252,6 +2986,9 @@
             <w:tcW w:type="dxa" w:w="1514"/>
           </w:tcPr>
           <w:p>
+            <w:pPr>
+              <w:spacing w:before="20" w:after="20"/>
+            </w:pPr>
             <w:r/>
             <w:r>
               <w:rPr>
@@ -2268,6 +3005,9 @@
             <w:tcW w:type="dxa" w:w="1514"/>
           </w:tcPr>
           <w:p>
+            <w:pPr>
+              <w:spacing w:before="20" w:after="20"/>
+            </w:pPr>
             <w:r/>
             <w:r>
               <w:rPr>
@@ -2284,6 +3024,9 @@
             <w:tcW w:type="dxa" w:w="1514"/>
           </w:tcPr>
           <w:p>
+            <w:pPr>
+              <w:spacing w:before="20" w:after="20"/>
+            </w:pPr>
             <w:r/>
             <w:r>
               <w:rPr>
@@ -2300,11 +3043,13 @@
             <w:tcW w:type="dxa" w:w="1514"/>
           </w:tcPr>
           <w:p>
+            <w:pPr>
+              <w:spacing w:before="20" w:after="20"/>
+            </w:pPr>
             <w:r/>
             <w:r>
               <w:rPr>
                 <w:rFonts w:ascii="Verdana" w:hAnsi="Verdana"/>
-                <w:b w:val="0"/>
                 <w:sz w:val="16"/>
               </w:rPr>
               <w:t>Символ</w:t>
@@ -2316,6 +3061,9 @@
             <w:tcW w:type="dxa" w:w="1514"/>
           </w:tcPr>
           <w:p>
+            <w:pPr>
+              <w:spacing w:before="20" w:after="20"/>
+            </w:pPr>
             <w:r/>
             <w:r>
               <w:rPr>
@@ -2332,6 +3080,9 @@
             <w:tcW w:type="dxa" w:w="1514"/>
           </w:tcPr>
           <w:p>
+            <w:pPr>
+              <w:spacing w:before="20" w:after="20"/>
+            </w:pPr>
             <w:r/>
             <w:r>
               <w:rPr>
@@ -2348,6 +3099,9 @@
             <w:tcW w:type="dxa" w:w="1514"/>
           </w:tcPr>
           <w:p>
+            <w:pPr>
+              <w:spacing w:before="20" w:after="20"/>
+            </w:pPr>
             <w:r/>
             <w:r>
               <w:rPr>
@@ -2368,6 +3122,9 @@
             <w:tcW w:type="dxa" w:w="1514"/>
           </w:tcPr>
           <w:p>
+            <w:pPr>
+              <w:spacing w:before="20" w:after="20"/>
+            </w:pPr>
             <w:r/>
             <w:r>
               <w:rPr>
@@ -2384,6 +3141,9 @@
             <w:tcW w:type="dxa" w:w="1514"/>
           </w:tcPr>
           <w:p>
+            <w:pPr>
+              <w:spacing w:before="20" w:after="20"/>
+            </w:pPr>
             <w:r/>
             <w:r>
               <w:rPr>
@@ -2400,11 +3160,13 @@
             <w:tcW w:type="dxa" w:w="1514"/>
           </w:tcPr>
           <w:p>
+            <w:pPr>
+              <w:spacing w:before="20" w:after="20"/>
+            </w:pPr>
             <w:r/>
             <w:r>
               <w:rPr>
                 <w:rFonts w:ascii="Verdana" w:hAnsi="Verdana"/>
-                <w:b w:val="0"/>
                 <w:sz w:val="16"/>
               </w:rPr>
               <w:t>CCITT IA5</w:t>
@@ -2416,6 +3178,9 @@
             <w:tcW w:type="dxa" w:w="1514"/>
           </w:tcPr>
           <w:p>
+            <w:pPr>
+              <w:spacing w:before="20" w:after="20"/>
+            </w:pPr>
             <w:r/>
             <w:r>
               <w:rPr>
@@ -2432,6 +3197,9 @@
             <w:tcW w:type="dxa" w:w="1514"/>
           </w:tcPr>
           <w:p>
+            <w:pPr>
+              <w:spacing w:before="20" w:after="20"/>
+            </w:pPr>
             <w:r/>
             <w:r>
               <w:rPr>
@@ -2448,6 +3216,9 @@
             <w:tcW w:type="dxa" w:w="1514"/>
           </w:tcPr>
           <w:p>
+            <w:pPr>
+              <w:spacing w:before="20" w:after="20"/>
+            </w:pPr>
             <w:r/>
             <w:r>
               <w:rPr>
@@ -2464,11 +3235,13 @@
             <w:tcW w:type="dxa" w:w="1514"/>
           </w:tcPr>
           <w:p>
+            <w:pPr>
+              <w:spacing w:before="20" w:after="20"/>
+            </w:pPr>
             <w:r/>
             <w:r>
               <w:rPr>
                 <w:rFonts w:ascii="Verdana" w:hAnsi="Verdana"/>
-                <w:b w:val="0"/>
                 <w:sz w:val="16"/>
               </w:rPr>
               <w:t>Символ</w:t>
@@ -2480,6 +3253,9 @@
             <w:tcW w:type="dxa" w:w="1514"/>
           </w:tcPr>
           <w:p>
+            <w:pPr>
+              <w:spacing w:before="20" w:after="20"/>
+            </w:pPr>
             <w:r/>
             <w:r>
               <w:rPr>
@@ -2496,6 +3272,9 @@
             <w:tcW w:type="dxa" w:w="1514"/>
           </w:tcPr>
           <w:p>
+            <w:pPr>
+              <w:spacing w:before="20" w:after="20"/>
+            </w:pPr>
             <w:r/>
             <w:r>
               <w:rPr>
@@ -2512,6 +3291,9 @@
             <w:tcW w:type="dxa" w:w="1514"/>
           </w:tcPr>
           <w:p>
+            <w:pPr>
+              <w:spacing w:before="20" w:after="20"/>
+            </w:pPr>
             <w:r/>
             <w:r>
               <w:rPr>
@@ -2532,6 +3314,9 @@
             <w:tcW w:type="dxa" w:w="1514"/>
           </w:tcPr>
           <w:p>
+            <w:pPr>
+              <w:spacing w:before="20" w:after="20"/>
+            </w:pPr>
             <w:r/>
             <w:r>
               <w:rPr>
@@ -2548,6 +3333,9 @@
             <w:tcW w:type="dxa" w:w="1514"/>
           </w:tcPr>
           <w:p>
+            <w:pPr>
+              <w:spacing w:before="20" w:after="20"/>
+            </w:pPr>
             <w:r/>
             <w:r>
               <w:rPr>
@@ -2564,11 +3352,13 @@
             <w:tcW w:type="dxa" w:w="1514"/>
           </w:tcPr>
           <w:p>
+            <w:pPr>
+              <w:spacing w:before="20" w:after="20"/>
+            </w:pPr>
             <w:r/>
             <w:r>
               <w:rPr>
                 <w:rFonts w:ascii="Verdana" w:hAnsi="Verdana"/>
-                <w:b w:val="0"/>
                 <w:sz w:val="16"/>
               </w:rPr>
               <w:t>CCITT IA5</w:t>
@@ -2580,6 +3370,9 @@
             <w:tcW w:type="dxa" w:w="1514"/>
           </w:tcPr>
           <w:p>
+            <w:pPr>
+              <w:spacing w:before="20" w:after="20"/>
+            </w:pPr>
             <w:r/>
             <w:r>
               <w:rPr>
@@ -2596,6 +3389,9 @@
             <w:tcW w:type="dxa" w:w="1514"/>
           </w:tcPr>
           <w:p>
+            <w:pPr>
+              <w:spacing w:before="20" w:after="20"/>
+            </w:pPr>
             <w:r/>
             <w:r>
               <w:rPr>
@@ -2612,6 +3408,9 @@
             <w:tcW w:type="dxa" w:w="1514"/>
           </w:tcPr>
           <w:p>
+            <w:pPr>
+              <w:spacing w:before="20" w:after="20"/>
+            </w:pPr>
             <w:r/>
             <w:r>
               <w:rPr>
@@ -2628,11 +3427,13 @@
             <w:tcW w:type="dxa" w:w="1514"/>
           </w:tcPr>
           <w:p>
+            <w:pPr>
+              <w:spacing w:before="20" w:after="20"/>
+            </w:pPr>
             <w:r/>
             <w:r>
               <w:rPr>
                 <w:rFonts w:ascii="Verdana" w:hAnsi="Verdana"/>
-                <w:b w:val="0"/>
                 <w:sz w:val="16"/>
               </w:rPr>
               <w:t>Символ</w:t>
@@ -2644,6 +3445,9 @@
             <w:tcW w:type="dxa" w:w="1514"/>
           </w:tcPr>
           <w:p>
+            <w:pPr>
+              <w:spacing w:before="20" w:after="20"/>
+            </w:pPr>
             <w:r/>
             <w:r>
               <w:rPr>
@@ -2660,6 +3464,9 @@
             <w:tcW w:type="dxa" w:w="1514"/>
           </w:tcPr>
           <w:p>
+            <w:pPr>
+              <w:spacing w:before="20" w:after="20"/>
+            </w:pPr>
             <w:r/>
             <w:r>
               <w:rPr>
@@ -2676,6 +3483,9 @@
             <w:tcW w:type="dxa" w:w="1514"/>
           </w:tcPr>
           <w:p>
+            <w:pPr>
+              <w:spacing w:before="20" w:after="20"/>
+            </w:pPr>
             <w:r/>
             <w:r>
               <w:rPr>
@@ -2696,6 +3506,9 @@
             <w:tcW w:type="dxa" w:w="1514"/>
           </w:tcPr>
           <w:p>
+            <w:pPr>
+              <w:spacing w:before="20" w:after="20"/>
+            </w:pPr>
             <w:r/>
             <w:r>
               <w:rPr>
@@ -2712,6 +3525,9 @@
             <w:tcW w:type="dxa" w:w="1514"/>
           </w:tcPr>
           <w:p>
+            <w:pPr>
+              <w:spacing w:before="20" w:after="20"/>
+            </w:pPr>
             <w:r/>
             <w:r>
               <w:rPr>
@@ -2728,11 +3544,13 @@
             <w:tcW w:type="dxa" w:w="1514"/>
           </w:tcPr>
           <w:p>
+            <w:pPr>
+              <w:spacing w:before="20" w:after="20"/>
+            </w:pPr>
             <w:r/>
             <w:r>
               <w:rPr>
                 <w:rFonts w:ascii="Verdana" w:hAnsi="Verdana"/>
-                <w:b w:val="0"/>
                 <w:sz w:val="16"/>
               </w:rPr>
               <w:t>CCITT IA5</w:t>
@@ -2744,6 +3562,9 @@
             <w:tcW w:type="dxa" w:w="1514"/>
           </w:tcPr>
           <w:p>
+            <w:pPr>
+              <w:spacing w:before="20" w:after="20"/>
+            </w:pPr>
             <w:r/>
             <w:r>
               <w:rPr>
@@ -2760,6 +3581,9 @@
             <w:tcW w:type="dxa" w:w="1514"/>
           </w:tcPr>
           <w:p>
+            <w:pPr>
+              <w:spacing w:before="20" w:after="20"/>
+            </w:pPr>
             <w:r/>
             <w:r>
               <w:rPr>
@@ -2776,6 +3600,9 @@
             <w:tcW w:type="dxa" w:w="1514"/>
           </w:tcPr>
           <w:p>
+            <w:pPr>
+              <w:spacing w:before="20" w:after="20"/>
+            </w:pPr>
             <w:r/>
             <w:r>
               <w:rPr>
@@ -2792,11 +3619,13 @@
             <w:tcW w:type="dxa" w:w="1514"/>
           </w:tcPr>
           <w:p>
+            <w:pPr>
+              <w:spacing w:before="20" w:after="20"/>
+            </w:pPr>
             <w:r/>
             <w:r>
               <w:rPr>
                 <w:rFonts w:ascii="Verdana" w:hAnsi="Verdana"/>
-                <w:b w:val="0"/>
                 <w:sz w:val="16"/>
               </w:rPr>
               <w:t>Символ</w:t>
@@ -2808,6 +3637,9 @@
             <w:tcW w:type="dxa" w:w="1514"/>
           </w:tcPr>
           <w:p>
+            <w:pPr>
+              <w:spacing w:before="20" w:after="20"/>
+            </w:pPr>
             <w:r/>
             <w:r>
               <w:rPr>
@@ -2824,6 +3656,9 @@
             <w:tcW w:type="dxa" w:w="1514"/>
           </w:tcPr>
           <w:p>
+            <w:pPr>
+              <w:spacing w:before="20" w:after="20"/>
+            </w:pPr>
             <w:r/>
             <w:r>
               <w:rPr>
@@ -2840,6 +3675,9 @@
             <w:tcW w:type="dxa" w:w="1514"/>
           </w:tcPr>
           <w:p>
+            <w:pPr>
+              <w:spacing w:before="20" w:after="20"/>
+            </w:pPr>
             <w:r/>
             <w:r>
               <w:rPr>
@@ -2860,6 +3698,9 @@
             <w:tcW w:type="dxa" w:w="1514"/>
           </w:tcPr>
           <w:p>
+            <w:pPr>
+              <w:spacing w:before="20" w:after="20"/>
+            </w:pPr>
             <w:r/>
             <w:r>
               <w:rPr>
@@ -2876,6 +3717,9 @@
             <w:tcW w:type="dxa" w:w="1514"/>
           </w:tcPr>
           <w:p>
+            <w:pPr>
+              <w:spacing w:before="20" w:after="20"/>
+            </w:pPr>
             <w:r/>
             <w:r>
               <w:rPr>
@@ -2892,11 +3736,13 @@
             <w:tcW w:type="dxa" w:w="1514"/>
           </w:tcPr>
           <w:p>
+            <w:pPr>
+              <w:spacing w:before="20" w:after="20"/>
+            </w:pPr>
             <w:r/>
             <w:r>
               <w:rPr>
                 <w:rFonts w:ascii="Verdana" w:hAnsi="Verdana"/>
-                <w:b w:val="0"/>
                 <w:sz w:val="16"/>
               </w:rPr>
               <w:t>CCITT IA5</w:t>
@@ -2908,6 +3754,9 @@
             <w:tcW w:type="dxa" w:w="1514"/>
           </w:tcPr>
           <w:p>
+            <w:pPr>
+              <w:spacing w:before="20" w:after="20"/>
+            </w:pPr>
             <w:r/>
             <w:r>
               <w:rPr>
@@ -2924,6 +3773,9 @@
             <w:tcW w:type="dxa" w:w="1514"/>
           </w:tcPr>
           <w:p>
+            <w:pPr>
+              <w:spacing w:before="20" w:after="20"/>
+            </w:pPr>
             <w:r/>
             <w:r>
               <w:rPr>
@@ -2940,6 +3792,9 @@
             <w:tcW w:type="dxa" w:w="1514"/>
           </w:tcPr>
           <w:p>
+            <w:pPr>
+              <w:spacing w:before="20" w:after="20"/>
+            </w:pPr>
             <w:r/>
             <w:r>
               <w:rPr>
@@ -2956,11 +3811,13 @@
             <w:tcW w:type="dxa" w:w="1514"/>
           </w:tcPr>
           <w:p>
+            <w:pPr>
+              <w:spacing w:before="20" w:after="20"/>
+            </w:pPr>
             <w:r/>
             <w:r>
               <w:rPr>
                 <w:rFonts w:ascii="Verdana" w:hAnsi="Verdana"/>
-                <w:b w:val="0"/>
                 <w:sz w:val="16"/>
               </w:rPr>
               <w:t>Символ</w:t>
@@ -2972,6 +3829,9 @@
             <w:tcW w:type="dxa" w:w="1514"/>
           </w:tcPr>
           <w:p>
+            <w:pPr>
+              <w:spacing w:before="20" w:after="20"/>
+            </w:pPr>
             <w:r/>
             <w:r>
               <w:rPr>
@@ -2988,6 +3848,9 @@
             <w:tcW w:type="dxa" w:w="1514"/>
           </w:tcPr>
           <w:p>
+            <w:pPr>
+              <w:spacing w:before="20" w:after="20"/>
+            </w:pPr>
             <w:r/>
             <w:r>
               <w:rPr>
@@ -3004,6 +3867,9 @@
             <w:tcW w:type="dxa" w:w="1514"/>
           </w:tcPr>
           <w:p>
+            <w:pPr>
+              <w:spacing w:before="20" w:after="20"/>
+            </w:pPr>
             <w:r/>
             <w:r>
               <w:rPr>
@@ -3024,6 +3890,9 @@
             <w:tcW w:type="dxa" w:w="1514"/>
           </w:tcPr>
           <w:p>
+            <w:pPr>
+              <w:spacing w:before="20" w:after="20"/>
+            </w:pPr>
             <w:r/>
             <w:r>
               <w:rPr>
@@ -3040,6 +3909,9 @@
             <w:tcW w:type="dxa" w:w="1514"/>
           </w:tcPr>
           <w:p>
+            <w:pPr>
+              <w:spacing w:before="20" w:after="20"/>
+            </w:pPr>
             <w:r/>
             <w:r>
               <w:rPr>
@@ -3056,11 +3928,13 @@
             <w:tcW w:type="dxa" w:w="1514"/>
           </w:tcPr>
           <w:p>
+            <w:pPr>
+              <w:spacing w:before="20" w:after="20"/>
+            </w:pPr>
             <w:r/>
             <w:r>
               <w:rPr>
                 <w:rFonts w:ascii="Verdana" w:hAnsi="Verdana"/>
-                <w:b w:val="0"/>
                 <w:sz w:val="16"/>
               </w:rPr>
               <w:t>CCITT IA5</w:t>
@@ -3072,6 +3946,9 @@
             <w:tcW w:type="dxa" w:w="1514"/>
           </w:tcPr>
           <w:p>
+            <w:pPr>
+              <w:spacing w:before="20" w:after="20"/>
+            </w:pPr>
             <w:r/>
             <w:r>
               <w:rPr>
@@ -3088,6 +3965,9 @@
             <w:tcW w:type="dxa" w:w="1514"/>
           </w:tcPr>
           <w:p>
+            <w:pPr>
+              <w:spacing w:before="20" w:after="20"/>
+            </w:pPr>
             <w:r/>
             <w:r>
               <w:rPr>
@@ -3104,6 +3984,9 @@
             <w:tcW w:type="dxa" w:w="1514"/>
           </w:tcPr>
           <w:p>
+            <w:pPr>
+              <w:spacing w:before="20" w:after="20"/>
+            </w:pPr>
             <w:r/>
             <w:r>
               <w:rPr>
@@ -3120,11 +4003,13 @@
             <w:tcW w:type="dxa" w:w="1514"/>
           </w:tcPr>
           <w:p>
+            <w:pPr>
+              <w:spacing w:before="20" w:after="20"/>
+            </w:pPr>
             <w:r/>
             <w:r>
               <w:rPr>
                 <w:rFonts w:ascii="Verdana" w:hAnsi="Verdana"/>
-                <w:b w:val="0"/>
                 <w:sz w:val="16"/>
               </w:rPr>
               <w:t>Символ</w:t>
@@ -3136,6 +4021,9 @@
             <w:tcW w:type="dxa" w:w="1514"/>
           </w:tcPr>
           <w:p>
+            <w:pPr>
+              <w:spacing w:before="20" w:after="20"/>
+            </w:pPr>
             <w:r/>
             <w:r>
               <w:rPr>
@@ -3152,6 +4040,9 @@
             <w:tcW w:type="dxa" w:w="1514"/>
           </w:tcPr>
           <w:p>
+            <w:pPr>
+              <w:spacing w:before="20" w:after="20"/>
+            </w:pPr>
             <w:r/>
             <w:r>
               <w:rPr>
@@ -3168,6 +4059,9 @@
             <w:tcW w:type="dxa" w:w="1514"/>
           </w:tcPr>
           <w:p>
+            <w:pPr>
+              <w:spacing w:before="20" w:after="20"/>
+            </w:pPr>
             <w:r/>
             <w:r>
               <w:rPr>
@@ -3188,6 +4082,9 @@
             <w:tcW w:type="dxa" w:w="1514"/>
           </w:tcPr>
           <w:p>
+            <w:pPr>
+              <w:spacing w:before="20" w:after="20"/>
+            </w:pPr>
             <w:r/>
             <w:r>
               <w:rPr>
@@ -3204,6 +4101,9 @@
             <w:tcW w:type="dxa" w:w="1514"/>
           </w:tcPr>
           <w:p>
+            <w:pPr>
+              <w:spacing w:before="20" w:after="20"/>
+            </w:pPr>
             <w:r/>
             <w:r>
               <w:rPr>
@@ -3220,11 +4120,13 @@
             <w:tcW w:type="dxa" w:w="1514"/>
           </w:tcPr>
           <w:p>
+            <w:pPr>
+              <w:spacing w:before="20" w:after="20"/>
+            </w:pPr>
             <w:r/>
             <w:r>
               <w:rPr>
                 <w:rFonts w:ascii="Verdana" w:hAnsi="Verdana"/>
-                <w:b w:val="0"/>
                 <w:sz w:val="16"/>
               </w:rPr>
               <w:t>CCITT IA5</w:t>
@@ -3236,6 +4138,9 @@
             <w:tcW w:type="dxa" w:w="1514"/>
           </w:tcPr>
           <w:p>
+            <w:pPr>
+              <w:spacing w:before="20" w:after="20"/>
+            </w:pPr>
             <w:r/>
             <w:r>
               <w:rPr>
@@ -3252,6 +4157,9 @@
             <w:tcW w:type="dxa" w:w="1514"/>
           </w:tcPr>
           <w:p>
+            <w:pPr>
+              <w:spacing w:before="20" w:after="20"/>
+            </w:pPr>
             <w:r/>
             <w:r>
               <w:rPr>
@@ -3268,6 +4176,9 @@
             <w:tcW w:type="dxa" w:w="1514"/>
           </w:tcPr>
           <w:p>
+            <w:pPr>
+              <w:spacing w:before="20" w:after="20"/>
+            </w:pPr>
             <w:r/>
             <w:r>
               <w:rPr>
@@ -3284,11 +4195,13 @@
             <w:tcW w:type="dxa" w:w="1514"/>
           </w:tcPr>
           <w:p>
+            <w:pPr>
+              <w:spacing w:before="20" w:after="20"/>
+            </w:pPr>
             <w:r/>
             <w:r>
               <w:rPr>
                 <w:rFonts w:ascii="Verdana" w:hAnsi="Verdana"/>
-                <w:b w:val="0"/>
                 <w:sz w:val="16"/>
               </w:rPr>
               <w:t>Символ</w:t>
@@ -3300,6 +4213,9 @@
             <w:tcW w:type="dxa" w:w="1514"/>
           </w:tcPr>
           <w:p>
+            <w:pPr>
+              <w:spacing w:before="20" w:after="20"/>
+            </w:pPr>
             <w:r/>
             <w:r>
               <w:rPr>
@@ -3316,6 +4232,9 @@
             <w:tcW w:type="dxa" w:w="1514"/>
           </w:tcPr>
           <w:p>
+            <w:pPr>
+              <w:spacing w:before="20" w:after="20"/>
+            </w:pPr>
             <w:r/>
             <w:r>
               <w:rPr>
@@ -3332,6 +4251,9 @@
             <w:tcW w:type="dxa" w:w="1514"/>
           </w:tcPr>
           <w:p>
+            <w:pPr>
+              <w:spacing w:before="20" w:after="20"/>
+            </w:pPr>
             <w:r/>
             <w:r>
               <w:rPr>
@@ -3352,6 +4274,9 @@
             <w:tcW w:type="dxa" w:w="1514"/>
           </w:tcPr>
           <w:p>
+            <w:pPr>
+              <w:spacing w:before="20" w:after="20"/>
+            </w:pPr>
             <w:r/>
             <w:r>
               <w:rPr>
@@ -3368,6 +4293,9 @@
             <w:tcW w:type="dxa" w:w="1514"/>
           </w:tcPr>
           <w:p>
+            <w:pPr>
+              <w:spacing w:before="20" w:after="20"/>
+            </w:pPr>
             <w:r/>
             <w:r>
               <w:rPr>
@@ -3384,11 +4312,13 @@
             <w:tcW w:type="dxa" w:w="1514"/>
           </w:tcPr>
           <w:p>
+            <w:pPr>
+              <w:spacing w:before="20" w:after="20"/>
+            </w:pPr>
             <w:r/>
             <w:r>
               <w:rPr>
                 <w:rFonts w:ascii="Verdana" w:hAnsi="Verdana"/>
-                <w:b w:val="0"/>
                 <w:sz w:val="16"/>
               </w:rPr>
               <w:t>CCITT IA5</w:t>
@@ -3400,6 +4330,9 @@
             <w:tcW w:type="dxa" w:w="1514"/>
           </w:tcPr>
           <w:p>
+            <w:pPr>
+              <w:spacing w:before="20" w:after="20"/>
+            </w:pPr>
             <w:r/>
             <w:r>
               <w:rPr>
@@ -3416,6 +4349,9 @@
             <w:tcW w:type="dxa" w:w="1514"/>
           </w:tcPr>
           <w:p>
+            <w:pPr>
+              <w:spacing w:before="20" w:after="20"/>
+            </w:pPr>
             <w:r/>
             <w:r>
               <w:rPr>
@@ -3432,6 +4368,9 @@
             <w:tcW w:type="dxa" w:w="1514"/>
           </w:tcPr>
           <w:p>
+            <w:pPr>
+              <w:spacing w:before="20" w:after="20"/>
+            </w:pPr>
             <w:r/>
             <w:r>
               <w:rPr>
@@ -3448,11 +4387,13 @@
             <w:tcW w:type="dxa" w:w="1514"/>
           </w:tcPr>
           <w:p>
+            <w:pPr>
+              <w:spacing w:before="20" w:after="20"/>
+            </w:pPr>
             <w:r/>
             <w:r>
               <w:rPr>
                 <w:rFonts w:ascii="Verdana" w:hAnsi="Verdana"/>
-                <w:b w:val="0"/>
                 <w:sz w:val="16"/>
               </w:rPr>
               <w:t>Символ</w:t>
@@ -3464,6 +4405,9 @@
             <w:tcW w:type="dxa" w:w="1514"/>
           </w:tcPr>
           <w:p>
+            <w:pPr>
+              <w:spacing w:before="20" w:after="20"/>
+            </w:pPr>
             <w:r/>
             <w:r>
               <w:rPr>
@@ -3480,6 +4424,9 @@
             <w:tcW w:type="dxa" w:w="1514"/>
           </w:tcPr>
           <w:p>
+            <w:pPr>
+              <w:spacing w:before="20" w:after="20"/>
+            </w:pPr>
             <w:r/>
             <w:r>
               <w:rPr>
@@ -3496,6 +4443,9 @@
             <w:tcW w:type="dxa" w:w="1514"/>
           </w:tcPr>
           <w:p>
+            <w:pPr>
+              <w:spacing w:before="20" w:after="20"/>
+            </w:pPr>
             <w:r/>
             <w:r>
               <w:rPr>
@@ -3516,6 +4466,9 @@
             <w:tcW w:type="dxa" w:w="1514"/>
           </w:tcPr>
           <w:p>
+            <w:pPr>
+              <w:spacing w:before="20" w:after="20"/>
+            </w:pPr>
             <w:r/>
             <w:r>
               <w:rPr>
@@ -3532,6 +4485,9 @@
             <w:tcW w:type="dxa" w:w="1514"/>
           </w:tcPr>
           <w:p>
+            <w:pPr>
+              <w:spacing w:before="20" w:after="20"/>
+            </w:pPr>
             <w:r/>
             <w:r>
               <w:rPr>
@@ -3548,11 +4504,13 @@
             <w:tcW w:type="dxa" w:w="1514"/>
           </w:tcPr>
           <w:p>
+            <w:pPr>
+              <w:spacing w:before="20" w:after="20"/>
+            </w:pPr>
             <w:r/>
             <w:r>
               <w:rPr>
                 <w:rFonts w:ascii="Verdana" w:hAnsi="Verdana"/>
-                <w:b w:val="0"/>
                 <w:sz w:val="16"/>
               </w:rPr>
               <w:t>CCITT IA5</w:t>
@@ -3564,6 +4522,9 @@
             <w:tcW w:type="dxa" w:w="1514"/>
           </w:tcPr>
           <w:p>
+            <w:pPr>
+              <w:spacing w:before="20" w:after="20"/>
+            </w:pPr>
             <w:r/>
             <w:r>
               <w:rPr>
@@ -3580,6 +4541,9 @@
             <w:tcW w:type="dxa" w:w="1514"/>
           </w:tcPr>
           <w:p>
+            <w:pPr>
+              <w:spacing w:before="20" w:after="20"/>
+            </w:pPr>
             <w:r/>
             <w:r>
               <w:rPr>
@@ -3596,6 +4560,9 @@
             <w:tcW w:type="dxa" w:w="1514"/>
           </w:tcPr>
           <w:p>
+            <w:pPr>
+              <w:spacing w:before="20" w:after="20"/>
+            </w:pPr>
             <w:r/>
             <w:r>
               <w:rPr>
@@ -3612,11 +4579,13 @@
             <w:tcW w:type="dxa" w:w="1514"/>
           </w:tcPr>
           <w:p>
+            <w:pPr>
+              <w:spacing w:before="20" w:after="20"/>
+            </w:pPr>
             <w:r/>
             <w:r>
               <w:rPr>
                 <w:rFonts w:ascii="Verdana" w:hAnsi="Verdana"/>
-                <w:b w:val="0"/>
                 <w:sz w:val="16"/>
               </w:rPr>
               <w:t>Символ</w:t>
@@ -3628,6 +4597,9 @@
             <w:tcW w:type="dxa" w:w="1514"/>
           </w:tcPr>
           <w:p>
+            <w:pPr>
+              <w:spacing w:before="20" w:after="20"/>
+            </w:pPr>
             <w:r/>
             <w:r>
               <w:rPr>
@@ -3644,6 +4616,9 @@
             <w:tcW w:type="dxa" w:w="1514"/>
           </w:tcPr>
           <w:p>
+            <w:pPr>
+              <w:spacing w:before="20" w:after="20"/>
+            </w:pPr>
             <w:r/>
             <w:r>
               <w:rPr>
@@ -3660,6 +4635,9 @@
             <w:tcW w:type="dxa" w:w="1514"/>
           </w:tcPr>
           <w:p>
+            <w:pPr>
+              <w:spacing w:before="20" w:after="20"/>
+            </w:pPr>
             <w:r/>
             <w:r>
               <w:rPr>
@@ -3680,6 +4658,9 @@
             <w:tcW w:type="dxa" w:w="1514"/>
           </w:tcPr>
           <w:p>
+            <w:pPr>
+              <w:spacing w:before="20" w:after="20"/>
+            </w:pPr>
             <w:r/>
             <w:r>
               <w:rPr>
@@ -3696,6 +4677,9 @@
             <w:tcW w:type="dxa" w:w="1514"/>
           </w:tcPr>
           <w:p>
+            <w:pPr>
+              <w:spacing w:before="20" w:after="20"/>
+            </w:pPr>
             <w:r/>
             <w:r>
               <w:rPr>
@@ -3712,11 +4696,13 @@
             <w:tcW w:type="dxa" w:w="1514"/>
           </w:tcPr>
           <w:p>
+            <w:pPr>
+              <w:spacing w:before="20" w:after="20"/>
+            </w:pPr>
             <w:r/>
             <w:r>
               <w:rPr>
                 <w:rFonts w:ascii="Verdana" w:hAnsi="Verdana"/>
-                <w:b w:val="0"/>
                 <w:sz w:val="16"/>
               </w:rPr>
               <w:t>CCITT IA5</w:t>
@@ -3728,6 +4714,9 @@
             <w:tcW w:type="dxa" w:w="1514"/>
           </w:tcPr>
           <w:p>
+            <w:pPr>
+              <w:spacing w:before="20" w:after="20"/>
+            </w:pPr>
             <w:r/>
             <w:r>
               <w:rPr>
@@ -3744,6 +4733,9 @@
             <w:tcW w:type="dxa" w:w="1514"/>
           </w:tcPr>
           <w:p>
+            <w:pPr>
+              <w:spacing w:before="20" w:after="20"/>
+            </w:pPr>
             <w:r/>
             <w:r>
               <w:rPr>
@@ -3760,6 +4752,9 @@
             <w:tcW w:type="dxa" w:w="1514"/>
           </w:tcPr>
           <w:p>
+            <w:pPr>
+              <w:spacing w:before="20" w:after="20"/>
+            </w:pPr>
             <w:r/>
             <w:r>
               <w:rPr>
@@ -3776,11 +4771,13 @@
             <w:tcW w:type="dxa" w:w="1514"/>
           </w:tcPr>
           <w:p>
+            <w:pPr>
+              <w:spacing w:before="20" w:after="20"/>
+            </w:pPr>
             <w:r/>
             <w:r>
               <w:rPr>
                 <w:rFonts w:ascii="Verdana" w:hAnsi="Verdana"/>
-                <w:b w:val="0"/>
                 <w:sz w:val="16"/>
               </w:rPr>
               <w:t>Символ</w:t>
@@ -3792,6 +4789,9 @@
             <w:tcW w:type="dxa" w:w="1514"/>
           </w:tcPr>
           <w:p>
+            <w:pPr>
+              <w:spacing w:before="20" w:after="20"/>
+            </w:pPr>
             <w:r/>
             <w:r>
               <w:rPr>
@@ -3808,6 +4808,9 @@
             <w:tcW w:type="dxa" w:w="1514"/>
           </w:tcPr>
           <w:p>
+            <w:pPr>
+              <w:spacing w:before="20" w:after="20"/>
+            </w:pPr>
             <w:r/>
             <w:r>
               <w:rPr>
@@ -3824,6 +4827,9 @@
             <w:tcW w:type="dxa" w:w="1514"/>
           </w:tcPr>
           <w:p>
+            <w:pPr>
+              <w:spacing w:before="20" w:after="20"/>
+            </w:pPr>
             <w:r/>
             <w:r>
               <w:rPr>
@@ -3844,6 +4850,9 @@
             <w:tcW w:type="dxa" w:w="1514"/>
           </w:tcPr>
           <w:p>
+            <w:pPr>
+              <w:spacing w:before="20" w:after="20"/>
+            </w:pPr>
             <w:r/>
             <w:r>
               <w:rPr>
@@ -3860,6 +4869,9 @@
             <w:tcW w:type="dxa" w:w="1514"/>
           </w:tcPr>
           <w:p>
+            <w:pPr>
+              <w:spacing w:before="20" w:after="20"/>
+            </w:pPr>
             <w:r/>
             <w:r>
               <w:rPr>
@@ -3876,11 +4888,13 @@
             <w:tcW w:type="dxa" w:w="1514"/>
           </w:tcPr>
           <w:p>
+            <w:pPr>
+              <w:spacing w:before="20" w:after="20"/>
+            </w:pPr>
             <w:r/>
             <w:r>
               <w:rPr>
                 <w:rFonts w:ascii="Verdana" w:hAnsi="Verdana"/>
-                <w:b w:val="0"/>
                 <w:sz w:val="16"/>
               </w:rPr>
               <w:t>CCITT IA5</w:t>
@@ -3892,6 +4906,9 @@
             <w:tcW w:type="dxa" w:w="1514"/>
           </w:tcPr>
           <w:p>
+            <w:pPr>
+              <w:spacing w:before="20" w:after="20"/>
+            </w:pPr>
             <w:r/>
             <w:r>
               <w:rPr>
@@ -3908,6 +4925,9 @@
             <w:tcW w:type="dxa" w:w="1514"/>
           </w:tcPr>
           <w:p>
+            <w:pPr>
+              <w:spacing w:before="20" w:after="20"/>
+            </w:pPr>
             <w:r/>
             <w:r>
               <w:rPr>
@@ -3924,6 +4944,9 @@
             <w:tcW w:type="dxa" w:w="1514"/>
           </w:tcPr>
           <w:p>
+            <w:pPr>
+              <w:spacing w:before="20" w:after="20"/>
+            </w:pPr>
             <w:r/>
             <w:r>
               <w:rPr>
@@ -3940,11 +4963,13 @@
             <w:tcW w:type="dxa" w:w="1514"/>
           </w:tcPr>
           <w:p>
+            <w:pPr>
+              <w:spacing w:before="20" w:after="20"/>
+            </w:pPr>
             <w:r/>
             <w:r>
               <w:rPr>
                 <w:rFonts w:ascii="Verdana" w:hAnsi="Verdana"/>
-                <w:b w:val="0"/>
                 <w:sz w:val="16"/>
               </w:rPr>
               <w:t>Символ</w:t>
@@ -3956,6 +4981,9 @@
             <w:tcW w:type="dxa" w:w="1514"/>
           </w:tcPr>
           <w:p>
+            <w:pPr>
+              <w:spacing w:before="20" w:after="20"/>
+            </w:pPr>
             <w:r/>
             <w:r>
               <w:rPr>
@@ -3972,6 +5000,9 @@
             <w:tcW w:type="dxa" w:w="1514"/>
           </w:tcPr>
           <w:p>
+            <w:pPr>
+              <w:spacing w:before="20" w:after="20"/>
+            </w:pPr>
             <w:r/>
             <w:r>
               <w:rPr>
@@ -3988,6 +5019,9 @@
             <w:tcW w:type="dxa" w:w="1514"/>
           </w:tcPr>
           <w:p>
+            <w:pPr>
+              <w:spacing w:before="20" w:after="20"/>
+            </w:pPr>
             <w:r/>
             <w:r>
               <w:rPr>
@@ -4008,6 +5042,9 @@
             <w:tcW w:type="dxa" w:w="1514"/>
           </w:tcPr>
           <w:p>
+            <w:pPr>
+              <w:spacing w:before="20" w:after="20"/>
+            </w:pPr>
             <w:r/>
             <w:r>
               <w:rPr>
@@ -4024,6 +5061,9 @@
             <w:tcW w:type="dxa" w:w="1514"/>
           </w:tcPr>
           <w:p>
+            <w:pPr>
+              <w:spacing w:before="20" w:after="20"/>
+            </w:pPr>
             <w:r/>
             <w:r>
               <w:rPr>
@@ -4040,11 +5080,13 @@
             <w:tcW w:type="dxa" w:w="1514"/>
           </w:tcPr>
           <w:p>
+            <w:pPr>
+              <w:spacing w:before="20" w:after="20"/>
+            </w:pPr>
             <w:r/>
             <w:r>
               <w:rPr>
                 <w:rFonts w:ascii="Verdana" w:hAnsi="Verdana"/>
-                <w:b w:val="0"/>
                 <w:sz w:val="16"/>
               </w:rPr>
               <w:t>CCITT IA5</w:t>
@@ -4056,6 +5098,9 @@
             <w:tcW w:type="dxa" w:w="1514"/>
           </w:tcPr>
           <w:p>
+            <w:pPr>
+              <w:spacing w:before="20" w:after="20"/>
+            </w:pPr>
             <w:r/>
             <w:r>
               <w:rPr>
@@ -4072,6 +5117,9 @@
             <w:tcW w:type="dxa" w:w="1514"/>
           </w:tcPr>
           <w:p>
+            <w:pPr>
+              <w:spacing w:before="20" w:after="20"/>
+            </w:pPr>
             <w:r/>
             <w:r>
               <w:rPr>
@@ -4088,6 +5136,9 @@
             <w:tcW w:type="dxa" w:w="1514"/>
           </w:tcPr>
           <w:p>
+            <w:pPr>
+              <w:spacing w:before="20" w:after="20"/>
+            </w:pPr>
             <w:r/>
             <w:r>
               <w:rPr>
@@ -4104,11 +5155,13 @@
             <w:tcW w:type="dxa" w:w="1514"/>
           </w:tcPr>
           <w:p>
+            <w:pPr>
+              <w:spacing w:before="20" w:after="20"/>
+            </w:pPr>
             <w:r/>
             <w:r>
               <w:rPr>
                 <w:rFonts w:ascii="Verdana" w:hAnsi="Verdana"/>
-                <w:b w:val="0"/>
                 <w:sz w:val="16"/>
               </w:rPr>
               <w:t>Символ</w:t>
@@ -4120,6 +5173,9 @@
             <w:tcW w:type="dxa" w:w="1514"/>
           </w:tcPr>
           <w:p>
+            <w:pPr>
+              <w:spacing w:before="20" w:after="20"/>
+            </w:pPr>
             <w:r/>
             <w:r>
               <w:rPr>
@@ -4136,6 +5192,9 @@
             <w:tcW w:type="dxa" w:w="1514"/>
           </w:tcPr>
           <w:p>
+            <w:pPr>
+              <w:spacing w:before="20" w:after="20"/>
+            </w:pPr>
             <w:r/>
             <w:r>
               <w:rPr>
@@ -4152,6 +5211,9 @@
             <w:tcW w:type="dxa" w:w="1514"/>
           </w:tcPr>
           <w:p>
+            <w:pPr>
+              <w:spacing w:before="20" w:after="20"/>
+            </w:pPr>
             <w:r/>
             <w:r>
               <w:rPr>

--- a/docx/ru/BUFRCREX_TableB_ru_00.docx
+++ b/docx/ru/BUFRCREX_TableB_ru_00.docx
@@ -13,366 +13,6 @@
           <w:sz w:val="22"/>
         </w:rPr>
         <w:t>Класс 00: Элементы таблицы кодов</w:t>
-      </w:r>
-    </w:p>
-    <w:p>
-      <w:r>
-        <w:rPr>
-          <w:rFonts w:ascii="Verdana" w:hAnsi="Verdana"/>
-          <w:i/>
-          <w:sz w:val="14"/>
-        </w:rPr>
-        <w:t>Note 23: Значение осадков –0,1 кг·м-2 до масштабирования (–1 после масштабирования или в коде CREX) должно указывать на «следы» осадков (не поддающиеся измерению, менее 0,05 кг·м-2).</w:t>
-      </w:r>
-    </w:p>
-    <w:p>
-      <w:r>
-        <w:rPr>
-          <w:rFonts w:ascii="Verdana" w:hAnsi="Verdana"/>
-          <w:i/>
-          <w:sz w:val="14"/>
-        </w:rPr>
-        <w:t>Note 25: Ранее определенное значение может быть отменено путем передачи «отсутствующего значения» из соответствующей кодовой таблицы или таблицы флагов.</w:t>
-      </w:r>
-    </w:p>
-    <w:p>
-      <w:r>
-        <w:rPr>
-          <w:rFonts w:ascii="Verdana" w:hAnsi="Verdana"/>
-          <w:i/>
-          <w:sz w:val="14"/>
-        </w:rPr>
-        <w:t>Note 27: Все время дается во Всемирном скоординированном времени (ВСВ), если не предусмотрено иного.</w:t>
-      </w:r>
-    </w:p>
-    <w:p>
-      <w:r>
-        <w:rPr>
-          <w:rFonts w:ascii="Verdana" w:hAnsi="Verdana"/>
-          <w:i/>
-          <w:sz w:val="14"/>
-        </w:rPr>
-        <w:t>Note 32: Пеленг или азимут следует использовать только для установленного местоположения и не должен переопределять это местоположение.</w:t>
-      </w:r>
-    </w:p>
-    <w:p>
-      <w:r>
-        <w:rPr>
-          <w:rFonts w:ascii="Verdana" w:hAnsi="Verdana"/>
-          <w:i/>
-          <w:sz w:val="14"/>
-        </w:rPr>
-        <w:t>Note 62: Расстояние следует использовать только для установленного местоположения, а также пеленга, азимута или превышения; оно не должно переопределять это местоположение.</w:t>
-      </w:r>
-    </w:p>
-    <w:p>
-      <w:r>
-        <w:rPr>
-          <w:rFonts w:ascii="Verdana" w:hAnsi="Verdana"/>
-          <w:i/>
-          <w:sz w:val="14"/>
-        </w:rPr>
-        <w:t>Note 63: Приходящей радиации следует присваивать положительные значения.</w:t>
-      </w:r>
-    </w:p>
-    <w:p>
-      <w:r>
-        <w:rPr>
-          <w:rFonts w:ascii="Verdana" w:hAnsi="Verdana"/>
-          <w:i/>
-          <w:sz w:val="14"/>
-        </w:rPr>
-        <w:t>Note 64: Для компонент w, направленных вниз, следует выделять положительные значения с единицами измерения в Па·с-1.</w:t>
-      </w:r>
-    </w:p>
-    <w:p>
-      <w:r>
-        <w:rPr>
-          <w:rFonts w:ascii="Verdana" w:hAnsi="Verdana"/>
-          <w:i/>
-          <w:sz w:val="14"/>
-        </w:rPr>
-        <w:t>Note 66: Увеличение широты с востока на запад следует выражать отрицательным значением.</w:t>
-      </w:r>
-    </w:p>
-    <w:p>
-      <w:r>
-        <w:rPr>
-          <w:rFonts w:ascii="Verdana" w:hAnsi="Verdana"/>
-          <w:i/>
-          <w:sz w:val="14"/>
-        </w:rPr>
-        <w:t>Note 75: Для дескрипторов кода CREX F = B, а не 0.</w:t>
-      </w:r>
-    </w:p>
-    <w:p>
-      <w:r>
-        <w:rPr>
-          <w:rFonts w:ascii="Verdana" w:hAnsi="Verdana"/>
-          <w:i/>
-          <w:sz w:val="14"/>
-        </w:rPr>
-        <w:t>Note 92: Для однозначного различения случаев отсутствия данных и насыщенных пикселей, n-битовые данные об изображении следует кодировать, используя длину данных n+1. Когда такого дескриптора еще нет в классе 30, дескриптор оператора 2 01 YYY следует использовать для изменения длины данных существующей позиции, по мере необходимости.</w:t>
-      </w:r>
-    </w:p>
-    <w:p>
-      <w:r>
-        <w:rPr>
-          <w:rFonts w:ascii="Verdana" w:hAnsi="Verdana"/>
-          <w:i/>
-          <w:sz w:val="14"/>
-        </w:rPr>
-        <w:t>Note 105: Негативные временные периоды или отклонения следует использовать для указания временных периодов или отклонений, предшествующих определенному текущему времени.</w:t>
-      </w:r>
-    </w:p>
-    <w:p>
-      <w:r>
-        <w:rPr>
-          <w:rFonts w:ascii="Verdana" w:hAnsi="Verdana"/>
-          <w:i/>
-          <w:sz w:val="14"/>
-        </w:rPr>
-        <w:t>Note 110: Увеличение широты с севера на юг следует выражать отрицательными значениями.</w:t>
-      </w:r>
-    </w:p>
-    <w:p>
-      <w:r>
-        <w:rPr>
-          <w:rFonts w:ascii="Verdana" w:hAnsi="Verdana"/>
-          <w:i/>
-          <w:sz w:val="14"/>
-        </w:rPr>
-        <w:t>Note 115: Длина данных пикселя может быть изменена с помощью дескриптора 2 01 YYY.</w:t>
-      </w:r>
-    </w:p>
-    <w:p>
-      <w:r>
-        <w:rPr>
-          <w:rFonts w:ascii="Verdana" w:hAnsi="Verdana"/>
-          <w:i/>
-          <w:sz w:val="14"/>
-        </w:rPr>
-        <w:t>Note 121: Некоторые указания ожидаемой точности могут в неявной форме содержаться в ряде элементов данного класса.</w:t>
-      </w:r>
-    </w:p>
-    <w:p>
-      <w:r>
-        <w:rPr>
-          <w:rFonts w:ascii="Verdana" w:hAnsi="Verdana"/>
-          <w:i/>
-          <w:sz w:val="14"/>
-        </w:rPr>
-        <w:t>Note 122: Южную широту следует выражать отрицательными значениями.</w:t>
-      </w:r>
-    </w:p>
-    <w:p>
-      <w:r>
-        <w:rPr>
-          <w:rFonts w:ascii="Verdana" w:hAnsi="Verdana"/>
-          <w:i/>
-          <w:sz w:val="14"/>
-        </w:rPr>
-        <w:t>Note 123: Для компонент v, направленных с юга на север, следует выделять положительные значения.</w:t>
-      </w:r>
-    </w:p>
-    <w:p>
-      <w:r>
-        <w:rPr>
-          <w:rFonts w:ascii="Verdana" w:hAnsi="Verdana"/>
-          <w:i/>
-          <w:sz w:val="14"/>
-        </w:rPr>
-        <w:t>Note 126: Направление приземного ветра, измеренное на станции в пределах 1° от Северного полюса или в пределах 1° от Южного полюса, следует сообщать таким образом, чтобы азимутальный круг был выровнен с нулем прибора, соответствуя 0° по Гринвичскому меридиану.</w:t>
-      </w:r>
-    </w:p>
-    <w:p>
-      <w:r>
-        <w:rPr>
-          <w:rFonts w:ascii="Verdana" w:hAnsi="Verdana"/>
-          <w:i/>
-          <w:sz w:val="14"/>
-        </w:rPr>
-        <w:t>Note 140: Размер элемента изображения на горизонтали — 1 приводится в положении, где масштабный коэффициент карты равен единице.</w:t>
-      </w:r>
-    </w:p>
-    <w:p>
-      <w:r>
-        <w:rPr>
-          <w:rFonts w:ascii="Verdana" w:hAnsi="Verdana"/>
-          <w:i/>
-          <w:sz w:val="14"/>
-        </w:rPr>
-        <w:t>Note 141: Размер элемента изображения на горизонтали — 2 указывается в положении, где масштабный коэффициент карты равен единице.</w:t>
-      </w:r>
-    </w:p>
-    <w:p>
-      <w:r>
-        <w:rPr>
-          <w:rFonts w:ascii="Verdana" w:hAnsi="Verdana"/>
-          <w:i/>
-          <w:sz w:val="14"/>
-        </w:rPr>
-        <w:t>Note 145: Значение временных периодов или отклонений может быть указано с использованием значений времени в коде, соответствующем табличной ссылке 0 08 021.</w:t>
-      </w:r>
-    </w:p>
-    <w:p>
-      <w:r>
-        <w:rPr>
-          <w:rFonts w:ascii="Verdana" w:hAnsi="Verdana"/>
-          <w:i/>
-          <w:sz w:val="14"/>
-        </w:rPr>
-        <w:t>Note 149: При использовании с прогнозируемыми величинами временное местоположение должно указывать время исходного состояния или начала для прогностического периода; при использовании с множеством средних прогностических значений временное местоположение должно указывать исходное состояние или начало первого прогноза, по которому получены множественные средние.</w:t>
-      </w:r>
-    </w:p>
-    <w:p>
-      <w:r>
-        <w:rPr>
-          <w:rFonts w:ascii="Verdana" w:hAnsi="Verdana"/>
-          <w:i/>
-          <w:sz w:val="14"/>
-        </w:rPr>
-        <w:t>Note 155: В данный класс могут также войти элементы, относящиеся к процедурам наблюдений.</w:t>
-      </w:r>
-    </w:p>
-    <w:p>
-      <w:r>
-        <w:rPr>
-          <w:rFonts w:ascii="Verdana" w:hAnsi="Verdana"/>
-          <w:i/>
-          <w:sz w:val="14"/>
-        </w:rPr>
-        <w:t>Note 156: Данный класс должен содержать элементы описания приборов, используемых для получения сообщаемых метеорологических элементов.</w:t>
-      </w:r>
-    </w:p>
-    <w:p>
-      <w:r>
-        <w:rPr>
-          <w:rFonts w:ascii="Verdana" w:hAnsi="Verdana"/>
-          <w:i/>
-          <w:sz w:val="14"/>
-        </w:rPr>
-        <w:t>Note 158: Прежде чем использовать временные периоды или отклонения и временные инкременты, необходимо определить исходное временное местоположение, за которым, по мере необходимости, следует определение значимости времени.</w:t>
-      </w:r>
-    </w:p>
-    <w:p>
-      <w:r>
-        <w:rPr>
-          <w:rFonts w:ascii="Verdana" w:hAnsi="Verdana"/>
-          <w:i/>
-          <w:sz w:val="14"/>
-        </w:rPr>
-        <w:t>Note 160: Уходящей радиации следует присваивать отрицательные значения.</w:t>
-      </w:r>
-    </w:p>
-    <w:p>
-      <w:r>
-        <w:rPr>
-          <w:rFonts w:ascii="Verdana" w:hAnsi="Verdana"/>
-          <w:i/>
-          <w:sz w:val="14"/>
-        </w:rPr>
-        <w:t>Note 161: Для компонент w, направленных вверх, следует выделять положительные значения с единицами измерения в м·с-1.</w:t>
-      </w:r>
-    </w:p>
-    <w:p>
-      <w:r>
-        <w:rPr>
-          <w:rFonts w:ascii="Verdana" w:hAnsi="Verdana"/>
-          <w:i/>
-          <w:sz w:val="14"/>
-        </w:rPr>
-        <w:t>Note 162: Пригодные диапазоны, использованные выше: 1011–1019 Бк для выбросов; 10-2–107 Бк и 10-2–107 мЗв для концентраций и доз.</w:t>
-      </w:r>
-    </w:p>
-    <w:p>
-      <w:r>
-        <w:rPr>
-          <w:rFonts w:ascii="Verdana" w:hAnsi="Verdana"/>
-          <w:i/>
-          <w:sz w:val="14"/>
-        </w:rPr>
-        <w:t>Note 163: Величины широты и приращений широты ограничены диапазоном от –90 до +90 градусов.</w:t>
-      </w:r>
-    </w:p>
-    <w:p>
-      <w:r>
-        <w:rPr>
-          <w:rFonts w:ascii="Verdana" w:hAnsi="Verdana"/>
-          <w:i/>
-          <w:sz w:val="14"/>
-        </w:rPr>
-        <w:t>Note 164: Величины долготы ограничены диапазоном от –180 до +180 градусов.</w:t>
-      </w:r>
-    </w:p>
-    <w:p>
-      <w:r>
-        <w:rPr>
-          <w:rFonts w:ascii="Verdana" w:hAnsi="Verdana"/>
-          <w:i/>
-          <w:sz w:val="14"/>
-        </w:rPr>
-        <w:t>Note 165: Вертикальные элементы и давление следует использовать для определения значений этих элементов независимо от элемента или переменной, означающей вертикальную координату.</w:t>
-      </w:r>
-    </w:p>
-    <w:p>
-      <w:r>
-        <w:rPr>
-          <w:rFonts w:ascii="Verdana" w:hAnsi="Verdana"/>
-          <w:i/>
-          <w:sz w:val="14"/>
-        </w:rPr>
-        <w:t>Note 166: Западная долгота выражается отрицательными величинами.</w:t>
-      </w:r>
-    </w:p>
-    <w:p>
-      <w:r>
-        <w:rPr>
-          <w:rFonts w:ascii="Verdana" w:hAnsi="Verdana"/>
-          <w:i/>
-          <w:sz w:val="14"/>
-        </w:rPr>
-        <w:t>Note 167: Для компонент u, направленных с запада на восток, следует выделять положительные значения.</w:t>
-      </w:r>
-    </w:p>
-    <w:p>
-      <w:r>
-        <w:rPr>
-          <w:rFonts w:ascii="Verdana" w:hAnsi="Verdana"/>
-          <w:i/>
-          <w:sz w:val="14"/>
-        </w:rPr>
-        <w:t>Note 176: Там, где в колонку «НАЗВАНИЕ ЭЛЕМЕНТА» вводится выражение «на указанной высоте и за указанный период», соответствующее вертикальное местоположение должно быть определено с использованием дескрипторов из класса 07 совместно с соответствующим периодом с использованием дескрипторов из класса 04.</w:t>
-      </w:r>
-    </w:p>
-    <w:p>
-      <w:r>
-        <w:rPr>
-          <w:rFonts w:ascii="Verdana" w:hAnsi="Verdana"/>
-          <w:i/>
-          <w:sz w:val="14"/>
-        </w:rPr>
-        <w:t>Note 178: Там, где величины суммируются или усредняются (например, за временной период), общее число значений, из которых получается сумма или среднее значение, может быть представлено с использованием ссылки 0 08 022.</w:t>
-      </w:r>
-    </w:p>
-    <w:p>
-      <w:r>
-        <w:rPr>
-          <w:rFonts w:ascii="Verdana" w:hAnsi="Verdana"/>
-          <w:i/>
-          <w:sz w:val="14"/>
-        </w:rPr>
-        <w:t>Note 179: Стандарты ветровых данных: Скорость Направление; Наблюдение отсутствует Отсутствует Отсутствует; Штиль 0 0; Обычное наблюдение &gt;0 1°–360°; Только скорость &gt;0 Отсутствует; Только направление Отсутствует 1°–360°; «Слабый и переменный» &gt;0 0</w:t>
-      </w:r>
-    </w:p>
-    <w:p>
-      <w:r>
-        <w:rPr>
-          <w:rFonts w:ascii="Verdana" w:hAnsi="Verdana"/>
-          <w:i/>
-          <w:sz w:val="14"/>
-        </w:rPr>
-        <w:t>Note 180: Стандарты сообщения о ветровых волнах и волнении: Наблюдения Скорость Направление; Нет наблюдений Отсутствует Отсутствует; Штиль 0 0; Обычное наблюдение &gt;0 1–360; Только скорость &gt;0 Отсутствует; Только направление Отсутствует 1–360; «Легкий и переменный» &gt;0 0</w:t>
       </w:r>
     </w:p>
     <w:tbl>
@@ -5226,6 +4866,367 @@
         </w:tc>
       </w:tr>
     </w:tbl>
+    <w:p/>
+    <w:p>
+      <w:r>
+        <w:rPr>
+          <w:rFonts w:ascii="Verdana" w:hAnsi="Verdana"/>
+          <w:i/>
+          <w:sz w:val="14"/>
+        </w:rPr>
+        <w:t>Note 23: Значение осадков –0,1 кг·м-2 до масштабирования (–1 после масштабирования или в коде CREX) должно указывать на «следы» осадков (не поддающиеся измерению, менее 0,05 кг·м-2).</w:t>
+      </w:r>
+    </w:p>
+    <w:p>
+      <w:r>
+        <w:rPr>
+          <w:rFonts w:ascii="Verdana" w:hAnsi="Verdana"/>
+          <w:i/>
+          <w:sz w:val="14"/>
+        </w:rPr>
+        <w:t>Note 25: Ранее определенное значение может быть отменено путем передачи «отсутствующего значения» из соответствующей кодовой таблицы или таблицы флагов.</w:t>
+      </w:r>
+    </w:p>
+    <w:p>
+      <w:r>
+        <w:rPr>
+          <w:rFonts w:ascii="Verdana" w:hAnsi="Verdana"/>
+          <w:i/>
+          <w:sz w:val="14"/>
+        </w:rPr>
+        <w:t>Note 27: Все время дается во Всемирном скоординированном времени (ВСВ), если не предусмотрено иного.</w:t>
+      </w:r>
+    </w:p>
+    <w:p>
+      <w:r>
+        <w:rPr>
+          <w:rFonts w:ascii="Verdana" w:hAnsi="Verdana"/>
+          <w:i/>
+          <w:sz w:val="14"/>
+        </w:rPr>
+        <w:t>Note 32: Пеленг или азимут следует использовать только для установленного местоположения и не должен переопределять это местоположение.</w:t>
+      </w:r>
+    </w:p>
+    <w:p>
+      <w:r>
+        <w:rPr>
+          <w:rFonts w:ascii="Verdana" w:hAnsi="Verdana"/>
+          <w:i/>
+          <w:sz w:val="14"/>
+        </w:rPr>
+        <w:t>Note 62: Расстояние следует использовать только для установленного местоположения, а также пеленга, азимута или превышения; оно не должно переопределять это местоположение.</w:t>
+      </w:r>
+    </w:p>
+    <w:p>
+      <w:r>
+        <w:rPr>
+          <w:rFonts w:ascii="Verdana" w:hAnsi="Verdana"/>
+          <w:i/>
+          <w:sz w:val="14"/>
+        </w:rPr>
+        <w:t>Note 63: Приходящей радиации следует присваивать положительные значения.</w:t>
+      </w:r>
+    </w:p>
+    <w:p>
+      <w:r>
+        <w:rPr>
+          <w:rFonts w:ascii="Verdana" w:hAnsi="Verdana"/>
+          <w:i/>
+          <w:sz w:val="14"/>
+        </w:rPr>
+        <w:t>Note 64: Для компонент w, направленных вниз, следует выделять положительные значения с единицами измерения в Па·с-1.</w:t>
+      </w:r>
+    </w:p>
+    <w:p>
+      <w:r>
+        <w:rPr>
+          <w:rFonts w:ascii="Verdana" w:hAnsi="Verdana"/>
+          <w:i/>
+          <w:sz w:val="14"/>
+        </w:rPr>
+        <w:t>Note 66: Увеличение широты с востока на запад следует выражать отрицательным значением.</w:t>
+      </w:r>
+    </w:p>
+    <w:p>
+      <w:r>
+        <w:rPr>
+          <w:rFonts w:ascii="Verdana" w:hAnsi="Verdana"/>
+          <w:i/>
+          <w:sz w:val="14"/>
+        </w:rPr>
+        <w:t>Note 75: Для дескрипторов кода CREX F = B, а не 0.</w:t>
+      </w:r>
+    </w:p>
+    <w:p>
+      <w:r>
+        <w:rPr>
+          <w:rFonts w:ascii="Verdana" w:hAnsi="Verdana"/>
+          <w:i/>
+          <w:sz w:val="14"/>
+        </w:rPr>
+        <w:t>Note 92: Для однозначного различения случаев отсутствия данных и насыщенных пикселей, n-битовые данные об изображении следует кодировать, используя длину данных n+1. Когда такого дескриптора еще нет в классе 30, дескриптор оператора 2 01 YYY следует использовать для изменения длины данных существующей позиции, по мере необходимости.</w:t>
+      </w:r>
+    </w:p>
+    <w:p>
+      <w:r>
+        <w:rPr>
+          <w:rFonts w:ascii="Verdana" w:hAnsi="Verdana"/>
+          <w:i/>
+          <w:sz w:val="14"/>
+        </w:rPr>
+        <w:t>Note 105: Негативные временные периоды или отклонения следует использовать для указания временных периодов или отклонений, предшествующих определенному текущему времени.</w:t>
+      </w:r>
+    </w:p>
+    <w:p>
+      <w:r>
+        <w:rPr>
+          <w:rFonts w:ascii="Verdana" w:hAnsi="Verdana"/>
+          <w:i/>
+          <w:sz w:val="14"/>
+        </w:rPr>
+        <w:t>Note 110: Увеличение широты с севера на юг следует выражать отрицательными значениями.</w:t>
+      </w:r>
+    </w:p>
+    <w:p>
+      <w:r>
+        <w:rPr>
+          <w:rFonts w:ascii="Verdana" w:hAnsi="Verdana"/>
+          <w:i/>
+          <w:sz w:val="14"/>
+        </w:rPr>
+        <w:t>Note 115: Длина данных пикселя может быть изменена с помощью дескриптора 2 01 YYY.</w:t>
+      </w:r>
+    </w:p>
+    <w:p>
+      <w:r>
+        <w:rPr>
+          <w:rFonts w:ascii="Verdana" w:hAnsi="Verdana"/>
+          <w:i/>
+          <w:sz w:val="14"/>
+        </w:rPr>
+        <w:t>Note 121: Некоторые указания ожидаемой точности могут в неявной форме содержаться в ряде элементов данного класса.</w:t>
+      </w:r>
+    </w:p>
+    <w:p>
+      <w:r>
+        <w:rPr>
+          <w:rFonts w:ascii="Verdana" w:hAnsi="Verdana"/>
+          <w:i/>
+          <w:sz w:val="14"/>
+        </w:rPr>
+        <w:t>Note 122: Южную широту следует выражать отрицательными значениями.</w:t>
+      </w:r>
+    </w:p>
+    <w:p>
+      <w:r>
+        <w:rPr>
+          <w:rFonts w:ascii="Verdana" w:hAnsi="Verdana"/>
+          <w:i/>
+          <w:sz w:val="14"/>
+        </w:rPr>
+        <w:t>Note 123: Для компонент v, направленных с юга на север, следует выделять положительные значения.</w:t>
+      </w:r>
+    </w:p>
+    <w:p>
+      <w:r>
+        <w:rPr>
+          <w:rFonts w:ascii="Verdana" w:hAnsi="Verdana"/>
+          <w:i/>
+          <w:sz w:val="14"/>
+        </w:rPr>
+        <w:t>Note 126: Направление приземного ветра, измеренное на станции в пределах 1° от Северного полюса или в пределах 1° от Южного полюса, следует сообщать таким образом, чтобы азимутальный круг был выровнен с нулем прибора, соответствуя 0° по Гринвичскому меридиану.</w:t>
+      </w:r>
+    </w:p>
+    <w:p>
+      <w:r>
+        <w:rPr>
+          <w:rFonts w:ascii="Verdana" w:hAnsi="Verdana"/>
+          <w:i/>
+          <w:sz w:val="14"/>
+        </w:rPr>
+        <w:t>Note 140: Размер элемента изображения на горизонтали — 1 приводится в положении, где масштабный коэффициент карты равен единице.</w:t>
+      </w:r>
+    </w:p>
+    <w:p>
+      <w:r>
+        <w:rPr>
+          <w:rFonts w:ascii="Verdana" w:hAnsi="Verdana"/>
+          <w:i/>
+          <w:sz w:val="14"/>
+        </w:rPr>
+        <w:t>Note 141: Размер элемента изображения на горизонтали — 2 указывается в положении, где масштабный коэффициент карты равен единице.</w:t>
+      </w:r>
+    </w:p>
+    <w:p>
+      <w:r>
+        <w:rPr>
+          <w:rFonts w:ascii="Verdana" w:hAnsi="Verdana"/>
+          <w:i/>
+          <w:sz w:val="14"/>
+        </w:rPr>
+        <w:t>Note 145: Значение временных периодов или отклонений может быть указано с использованием значений времени в коде, соответствующем табличной ссылке 0 08 021.</w:t>
+      </w:r>
+    </w:p>
+    <w:p>
+      <w:r>
+        <w:rPr>
+          <w:rFonts w:ascii="Verdana" w:hAnsi="Verdana"/>
+          <w:i/>
+          <w:sz w:val="14"/>
+        </w:rPr>
+        <w:t>Note 149: При использовании с прогнозируемыми величинами временное местоположение должно указывать время исходного состояния или начала для прогностического периода; при использовании с множеством средних прогностических значений временное местоположение должно указывать исходное состояние или начало первого прогноза, по которому получены множественные средние.</w:t>
+      </w:r>
+    </w:p>
+    <w:p>
+      <w:r>
+        <w:rPr>
+          <w:rFonts w:ascii="Verdana" w:hAnsi="Verdana"/>
+          <w:i/>
+          <w:sz w:val="14"/>
+        </w:rPr>
+        <w:t>Note 155: В данный класс могут также войти элементы, относящиеся к процедурам наблюдений.</w:t>
+      </w:r>
+    </w:p>
+    <w:p>
+      <w:r>
+        <w:rPr>
+          <w:rFonts w:ascii="Verdana" w:hAnsi="Verdana"/>
+          <w:i/>
+          <w:sz w:val="14"/>
+        </w:rPr>
+        <w:t>Note 156: Данный класс должен содержать элементы описания приборов, используемых для получения сообщаемых метеорологических элементов.</w:t>
+      </w:r>
+    </w:p>
+    <w:p>
+      <w:r>
+        <w:rPr>
+          <w:rFonts w:ascii="Verdana" w:hAnsi="Verdana"/>
+          <w:i/>
+          <w:sz w:val="14"/>
+        </w:rPr>
+        <w:t>Note 158: Прежде чем использовать временные периоды или отклонения и временные инкременты, необходимо определить исходное временное местоположение, за которым, по мере необходимости, следует определение значимости времени.</w:t>
+      </w:r>
+    </w:p>
+    <w:p>
+      <w:r>
+        <w:rPr>
+          <w:rFonts w:ascii="Verdana" w:hAnsi="Verdana"/>
+          <w:i/>
+          <w:sz w:val="14"/>
+        </w:rPr>
+        <w:t>Note 160: Уходящей радиации следует присваивать отрицательные значения.</w:t>
+      </w:r>
+    </w:p>
+    <w:p>
+      <w:r>
+        <w:rPr>
+          <w:rFonts w:ascii="Verdana" w:hAnsi="Verdana"/>
+          <w:i/>
+          <w:sz w:val="14"/>
+        </w:rPr>
+        <w:t>Note 161: Для компонент w, направленных вверх, следует выделять положительные значения с единицами измерения в м·с-1.</w:t>
+      </w:r>
+    </w:p>
+    <w:p>
+      <w:r>
+        <w:rPr>
+          <w:rFonts w:ascii="Verdana" w:hAnsi="Verdana"/>
+          <w:i/>
+          <w:sz w:val="14"/>
+        </w:rPr>
+        <w:t>Note 162: Пригодные диапазоны, использованные выше: 1011–1019 Бк для выбросов; 10-2–107 Бк и 10-2–107 мЗв для концентраций и доз.</w:t>
+      </w:r>
+    </w:p>
+    <w:p>
+      <w:r>
+        <w:rPr>
+          <w:rFonts w:ascii="Verdana" w:hAnsi="Verdana"/>
+          <w:i/>
+          <w:sz w:val="14"/>
+        </w:rPr>
+        <w:t>Note 163: Величины широты и приращений широты ограничены диапазоном от –90 до +90 градусов.</w:t>
+      </w:r>
+    </w:p>
+    <w:p>
+      <w:r>
+        <w:rPr>
+          <w:rFonts w:ascii="Verdana" w:hAnsi="Verdana"/>
+          <w:i/>
+          <w:sz w:val="14"/>
+        </w:rPr>
+        <w:t>Note 164: Величины долготы ограничены диапазоном от –180 до +180 градусов.</w:t>
+      </w:r>
+    </w:p>
+    <w:p>
+      <w:r>
+        <w:rPr>
+          <w:rFonts w:ascii="Verdana" w:hAnsi="Verdana"/>
+          <w:i/>
+          <w:sz w:val="14"/>
+        </w:rPr>
+        <w:t>Note 165: Вертикальные элементы и давление следует использовать для определения значений этих элементов независимо от элемента или переменной, означающей вертикальную координату.</w:t>
+      </w:r>
+    </w:p>
+    <w:p>
+      <w:r>
+        <w:rPr>
+          <w:rFonts w:ascii="Verdana" w:hAnsi="Verdana"/>
+          <w:i/>
+          <w:sz w:val="14"/>
+        </w:rPr>
+        <w:t>Note 166: Западная долгота выражается отрицательными величинами.</w:t>
+      </w:r>
+    </w:p>
+    <w:p>
+      <w:r>
+        <w:rPr>
+          <w:rFonts w:ascii="Verdana" w:hAnsi="Verdana"/>
+          <w:i/>
+          <w:sz w:val="14"/>
+        </w:rPr>
+        <w:t>Note 167: Для компонент u, направленных с запада на восток, следует выделять положительные значения.</w:t>
+      </w:r>
+    </w:p>
+    <w:p>
+      <w:r>
+        <w:rPr>
+          <w:rFonts w:ascii="Verdana" w:hAnsi="Verdana"/>
+          <w:i/>
+          <w:sz w:val="14"/>
+        </w:rPr>
+        <w:t>Note 176: Там, где в колонку «НАЗВАНИЕ ЭЛЕМЕНТА» вводится выражение «на указанной высоте и за указанный период», соответствующее вертикальное местоположение должно быть определено с использованием дескрипторов из класса 07 совместно с соответствующим периодом с использованием дескрипторов из класса 04.</w:t>
+      </w:r>
+    </w:p>
+    <w:p>
+      <w:r>
+        <w:rPr>
+          <w:rFonts w:ascii="Verdana" w:hAnsi="Verdana"/>
+          <w:i/>
+          <w:sz w:val="14"/>
+        </w:rPr>
+        <w:t>Note 178: Там, где величины суммируются или усредняются (например, за временной период), общее число значений, из которых получается сумма или среднее значение, может быть представлено с использованием ссылки 0 08 022.</w:t>
+      </w:r>
+    </w:p>
+    <w:p>
+      <w:r>
+        <w:rPr>
+          <w:rFonts w:ascii="Verdana" w:hAnsi="Verdana"/>
+          <w:i/>
+          <w:sz w:val="14"/>
+        </w:rPr>
+        <w:t>Note 179: Стандарты ветровых данных: Скорость Направление; Наблюдение отсутствует Отсутствует Отсутствует; Штиль 0 0; Обычное наблюдение &gt;0 1°–360°; Только скорость &gt;0 Отсутствует; Только направление Отсутствует 1°–360°; «Слабый и переменный» &gt;0 0</w:t>
+      </w:r>
+    </w:p>
+    <w:p>
+      <w:r>
+        <w:rPr>
+          <w:rFonts w:ascii="Verdana" w:hAnsi="Verdana"/>
+          <w:i/>
+          <w:sz w:val="14"/>
+        </w:rPr>
+        <w:t>Note 180: Стандарты сообщения о ветровых волнах и волнении: Наблюдения Скорость Направление; Нет наблюдений Отсутствует Отсутствует; Штиль 0 0; Обычное наблюдение &gt;0 1–360; Только скорость &gt;0 Отсутствует; Только направление Отсутствует 1–360; «Легкий и переменный» &gt;0 0</w:t>
+      </w:r>
+    </w:p>
     <w:sectPr>
       <w:pgSz w:w="16838" w:h="11906" w:orient="landscape"/>
       <w:pgMar w:top="850" w:right="850" w:bottom="850" w:left="850" w:header="720" w:footer="720" w:gutter="0"/>

--- a/docx/ru/BUFRCREX_TableB_ru_00.docx
+++ b/docx/ru/BUFRCREX_TableB_ru_00.docx
@@ -4874,357 +4874,7 @@
           <w:i/>
           <w:sz w:val="14"/>
         </w:rPr>
-        <w:t>Note 23: Значение осадков –0,1 кг·м-2 до масштабирования (–1 после масштабирования или в коде CREX) должно указывать на «следы» осадков (не поддающиеся измерению, менее 0,05 кг·м-2).</w:t>
-      </w:r>
-    </w:p>
-    <w:p>
-      <w:r>
-        <w:rPr>
-          <w:rFonts w:ascii="Verdana" w:hAnsi="Verdana"/>
-          <w:i/>
-          <w:sz w:val="14"/>
-        </w:rPr>
-        <w:t>Note 25: Ранее определенное значение может быть отменено путем передачи «отсутствующего значения» из соответствующей кодовой таблицы или таблицы флагов.</w:t>
-      </w:r>
-    </w:p>
-    <w:p>
-      <w:r>
-        <w:rPr>
-          <w:rFonts w:ascii="Verdana" w:hAnsi="Verdana"/>
-          <w:i/>
-          <w:sz w:val="14"/>
-        </w:rPr>
-        <w:t>Note 27: Все время дается во Всемирном скоординированном времени (ВСВ), если не предусмотрено иного.</w:t>
-      </w:r>
-    </w:p>
-    <w:p>
-      <w:r>
-        <w:rPr>
-          <w:rFonts w:ascii="Verdana" w:hAnsi="Verdana"/>
-          <w:i/>
-          <w:sz w:val="14"/>
-        </w:rPr>
-        <w:t>Note 32: Пеленг или азимут следует использовать только для установленного местоположения и не должен переопределять это местоположение.</w:t>
-      </w:r>
-    </w:p>
-    <w:p>
-      <w:r>
-        <w:rPr>
-          <w:rFonts w:ascii="Verdana" w:hAnsi="Verdana"/>
-          <w:i/>
-          <w:sz w:val="14"/>
-        </w:rPr>
-        <w:t>Note 62: Расстояние следует использовать только для установленного местоположения, а также пеленга, азимута или превышения; оно не должно переопределять это местоположение.</w:t>
-      </w:r>
-    </w:p>
-    <w:p>
-      <w:r>
-        <w:rPr>
-          <w:rFonts w:ascii="Verdana" w:hAnsi="Verdana"/>
-          <w:i/>
-          <w:sz w:val="14"/>
-        </w:rPr>
-        <w:t>Note 63: Приходящей радиации следует присваивать положительные значения.</w:t>
-      </w:r>
-    </w:p>
-    <w:p>
-      <w:r>
-        <w:rPr>
-          <w:rFonts w:ascii="Verdana" w:hAnsi="Verdana"/>
-          <w:i/>
-          <w:sz w:val="14"/>
-        </w:rPr>
-        <w:t>Note 64: Для компонент w, направленных вниз, следует выделять положительные значения с единицами измерения в Па·с-1.</w:t>
-      </w:r>
-    </w:p>
-    <w:p>
-      <w:r>
-        <w:rPr>
-          <w:rFonts w:ascii="Verdana" w:hAnsi="Verdana"/>
-          <w:i/>
-          <w:sz w:val="14"/>
-        </w:rPr>
-        <w:t>Note 66: Увеличение широты с востока на запад следует выражать отрицательным значением.</w:t>
-      </w:r>
-    </w:p>
-    <w:p>
-      <w:r>
-        <w:rPr>
-          <w:rFonts w:ascii="Verdana" w:hAnsi="Verdana"/>
-          <w:i/>
-          <w:sz w:val="14"/>
-        </w:rPr>
         <w:t>Note 75: Для дескрипторов кода CREX F = B, а не 0.</w:t>
-      </w:r>
-    </w:p>
-    <w:p>
-      <w:r>
-        <w:rPr>
-          <w:rFonts w:ascii="Verdana" w:hAnsi="Verdana"/>
-          <w:i/>
-          <w:sz w:val="14"/>
-        </w:rPr>
-        <w:t>Note 92: Для однозначного различения случаев отсутствия данных и насыщенных пикселей, n-битовые данные об изображении следует кодировать, используя длину данных n+1. Когда такого дескриптора еще нет в классе 30, дескриптор оператора 2 01 YYY следует использовать для изменения длины данных существующей позиции, по мере необходимости.</w:t>
-      </w:r>
-    </w:p>
-    <w:p>
-      <w:r>
-        <w:rPr>
-          <w:rFonts w:ascii="Verdana" w:hAnsi="Verdana"/>
-          <w:i/>
-          <w:sz w:val="14"/>
-        </w:rPr>
-        <w:t>Note 105: Негативные временные периоды или отклонения следует использовать для указания временных периодов или отклонений, предшествующих определенному текущему времени.</w:t>
-      </w:r>
-    </w:p>
-    <w:p>
-      <w:r>
-        <w:rPr>
-          <w:rFonts w:ascii="Verdana" w:hAnsi="Verdana"/>
-          <w:i/>
-          <w:sz w:val="14"/>
-        </w:rPr>
-        <w:t>Note 110: Увеличение широты с севера на юг следует выражать отрицательными значениями.</w:t>
-      </w:r>
-    </w:p>
-    <w:p>
-      <w:r>
-        <w:rPr>
-          <w:rFonts w:ascii="Verdana" w:hAnsi="Verdana"/>
-          <w:i/>
-          <w:sz w:val="14"/>
-        </w:rPr>
-        <w:t>Note 115: Длина данных пикселя может быть изменена с помощью дескриптора 2 01 YYY.</w:t>
-      </w:r>
-    </w:p>
-    <w:p>
-      <w:r>
-        <w:rPr>
-          <w:rFonts w:ascii="Verdana" w:hAnsi="Verdana"/>
-          <w:i/>
-          <w:sz w:val="14"/>
-        </w:rPr>
-        <w:t>Note 121: Некоторые указания ожидаемой точности могут в неявной форме содержаться в ряде элементов данного класса.</w:t>
-      </w:r>
-    </w:p>
-    <w:p>
-      <w:r>
-        <w:rPr>
-          <w:rFonts w:ascii="Verdana" w:hAnsi="Verdana"/>
-          <w:i/>
-          <w:sz w:val="14"/>
-        </w:rPr>
-        <w:t>Note 122: Южную широту следует выражать отрицательными значениями.</w:t>
-      </w:r>
-    </w:p>
-    <w:p>
-      <w:r>
-        <w:rPr>
-          <w:rFonts w:ascii="Verdana" w:hAnsi="Verdana"/>
-          <w:i/>
-          <w:sz w:val="14"/>
-        </w:rPr>
-        <w:t>Note 123: Для компонент v, направленных с юга на север, следует выделять положительные значения.</w:t>
-      </w:r>
-    </w:p>
-    <w:p>
-      <w:r>
-        <w:rPr>
-          <w:rFonts w:ascii="Verdana" w:hAnsi="Verdana"/>
-          <w:i/>
-          <w:sz w:val="14"/>
-        </w:rPr>
-        <w:t>Note 126: Направление приземного ветра, измеренное на станции в пределах 1° от Северного полюса или в пределах 1° от Южного полюса, следует сообщать таким образом, чтобы азимутальный круг был выровнен с нулем прибора, соответствуя 0° по Гринвичскому меридиану.</w:t>
-      </w:r>
-    </w:p>
-    <w:p>
-      <w:r>
-        <w:rPr>
-          <w:rFonts w:ascii="Verdana" w:hAnsi="Verdana"/>
-          <w:i/>
-          <w:sz w:val="14"/>
-        </w:rPr>
-        <w:t>Note 140: Размер элемента изображения на горизонтали — 1 приводится в положении, где масштабный коэффициент карты равен единице.</w:t>
-      </w:r>
-    </w:p>
-    <w:p>
-      <w:r>
-        <w:rPr>
-          <w:rFonts w:ascii="Verdana" w:hAnsi="Verdana"/>
-          <w:i/>
-          <w:sz w:val="14"/>
-        </w:rPr>
-        <w:t>Note 141: Размер элемента изображения на горизонтали — 2 указывается в положении, где масштабный коэффициент карты равен единице.</w:t>
-      </w:r>
-    </w:p>
-    <w:p>
-      <w:r>
-        <w:rPr>
-          <w:rFonts w:ascii="Verdana" w:hAnsi="Verdana"/>
-          <w:i/>
-          <w:sz w:val="14"/>
-        </w:rPr>
-        <w:t>Note 145: Значение временных периодов или отклонений может быть указано с использованием значений времени в коде, соответствующем табличной ссылке 0 08 021.</w:t>
-      </w:r>
-    </w:p>
-    <w:p>
-      <w:r>
-        <w:rPr>
-          <w:rFonts w:ascii="Verdana" w:hAnsi="Verdana"/>
-          <w:i/>
-          <w:sz w:val="14"/>
-        </w:rPr>
-        <w:t>Note 149: При использовании с прогнозируемыми величинами временное местоположение должно указывать время исходного состояния или начала для прогностического периода; при использовании с множеством средних прогностических значений временное местоположение должно указывать исходное состояние или начало первого прогноза, по которому получены множественные средние.</w:t>
-      </w:r>
-    </w:p>
-    <w:p>
-      <w:r>
-        <w:rPr>
-          <w:rFonts w:ascii="Verdana" w:hAnsi="Verdana"/>
-          <w:i/>
-          <w:sz w:val="14"/>
-        </w:rPr>
-        <w:t>Note 155: В данный класс могут также войти элементы, относящиеся к процедурам наблюдений.</w:t>
-      </w:r>
-    </w:p>
-    <w:p>
-      <w:r>
-        <w:rPr>
-          <w:rFonts w:ascii="Verdana" w:hAnsi="Verdana"/>
-          <w:i/>
-          <w:sz w:val="14"/>
-        </w:rPr>
-        <w:t>Note 156: Данный класс должен содержать элементы описания приборов, используемых для получения сообщаемых метеорологических элементов.</w:t>
-      </w:r>
-    </w:p>
-    <w:p>
-      <w:r>
-        <w:rPr>
-          <w:rFonts w:ascii="Verdana" w:hAnsi="Verdana"/>
-          <w:i/>
-          <w:sz w:val="14"/>
-        </w:rPr>
-        <w:t>Note 158: Прежде чем использовать временные периоды или отклонения и временные инкременты, необходимо определить исходное временное местоположение, за которым, по мере необходимости, следует определение значимости времени.</w:t>
-      </w:r>
-    </w:p>
-    <w:p>
-      <w:r>
-        <w:rPr>
-          <w:rFonts w:ascii="Verdana" w:hAnsi="Verdana"/>
-          <w:i/>
-          <w:sz w:val="14"/>
-        </w:rPr>
-        <w:t>Note 160: Уходящей радиации следует присваивать отрицательные значения.</w:t>
-      </w:r>
-    </w:p>
-    <w:p>
-      <w:r>
-        <w:rPr>
-          <w:rFonts w:ascii="Verdana" w:hAnsi="Verdana"/>
-          <w:i/>
-          <w:sz w:val="14"/>
-        </w:rPr>
-        <w:t>Note 161: Для компонент w, направленных вверх, следует выделять положительные значения с единицами измерения в м·с-1.</w:t>
-      </w:r>
-    </w:p>
-    <w:p>
-      <w:r>
-        <w:rPr>
-          <w:rFonts w:ascii="Verdana" w:hAnsi="Verdana"/>
-          <w:i/>
-          <w:sz w:val="14"/>
-        </w:rPr>
-        <w:t>Note 162: Пригодные диапазоны, использованные выше: 1011–1019 Бк для выбросов; 10-2–107 Бк и 10-2–107 мЗв для концентраций и доз.</w:t>
-      </w:r>
-    </w:p>
-    <w:p>
-      <w:r>
-        <w:rPr>
-          <w:rFonts w:ascii="Verdana" w:hAnsi="Verdana"/>
-          <w:i/>
-          <w:sz w:val="14"/>
-        </w:rPr>
-        <w:t>Note 163: Величины широты и приращений широты ограничены диапазоном от –90 до +90 градусов.</w:t>
-      </w:r>
-    </w:p>
-    <w:p>
-      <w:r>
-        <w:rPr>
-          <w:rFonts w:ascii="Verdana" w:hAnsi="Verdana"/>
-          <w:i/>
-          <w:sz w:val="14"/>
-        </w:rPr>
-        <w:t>Note 164: Величины долготы ограничены диапазоном от –180 до +180 градусов.</w:t>
-      </w:r>
-    </w:p>
-    <w:p>
-      <w:r>
-        <w:rPr>
-          <w:rFonts w:ascii="Verdana" w:hAnsi="Verdana"/>
-          <w:i/>
-          <w:sz w:val="14"/>
-        </w:rPr>
-        <w:t>Note 165: Вертикальные элементы и давление следует использовать для определения значений этих элементов независимо от элемента или переменной, означающей вертикальную координату.</w:t>
-      </w:r>
-    </w:p>
-    <w:p>
-      <w:r>
-        <w:rPr>
-          <w:rFonts w:ascii="Verdana" w:hAnsi="Verdana"/>
-          <w:i/>
-          <w:sz w:val="14"/>
-        </w:rPr>
-        <w:t>Note 166: Западная долгота выражается отрицательными величинами.</w:t>
-      </w:r>
-    </w:p>
-    <w:p>
-      <w:r>
-        <w:rPr>
-          <w:rFonts w:ascii="Verdana" w:hAnsi="Verdana"/>
-          <w:i/>
-          <w:sz w:val="14"/>
-        </w:rPr>
-        <w:t>Note 167: Для компонент u, направленных с запада на восток, следует выделять положительные значения.</w:t>
-      </w:r>
-    </w:p>
-    <w:p>
-      <w:r>
-        <w:rPr>
-          <w:rFonts w:ascii="Verdana" w:hAnsi="Verdana"/>
-          <w:i/>
-          <w:sz w:val="14"/>
-        </w:rPr>
-        <w:t>Note 176: Там, где в колонку «НАЗВАНИЕ ЭЛЕМЕНТА» вводится выражение «на указанной высоте и за указанный период», соответствующее вертикальное местоположение должно быть определено с использованием дескрипторов из класса 07 совместно с соответствующим периодом с использованием дескрипторов из класса 04.</w:t>
-      </w:r>
-    </w:p>
-    <w:p>
-      <w:r>
-        <w:rPr>
-          <w:rFonts w:ascii="Verdana" w:hAnsi="Verdana"/>
-          <w:i/>
-          <w:sz w:val="14"/>
-        </w:rPr>
-        <w:t>Note 178: Там, где величины суммируются или усредняются (например, за временной период), общее число значений, из которых получается сумма или среднее значение, может быть представлено с использованием ссылки 0 08 022.</w:t>
-      </w:r>
-    </w:p>
-    <w:p>
-      <w:r>
-        <w:rPr>
-          <w:rFonts w:ascii="Verdana" w:hAnsi="Verdana"/>
-          <w:i/>
-          <w:sz w:val="14"/>
-        </w:rPr>
-        <w:t>Note 179: Стандарты ветровых данных: Скорость Направление; Наблюдение отсутствует Отсутствует Отсутствует; Штиль 0 0; Обычное наблюдение &gt;0 1°–360°; Только скорость &gt;0 Отсутствует; Только направление Отсутствует 1°–360°; «Слабый и переменный» &gt;0 0</w:t>
-      </w:r>
-    </w:p>
-    <w:p>
-      <w:r>
-        <w:rPr>
-          <w:rFonts w:ascii="Verdana" w:hAnsi="Verdana"/>
-          <w:i/>
-          <w:sz w:val="14"/>
-        </w:rPr>
-        <w:t>Note 180: Стандарты сообщения о ветровых волнах и волнении: Наблюдения Скорость Направление; Нет наблюдений Отсутствует Отсутствует; Штиль 0 0; Обычное наблюдение &gt;0 1–360; Только скорость &gt;0 Отсутствует; Только направление Отсутствует 1–360; «Легкий и переменный» &gt;0 0</w:t>
       </w:r>
     </w:p>
     <w:sectPr>
